--- a/sessoes/sessao-04/Worksheet_S04_Word_Oficios.docx
+++ b/sessoes/sessao-04/Worksheet_S04_Word_Oficios.docx
@@ -1138,13 +1138,13 @@
       </w:r>
     </w:p>
     <w:bookmarkEnd w:id="15"/>
-    <w:bookmarkStart w:id="16" w:name="Xda85fbf774fae6dbd6f25d04c50963d57f06745"/>
+    <w:bookmarkStart w:id="16" w:name="Xdcc6abf8c71f5a4ad4607ac14f3d46d9f860775"/>
     <w:p>
       <w:pPr>
         <w:pStyle w:val="Heading3"/>
       </w:pPr>
       <w:r>
-        <w:t xml:space="preserve">Os 7 princípios do Manual de Linguagem Clara (AMA, 2019)</w:t>
+        <w:t xml:space="preserve">Princípios universais de linguagem clara (alinhados com o trabalho do LabX/AMA)</w:t>
       </w:r>
     </w:p>
     <w:p>
@@ -1674,7 +1674,7 @@
               <w:pStyle w:val="Compact"/>
             </w:pPr>
             <w:r>
-              <w:t xml:space="preserve">Manual de Linguagem Clara</w:t>
+              <w:t xml:space="preserve">LabX/AMA — Oficinas de Simplificação da Linguagem</w:t>
             </w:r>
           </w:p>
         </w:tc>
@@ -1685,7 +1685,7 @@
               <w:pStyle w:val="Compact"/>
             </w:pPr>
             <w:r>
-              <w:t xml:space="preserve">AMA (2019)</w:t>
+              <w:t xml:space="preserve">metodologia</w:t>
             </w:r>
           </w:p>
         </w:tc>
@@ -1696,7 +1696,7 @@
               <w:pStyle w:val="Compact"/>
             </w:pPr>
             <w:r>
-              <w:t xml:space="preserve">Guia oficial para administração pública portuguesa</w:t>
+              <w:t xml:space="preserve">Iniciativa do laboratório de inovação da AMA para simplificar linguagem em serviços públicos</w:t>
             </w:r>
           </w:p>
         </w:tc>
@@ -5360,7 +5360,7 @@
         </w:numPr>
       </w:pPr>
       <w:r>
-        <w:t xml:space="preserve">□ Sei aplicar os 7 princípios da AMA na avaliação do output.</w:t>
+        <w:t xml:space="preserve">□ Sei aplicar os 7 princípios universais de linguagem clara na avaliação do output.</w:t>
       </w:r>
     </w:p>
     <w:p>

--- a/sessoes/sessao-04/Worksheet_S04_Word_Oficios.docx
+++ b/sessoes/sessao-04/Worksheet_S04_Word_Oficios.docx
@@ -610,7 +610,7 @@
         <w:pStyle w:val="FirstParagraph"/>
       </w:pPr>
       <w:r>
-        <w:t xml:space="preserve">O formador pede ao Copilot um resumo executivo do</w:t>
+        <w:t xml:space="preserve">Vais ver o Copilot a gerar em directo um resumo executivo do</w:t>
       </w:r>
       <w:r>
         <w:t xml:space="preserve"> </w:t>
@@ -687,7 +687,7 @@
         <w:pStyle w:val="FirstParagraph"/>
       </w:pPr>
       <w:r>
-        <w:t xml:space="preserve">O formador pede ao Copilot que reformule o</w:t>
+        <w:t xml:space="preserve">Vais ver o Copilot a reformular o</w:t>
       </w:r>
       <w:r>
         <w:t xml:space="preserve"> </w:t>
@@ -805,7 +805,7 @@
         <w:pStyle w:val="FirstParagraph"/>
       </w:pPr>
       <w:r>
-        <w:t xml:space="preserve">O formador mostra três sinais de output problemático que devias detetar</w:t>
+        <w:t xml:space="preserve">Vão ser mostrados três sinais de output problemático que deves detetar</w:t>
       </w:r>
       <w:r>
         <w:t xml:space="preserve"> </w:t>

--- a/sessoes/sessao-04/Worksheet_S04_Word_Oficios.docx
+++ b/sessoes/sessao-04/Worksheet_S04_Word_Oficios.docx
@@ -58,7 +58,7 @@
         <w:t xml:space="preserve"> </w:t>
       </w:r>
       <w:r>
-        <w:t xml:space="preserve">2h (95 min úteis) ·</w:t>
+        <w:t xml:space="preserve">2h (87 min obrigatórios + 13 min opcionais) ·</w:t>
       </w:r>
       <w:r>
         <w:t xml:space="preserve"> </w:t>
@@ -468,13 +468,13 @@
       </w:r>
     </w:p>
     <w:bookmarkEnd w:id="9"/>
-    <w:bookmarkStart w:id="10" w:name="Xb5c6de2be4b69ea6f923d2435c5f1867fe1727f"/>
+    <w:bookmarkStart w:id="10" w:name="X30a3c742160852f7a92c73b056209c0eabbd584"/>
     <w:p>
       <w:pPr>
         <w:pStyle w:val="Heading2"/>
       </w:pPr>
       <w:r>
-        <w:t xml:space="preserve">Bloco 2 — Régua do Semáforo desta sessão (5 min) · OBRIGATÓRIO EM AULA</w:t>
+        <w:t xml:space="preserve">Bloco 2 — Matriz Semáforo desta sessão (5 min) · OBRIGATÓRIO EM AULA</w:t>
       </w:r>
     </w:p>
     <w:p>
@@ -602,7 +602,7 @@
         <w:rPr>
           <w:rStyle w:val="VerbatimChar"/>
         </w:rPr>
-        <w:t xml:space="preserve">  individuais identificáveis (esses tocam VERMELHO da Régua)</w:t>
+        <w:t xml:space="preserve">  individuais identificáveis (esses tocam VERMELHO da Matriz)</w:t>
       </w:r>
       <w:r>
         <w:br/>
@@ -806,13 +806,13 @@
           <w:b/>
           <w:bCs/>
         </w:rPr>
-        <w:t xml:space="preserve">resolveu a ambiguidade</w:t>
-      </w:r>
-      <w:r>
-        <w:t xml:space="preserve"> </w:t>
-      </w:r>
-      <w:r>
-        <w:t xml:space="preserve">entre os 8 anos e 20 anos? (Se resolveu, é problema — porque o parecer original é deliberadamente ambíguo.) ____________________________</w:t>
+        <w:t xml:space="preserve">decidiu</w:t>
+      </w:r>
+      <w:r>
+        <w:t xml:space="preserve"> </w:t>
+      </w:r>
+      <w:r>
+        <w:t xml:space="preserve">se a dívida está prescrita — a questão do acordo de 2020 (suspensão limitada ao cumprimento, ou prolongada até hoje)? (Se decidiu, é problema — o parecer deixa-a deliberadamente em aberto.) ____________________________</w:t>
       </w:r>
     </w:p>
     <w:p>
@@ -886,7 +886,7 @@
         <w:pStyle w:val="FirstParagraph"/>
       </w:pPr>
       <w:r>
-        <w:t xml:space="preserve">Vão ser mostrados quatro sinais de output problemático que deves detetar</w:t>
+        <w:t xml:space="preserve">Na S03 viste a checklist de validação de pesquisas — fontes inexistentes, datas erradas e exemplos inventados são variantes do mesmo fenómeno. Hoje o catálogo especializa-se para documentos: cinco sinais a detetar</w:t>
       </w:r>
       <w:r>
         <w:t xml:space="preserve"> </w:t>
@@ -1092,6 +1092,41 @@
       </w:r>
       <w:r>
         <w:t xml:space="preserve">para cada artigo citado, verifica se tem números (n.º 1, 2, 3...). Se o regulamento tem subníveis e o resumo só cita o "art. 3.º" sem dizer "n.º X", está a omitir.</w:t>
+      </w:r>
+    </w:p>
+    <w:p>
+      <w:pPr>
+        <w:pStyle w:val="Compact"/>
+        <w:numPr>
+          <w:ilvl w:val="0"/>
+          <w:numId w:val="1006"/>
+        </w:numPr>
+      </w:pPr>
+      <w:r>
+        <w:rPr>
+          <w:b/>
+          <w:bCs/>
+        </w:rPr>
+        <w:t xml:space="preserve">Sycophancy (bajulação)</w:t>
+      </w:r>
+      <w:r>
+        <w:t xml:space="preserve"> </w:t>
+      </w:r>
+      <w:r>
+        <w:t xml:space="preserve">— o output espelha o ângulo de quem perguntou: se enviesares a pergunta, viesas a resposta. Mitigação rápida: pedir</w:t>
+      </w:r>
+      <w:r>
+        <w:t xml:space="preserve"> </w:t>
+      </w:r>
+      <w:r>
+        <w:rPr>
+          <w:i/>
+          <w:iCs/>
+        </w:rPr>
+        <w:t xml:space="preserve">"registo neutro institucional"</w:t>
+      </w:r>
+      <w:r>
+        <w:t xml:space="preserve">. É o tema central da S05. ____________________________</w:t>
       </w:r>
     </w:p>
     <w:p>
@@ -1201,7 +1236,7 @@
         <w:pStyle w:val="Compact"/>
         <w:numPr>
           <w:ilvl w:val="0"/>
-          <w:numId w:val="1006"/>
+          <w:numId w:val="1007"/>
         </w:numPr>
       </w:pPr>
       <w:r>
@@ -1229,7 +1264,7 @@
         <w:pStyle w:val="Compact"/>
         <w:numPr>
           <w:ilvl w:val="0"/>
-          <w:numId w:val="1006"/>
+          <w:numId w:val="1007"/>
         </w:numPr>
       </w:pPr>
       <w:r>
@@ -1251,7 +1286,7 @@
         <w:pStyle w:val="Compact"/>
         <w:numPr>
           <w:ilvl w:val="0"/>
-          <w:numId w:val="1006"/>
+          <w:numId w:val="1007"/>
         </w:numPr>
       </w:pPr>
       <w:r>
@@ -1273,7 +1308,7 @@
         <w:pStyle w:val="Compact"/>
         <w:numPr>
           <w:ilvl w:val="0"/>
-          <w:numId w:val="1006"/>
+          <w:numId w:val="1007"/>
         </w:numPr>
       </w:pPr>
       <w:r>
@@ -1295,7 +1330,7 @@
         <w:pStyle w:val="Compact"/>
         <w:numPr>
           <w:ilvl w:val="0"/>
-          <w:numId w:val="1006"/>
+          <w:numId w:val="1007"/>
         </w:numPr>
       </w:pPr>
       <w:r>
@@ -1317,7 +1352,7 @@
         <w:pStyle w:val="Compact"/>
         <w:numPr>
           <w:ilvl w:val="0"/>
-          <w:numId w:val="1006"/>
+          <w:numId w:val="1007"/>
         </w:numPr>
       </w:pPr>
       <w:r>
@@ -1339,7 +1374,7 @@
         <w:pStyle w:val="Compact"/>
         <w:numPr>
           <w:ilvl w:val="0"/>
-          <w:numId w:val="1006"/>
+          <w:numId w:val="1007"/>
         </w:numPr>
       </w:pPr>
       <w:r>
@@ -1379,7 +1414,7 @@
         <w:pStyle w:val="Compact"/>
         <w:numPr>
           <w:ilvl w:val="0"/>
-          <w:numId w:val="1007"/>
+          <w:numId w:val="1008"/>
         </w:numPr>
       </w:pPr>
       <w:r>
@@ -1401,7 +1436,7 @@
         <w:pStyle w:val="Compact"/>
         <w:numPr>
           <w:ilvl w:val="0"/>
-          <w:numId w:val="1007"/>
+          <w:numId w:val="1008"/>
         </w:numPr>
       </w:pPr>
       <w:r>
@@ -1423,7 +1458,7 @@
         <w:pStyle w:val="Compact"/>
         <w:numPr>
           <w:ilvl w:val="0"/>
-          <w:numId w:val="1007"/>
+          <w:numId w:val="1008"/>
         </w:numPr>
       </w:pPr>
       <w:r>
@@ -1437,7 +1472,7 @@
         <w:t xml:space="preserve"> </w:t>
       </w:r>
       <w:r>
-        <w:t xml:space="preserve">(em ofícios e notificações) — linguagem clara obrigatória, sob pena de o ato ser deficitariamente fundamentado</w:t>
+        <w:t xml:space="preserve">(em ofícios e notificações) — linguagem clara recomendada: se a fundamentação do ato for obscura ou insuficiente, equivale a falta de fundamentação (art. 153.º, n.º 2, CPA)</w:t>
       </w:r>
     </w:p>
     <w:p>
@@ -1729,7 +1764,7 @@
         <w:pStyle w:val="Compact"/>
         <w:numPr>
           <w:ilvl w:val="0"/>
-          <w:numId w:val="1008"/>
+          <w:numId w:val="1009"/>
         </w:numPr>
       </w:pPr>
       <w:r>
@@ -1741,7 +1776,7 @@
         <w:pStyle w:val="Compact"/>
         <w:numPr>
           <w:ilvl w:val="0"/>
-          <w:numId w:val="1008"/>
+          <w:numId w:val="1009"/>
         </w:numPr>
       </w:pPr>
       <w:r>
@@ -1769,7 +1804,7 @@
         <w:pStyle w:val="Compact"/>
         <w:numPr>
           <w:ilvl w:val="0"/>
-          <w:numId w:val="1008"/>
+          <w:numId w:val="1009"/>
         </w:numPr>
       </w:pPr>
       <w:r>
@@ -1797,7 +1832,7 @@
         <w:pStyle w:val="Compact"/>
         <w:numPr>
           <w:ilvl w:val="0"/>
-          <w:numId w:val="1008"/>
+          <w:numId w:val="1009"/>
         </w:numPr>
       </w:pPr>
       <w:r>
@@ -1819,7 +1854,7 @@
         <w:pStyle w:val="Compact"/>
         <w:numPr>
           <w:ilvl w:val="0"/>
-          <w:numId w:val="1009"/>
+          <w:numId w:val="1010"/>
         </w:numPr>
       </w:pPr>
       <w:r>
@@ -1831,7 +1866,7 @@
         <w:pStyle w:val="Compact"/>
         <w:numPr>
           <w:ilvl w:val="0"/>
-          <w:numId w:val="1009"/>
+          <w:numId w:val="1010"/>
         </w:numPr>
       </w:pPr>
       <w:r>
@@ -1843,7 +1878,7 @@
         <w:pStyle w:val="Compact"/>
         <w:numPr>
           <w:ilvl w:val="0"/>
-          <w:numId w:val="1009"/>
+          <w:numId w:val="1010"/>
         </w:numPr>
       </w:pPr>
       <w:r>
@@ -1855,7 +1890,7 @@
         <w:pStyle w:val="Compact"/>
         <w:numPr>
           <w:ilvl w:val="0"/>
-          <w:numId w:val="1009"/>
+          <w:numId w:val="1010"/>
         </w:numPr>
       </w:pPr>
       <w:r>
@@ -1871,13 +1906,13 @@
     </w:p>
     <w:bookmarkEnd w:id="21"/>
     <w:bookmarkEnd w:id="22"/>
-    <w:bookmarkStart w:id="27" w:name="X503a3da7df14bd8cad4d04d4daff8d980477430"/>
+    <w:bookmarkStart w:id="27" w:name="X7fe0554213597847cfe1cd0e1b051c747af9571"/>
     <w:p>
       <w:pPr>
         <w:pStyle w:val="Heading2"/>
       </w:pPr>
       <w:r>
-        <w:t xml:space="preserve">Bloco 4.5 — Como funciona o Copilot aqui (5 min · técnico) · AVANÇADO / OPCIONAL</w:t>
+        <w:t xml:space="preserve">Bloco 4.5 — Porque é que o Copilot se comporta assim (5 min · auto-estudo) · OPCIONAL</w:t>
       </w:r>
     </w:p>
     <w:p>
@@ -1889,23 +1924,23 @@
           <w:b/>
           <w:bCs/>
         </w:rPr>
-        <w:t xml:space="preserve">Esta secção é técnica.</w:t>
-      </w:r>
-      <w:r>
-        <w:t xml:space="preserve"> </w:t>
-      </w:r>
-      <w:r>
-        <w:t xml:space="preserve">Pode ser saltada por quem só queira a parte prática — mas explica os limites operacionais que vais encontrar e por que o Copilot se comporta assim.</w:t>
-      </w:r>
-      <w:r>
-        <w:t xml:space="preserve"> </w:t>
-      </w:r>
-      <w:r>
-        <w:rPr>
-          <w:b/>
-          <w:bCs/>
-        </w:rPr>
-        <w:t xml:space="preserve">Quem perceber isto, prompted melhor.</w:t>
+        <w:t xml:space="preserve">Secção de contexto, não de prática.</w:t>
+      </w:r>
+      <w:r>
+        <w:t xml:space="preserve"> </w:t>
+      </w:r>
+      <w:r>
+        <w:t xml:space="preserve">Pode ser saltada por quem só queira a parte prática — mas explica os limites operacionais que vais encontrar.</w:t>
+      </w:r>
+      <w:r>
+        <w:t xml:space="preserve"> </w:t>
+      </w:r>
+      <w:r>
+        <w:rPr>
+          <w:b/>
+          <w:bCs/>
+        </w:rPr>
+        <w:t xml:space="preserve">Quem perceber isto, faz prompts melhores.</w:t>
       </w:r>
     </w:p>
     <w:bookmarkStart w:id="23" w:name="o-rag-sobre-o-tenant-institucional"/>
@@ -1958,7 +1993,7 @@
         <w:pStyle w:val="Compact"/>
         <w:numPr>
           <w:ilvl w:val="0"/>
-          <w:numId w:val="1010"/>
+          <w:numId w:val="1011"/>
         </w:numPr>
       </w:pPr>
       <w:r>
@@ -1986,7 +2021,7 @@
         <w:pStyle w:val="Compact"/>
         <w:numPr>
           <w:ilvl w:val="0"/>
-          <w:numId w:val="1010"/>
+          <w:numId w:val="1011"/>
         </w:numPr>
       </w:pPr>
       <w:r>
@@ -2014,7 +2049,7 @@
         <w:pStyle w:val="Compact"/>
         <w:numPr>
           <w:ilvl w:val="0"/>
-          <w:numId w:val="1010"/>
+          <w:numId w:val="1011"/>
         </w:numPr>
       </w:pPr>
       <w:r>
@@ -2054,7 +2089,7 @@
         <w:pStyle w:val="Compact"/>
         <w:numPr>
           <w:ilvl w:val="0"/>
-          <w:numId w:val="1011"/>
+          <w:numId w:val="1012"/>
         </w:numPr>
       </w:pPr>
       <w:r>
@@ -2098,7 +2133,7 @@
         <w:pStyle w:val="Compact"/>
         <w:numPr>
           <w:ilvl w:val="0"/>
-          <w:numId w:val="1011"/>
+          <w:numId w:val="1012"/>
         </w:numPr>
       </w:pPr>
       <w:r>
@@ -2142,7 +2177,7 @@
         <w:pStyle w:val="Compact"/>
         <w:numPr>
           <w:ilvl w:val="0"/>
-          <w:numId w:val="1011"/>
+          <w:numId w:val="1012"/>
         </w:numPr>
       </w:pPr>
       <w:r>
@@ -2204,7 +2239,7 @@
         <w:pStyle w:val="Compact"/>
         <w:numPr>
           <w:ilvl w:val="0"/>
-          <w:numId w:val="1012"/>
+          <w:numId w:val="1013"/>
         </w:numPr>
       </w:pPr>
       <w:r>
@@ -2218,7 +2253,7 @@
         <w:t xml:space="preserve"> </w:t>
       </w:r>
       <w:r>
-        <w:t xml:space="preserve">~64 000 tokens (~50-60 páginas A4 de texto puro).</w:t>
+        <w:t xml:space="preserve">há um limite ao texto que o Copilot considera por interação — a Microsoft não publica números, e o limite varia com o modelo subjacente.</w:t>
       </w:r>
     </w:p>
     <w:p>
@@ -2226,21 +2261,18 @@
         <w:pStyle w:val="Compact"/>
         <w:numPr>
           <w:ilvl w:val="0"/>
-          <w:numId w:val="1012"/>
-        </w:numPr>
-      </w:pPr>
-      <w:r>
-        <w:rPr>
-          <w:b/>
-          <w:bCs/>
-        </w:rPr>
-        <w:t xml:space="preserve">Resposta gerada:</w:t>
-      </w:r>
-      <w:r>
-        <w:t xml:space="preserve"> </w:t>
-      </w:r>
-      <w:r>
-        <w:t xml:space="preserve">~8 000 tokens (~10-12 páginas).</w:t>
+          <w:numId w:val="1013"/>
+        </w:numPr>
+      </w:pPr>
+      <w:r>
+        <w:rPr>
+          <w:b/>
+          <w:bCs/>
+        </w:rPr>
+        <w:t xml:space="preserve">Em documentos longos</w:t>
+      </w:r>
+      <w:r>
+        <w:t xml:space="preserve">, o Copilot tende a dar mais peso a certas partes e a omitir outras sem aviso.</w:t>
       </w:r>
     </w:p>
     <w:p>
@@ -2260,7 +2292,7 @@
         <w:pStyle w:val="Compact"/>
         <w:numPr>
           <w:ilvl w:val="0"/>
-          <w:numId w:val="1013"/>
+          <w:numId w:val="1014"/>
         </w:numPr>
       </w:pPr>
       <w:r>
@@ -2280,7 +2312,7 @@
         <w:t xml:space="preserve"> </w:t>
       </w:r>
       <w:r>
-        <w:t xml:space="preserve">(&gt;50 páginas) o Copilot pode</w:t>
+        <w:t xml:space="preserve">o Copilot pode</w:t>
       </w:r>
       <w:r>
         <w:t xml:space="preserve"> </w:t>
@@ -2296,7 +2328,7 @@
         <w:t xml:space="preserve"> </w:t>
       </w:r>
       <w:r>
-        <w:t xml:space="preserve">o documento sem te avisar — sumariza com base apenas no início, omitindo capítulos finais.</w:t>
+        <w:t xml:space="preserve">o documento sem te avisar — sumariza com base apenas em parte do texto, omitindo capítulos. Boa prática: dividir por capítulos e sumarizar parte a parte (é também a recomendação oficial da Microsoft).</w:t>
       </w:r>
     </w:p>
     <w:p>
@@ -2304,7 +2336,7 @@
         <w:pStyle w:val="Compact"/>
         <w:numPr>
           <w:ilvl w:val="0"/>
-          <w:numId w:val="1013"/>
+          <w:numId w:val="1014"/>
         </w:numPr>
       </w:pPr>
       <w:r>
@@ -2345,7 +2377,7 @@
         <w:pStyle w:val="Compact"/>
         <w:numPr>
           <w:ilvl w:val="0"/>
-          <w:numId w:val="1013"/>
+          <w:numId w:val="1014"/>
         </w:numPr>
       </w:pPr>
       <w:r>
@@ -2433,7 +2465,7 @@
         <w:pStyle w:val="Compact"/>
         <w:numPr>
           <w:ilvl w:val="0"/>
-          <w:numId w:val="1014"/>
+          <w:numId w:val="1015"/>
         </w:numPr>
       </w:pPr>
       <w:r>
@@ -2455,7 +2487,7 @@
         <w:pStyle w:val="Compact"/>
         <w:numPr>
           <w:ilvl w:val="0"/>
-          <w:numId w:val="1014"/>
+          <w:numId w:val="1015"/>
         </w:numPr>
       </w:pPr>
       <w:r>
@@ -2491,7 +2523,20 @@
         <w:t xml:space="preserve"> </w:t>
       </w:r>
       <w:r>
-        <w:t xml:space="preserve">e compara — divergências entre as 3 revelam pontos onde o Copilot está a "adivinhar" em vez de extrair.</w:t>
+        <w:t xml:space="preserve">e compara — divergências entre as 3 revelam pontos onde o Copilot está a "adivinhar" em vez de extrair. (Na literatura, esta técnica chama-se</w:t>
+      </w:r>
+      <w:r>
+        <w:t xml:space="preserve"> </w:t>
+      </w:r>
+      <w:r>
+        <w:rPr>
+          <w:i/>
+          <w:iCs/>
+        </w:rPr>
+        <w:t xml:space="preserve">self-consistency</w:t>
+      </w:r>
+      <w:r>
+        <w:t xml:space="preserve">.)</w:t>
       </w:r>
     </w:p>
     <w:bookmarkEnd w:id="25"/>
@@ -2509,7 +2554,7 @@
         <w:pStyle w:val="Compact"/>
         <w:numPr>
           <w:ilvl w:val="0"/>
-          <w:numId w:val="1015"/>
+          <w:numId w:val="1016"/>
         </w:numPr>
       </w:pPr>
       <w:r>
@@ -2543,7 +2588,7 @@
         <w:pStyle w:val="Compact"/>
         <w:numPr>
           <w:ilvl w:val="0"/>
-          <w:numId w:val="1015"/>
+          <w:numId w:val="1016"/>
         </w:numPr>
       </w:pPr>
       <w:r>
@@ -2565,7 +2610,7 @@
         <w:pStyle w:val="Compact"/>
         <w:numPr>
           <w:ilvl w:val="0"/>
-          <w:numId w:val="1015"/>
+          <w:numId w:val="1016"/>
         </w:numPr>
       </w:pPr>
       <w:r>
@@ -2649,7 +2694,7 @@
         <w:pStyle w:val="Compact"/>
         <w:numPr>
           <w:ilvl w:val="0"/>
-          <w:numId w:val="1015"/>
+          <w:numId w:val="1016"/>
         </w:numPr>
       </w:pPr>
       <w:r>
@@ -3119,7 +3164,7 @@
         <w:pStyle w:val="Compact"/>
         <w:numPr>
           <w:ilvl w:val="0"/>
-          <w:numId w:val="1016"/>
+          <w:numId w:val="1017"/>
         </w:numPr>
       </w:pPr>
       <w:r>
@@ -3147,7 +3192,7 @@
         <w:pStyle w:val="Compact"/>
         <w:numPr>
           <w:ilvl w:val="0"/>
-          <w:numId w:val="1016"/>
+          <w:numId w:val="1017"/>
         </w:numPr>
       </w:pPr>
       <w:r>
@@ -3159,7 +3204,7 @@
         <w:pStyle w:val="Compact"/>
         <w:numPr>
           <w:ilvl w:val="0"/>
-          <w:numId w:val="1016"/>
+          <w:numId w:val="1017"/>
         </w:numPr>
       </w:pPr>
       <w:r>
@@ -3187,7 +3232,7 @@
         <w:pStyle w:val="Compact"/>
         <w:numPr>
           <w:ilvl w:val="0"/>
-          <w:numId w:val="1016"/>
+          <w:numId w:val="1017"/>
         </w:numPr>
       </w:pPr>
       <w:r>
@@ -3246,6 +3291,24 @@
         <w:pStyle w:val="BodyText"/>
       </w:pPr>
       <w:r>
+        <w:rPr>
+          <w:b/>
+          <w:bCs/>
+        </w:rPr>
+        <w:t xml:space="preserve">Primeiro, o duelo:</w:t>
+      </w:r>
+      <w:r>
+        <w:t xml:space="preserve"> </w:t>
+      </w:r>
+      <w:r>
+        <w:t xml:space="preserve">3 minutos à mão — relê o regulamento e anota as ambiguidades que encontrares. Guarda a lista; vais compará-la já a seguir.</w:t>
+      </w:r>
+    </w:p>
+    <w:p>
+      <w:pPr>
+        <w:pStyle w:val="BodyText"/>
+      </w:pPr>
+      <w:r>
         <w:t xml:space="preserve">A maioria das pessoas pede ao Copilot</w:t>
       </w:r>
       <w:r>
@@ -3288,7 +3351,47 @@
         <w:t xml:space="preserve">pagar o que custa</w:t>
       </w:r>
       <w:r>
-        <w:t xml:space="preserve">:</w:t>
+        <w:t xml:space="preserve">.</w:t>
+      </w:r>
+    </w:p>
+    <w:p>
+      <w:pPr>
+        <w:pStyle w:val="BodyText"/>
+      </w:pPr>
+      <w:r>
+        <w:t xml:space="preserve">⚠</w:t>
+      </w:r>
+      <w:r>
+        <w:t xml:space="preserve"> </w:t>
+      </w:r>
+      <w:r>
+        <w:rPr>
+          <w:b/>
+          <w:bCs/>
+        </w:rPr>
+        <w:t xml:space="preserve">Importante:</w:t>
+      </w:r>
+      <w:r>
+        <w:t xml:space="preserve"> </w:t>
+      </w:r>
+      <w:r>
+        <w:t xml:space="preserve">corre este follow-up</w:t>
+      </w:r>
+      <w:r>
+        <w:t xml:space="preserve"> </w:t>
+      </w:r>
+      <w:r>
+        <w:rPr>
+          <w:b/>
+          <w:bCs/>
+        </w:rPr>
+        <w:t xml:space="preserve">na mesma conversa</w:t>
+      </w:r>
+      <w:r>
+        <w:t xml:space="preserve"> </w:t>
+      </w:r>
+      <w:r>
+        <w:t xml:space="preserve">do Passo 2 — sem licença, numa conversa nova o Copilot já não tem o texto do DOC-A (se retomares em casa, volta a colar o DOC-A primeiro):</w:t>
       </w:r>
     </w:p>
     <w:p>
@@ -3674,7 +3777,7 @@
         <w:pStyle w:val="Compact"/>
         <w:numPr>
           <w:ilvl w:val="0"/>
-          <w:numId w:val="1017"/>
+          <w:numId w:val="1018"/>
         </w:numPr>
       </w:pPr>
       <w:r>
@@ -3702,7 +3805,7 @@
         <w:pStyle w:val="Compact"/>
         <w:numPr>
           <w:ilvl w:val="0"/>
-          <w:numId w:val="1017"/>
+          <w:numId w:val="1018"/>
         </w:numPr>
       </w:pPr>
       <w:r>
@@ -3750,6 +3853,44 @@
     </w:p>
     <w:p>
       <w:pPr>
+        <w:pStyle w:val="Compact"/>
+        <w:numPr>
+          <w:ilvl w:val="0"/>
+          <w:numId w:val="1018"/>
+        </w:numPr>
+      </w:pPr>
+      <w:r>
+        <w:t xml:space="preserve">□ Compara com a tua lista do duelo: quantas apanhaste</w:t>
+      </w:r>
+      <w:r>
+        <w:t xml:space="preserve"> </w:t>
+      </w:r>
+      <w:r>
+        <w:rPr>
+          <w:b/>
+          <w:bCs/>
+        </w:rPr>
+        <w:t xml:space="preserve">tu</w:t>
+      </w:r>
+      <w:r>
+        <w:t xml:space="preserve"> </w:t>
+      </w:r>
+      <w:r>
+        <w:t xml:space="preserve">que ele não viu?</w:t>
+      </w:r>
+      <w:r>
+        <w:t xml:space="preserve"> </w:t>
+      </w:r>
+      <w:r>
+        <w:rPr>
+          <w:i/>
+          <w:iCs/>
+        </w:rPr>
+        <w:t xml:space="preserve">(Há uma falha jurídica — ligada ao estatuto do trabalhador-estudante — que o Copilot quase nunca deteta sozinho.)</w:t>
+      </w:r>
+    </w:p>
+    <w:p>
+      <w:pPr>
         <w:pStyle w:val="FirstParagraph"/>
       </w:pPr>
       <w:r>
@@ -3781,7 +3922,7 @@
         <w:pStyle w:val="Compact"/>
         <w:numPr>
           <w:ilvl w:val="0"/>
-          <w:numId w:val="1018"/>
+          <w:numId w:val="1019"/>
         </w:numPr>
       </w:pPr>
       <w:r>
@@ -3793,7 +3934,7 @@
         <w:pStyle w:val="Compact"/>
         <w:numPr>
           <w:ilvl w:val="0"/>
-          <w:numId w:val="1018"/>
+          <w:numId w:val="1019"/>
         </w:numPr>
       </w:pPr>
       <w:r>
@@ -3821,7 +3962,7 @@
         <w:pStyle w:val="Compact"/>
         <w:numPr>
           <w:ilvl w:val="0"/>
-          <w:numId w:val="1018"/>
+          <w:numId w:val="1019"/>
         </w:numPr>
       </w:pPr>
       <w:r>
@@ -3949,7 +4090,7 @@
         <w:pStyle w:val="Compact"/>
         <w:numPr>
           <w:ilvl w:val="0"/>
-          <w:numId w:val="1020"/>
+          <w:numId w:val="1021"/>
         </w:numPr>
       </w:pPr>
       <w:r>
@@ -3977,7 +4118,7 @@
         <w:pStyle w:val="Compact"/>
         <w:numPr>
           <w:ilvl w:val="0"/>
-          <w:numId w:val="1020"/>
+          <w:numId w:val="1021"/>
         </w:numPr>
       </w:pPr>
       <w:r>
@@ -3989,7 +4130,7 @@
         <w:pStyle w:val="Compact"/>
         <w:numPr>
           <w:ilvl w:val="0"/>
-          <w:numId w:val="1020"/>
+          <w:numId w:val="1021"/>
         </w:numPr>
       </w:pPr>
       <w:r>
@@ -4014,7 +4155,7 @@
         <w:pStyle w:val="Compact"/>
         <w:numPr>
           <w:ilvl w:val="0"/>
-          <w:numId w:val="1020"/>
+          <w:numId w:val="1021"/>
         </w:numPr>
       </w:pPr>
       <w:r>
@@ -4154,43 +4295,36 @@
           <w:b/>
           <w:bCs/>
         </w:rPr>
-        <w:t xml:space="preserve">Etapas de verificação.</w:t>
-      </w:r>
-      <w:r>
-        <w:t xml:space="preserve"> </w:t>
-      </w:r>
-      <w:r>
-        <w:t xml:space="preserve">Para tarefas com risco de erro de raciocínio, peça etapas verificáveis explícitas em vez de "pensa em voz alta":</w:t>
-      </w:r>
-    </w:p>
-    <w:p>
-      <w:pPr>
-        <w:pStyle w:val="BlockText"/>
-      </w:pPr>
+        <w:t xml:space="preserve">Etapas de verificação</w:t>
+      </w:r>
+      <w:r>
+        <w:t xml:space="preserve"> </w:t>
+      </w:r>
+      <w:r>
+        <w:t xml:space="preserve">(</w:t>
+      </w:r>
       <w:r>
         <w:rPr>
           <w:i/>
           <w:iCs/>
         </w:rPr>
-        <w:t xml:space="preserve">"Antes de produzir o resumo final, apresenta uma estrutura de verificação: (1) lista os capítulos do regulamento; (2) identifica os artigos com efeito prático; (3) indica quais serão incluídos no resumo; (4) só depois produz o resumo final."</w:t>
-      </w:r>
-    </w:p>
-    <w:p>
-      <w:pPr>
-        <w:pStyle w:val="FirstParagraph"/>
-      </w:pPr>
-      <w:r>
-        <w:rPr>
-          <w:b/>
-          <w:bCs/>
-        </w:rPr>
-        <w:t xml:space="preserve">Output structuring.</w:t>
-      </w:r>
-      <w:r>
-        <w:t xml:space="preserve"> </w:t>
-      </w:r>
-      <w:r>
-        <w:t xml:space="preserve">Pede formato exato:</w:t>
+        <w:t xml:space="preserve">chain-of-verification</w:t>
+      </w:r>
+      <w:r>
+        <w:t xml:space="preserve">)</w:t>
+      </w:r>
+      <w:r>
+        <w:rPr>
+          <w:b/>
+          <w:bCs/>
+        </w:rPr>
+        <w:t xml:space="preserve">.</w:t>
+      </w:r>
+      <w:r>
+        <w:t xml:space="preserve"> </w:t>
+      </w:r>
+      <w:r>
+        <w:t xml:space="preserve">Para tarefas com risco de erro de raciocínio, pede etapas verificáveis explícitas em vez de "pensa em voz alta":</w:t>
       </w:r>
     </w:p>
     <w:p>
@@ -4202,7 +4336,7 @@
           <w:i/>
           <w:iCs/>
         </w:rPr>
-        <w:t xml:space="preserve">"Devolve em Markdown: H2 para o resumo, lista numerada para os bullets, citação no formato 'art. X.º n.º Y (capítulo Z)'."</w:t>
+        <w:t xml:space="preserve">"Antes de produzir o resumo final, apresenta uma estrutura de verificação: (1) lista os capítulos do regulamento; (2) identifica os artigos com efeito prático; (3) indica quais serão incluídos no resumo; (4) só depois produz o resumo final."</w:t>
       </w:r>
     </w:p>
     <w:p>
@@ -4214,13 +4348,13 @@
           <w:b/>
           <w:bCs/>
         </w:rPr>
-        <w:t xml:space="preserve">Inverse prompting.</w:t>
-      </w:r>
-      <w:r>
-        <w:t xml:space="preserve"> </w:t>
-      </w:r>
-      <w:r>
-        <w:t xml:space="preserve">Para detetar omissões:</w:t>
+        <w:t xml:space="preserve">Output structuring.</w:t>
+      </w:r>
+      <w:r>
+        <w:t xml:space="preserve"> </w:t>
+      </w:r>
+      <w:r>
+        <w:t xml:space="preserve">Pede formato exato:</w:t>
       </w:r>
     </w:p>
     <w:p>
@@ -4232,6 +4366,62 @@
           <w:i/>
           <w:iCs/>
         </w:rPr>
+        <w:t xml:space="preserve">"Devolve em Markdown: H2 para o resumo, lista numerada para os bullets, citação no formato 'art. X.º n.º Y (capítulo Z)'."</w:t>
+      </w:r>
+    </w:p>
+    <w:p>
+      <w:pPr>
+        <w:pStyle w:val="FirstParagraph"/>
+      </w:pPr>
+      <w:r>
+        <w:rPr>
+          <w:b/>
+          <w:bCs/>
+        </w:rPr>
+        <w:t xml:space="preserve">Auditoria de omissões</w:t>
+      </w:r>
+      <w:r>
+        <w:t xml:space="preserve"> </w:t>
+      </w:r>
+      <w:r>
+        <w:t xml:space="preserve">(por vezes chamada</w:t>
+      </w:r>
+      <w:r>
+        <w:t xml:space="preserve"> </w:t>
+      </w:r>
+      <w:r>
+        <w:rPr>
+          <w:i/>
+          <w:iCs/>
+        </w:rPr>
+        <w:t xml:space="preserve">inverse prompting</w:t>
+      </w:r>
+      <w:r>
+        <w:t xml:space="preserve">)</w:t>
+      </w:r>
+      <w:r>
+        <w:rPr>
+          <w:b/>
+          <w:bCs/>
+        </w:rPr>
+        <w:t xml:space="preserve">.</w:t>
+      </w:r>
+      <w:r>
+        <w:t xml:space="preserve"> </w:t>
+      </w:r>
+      <w:r>
+        <w:t xml:space="preserve">Para detetar o que ficou de fora:</w:t>
+      </w:r>
+    </w:p>
+    <w:p>
+      <w:pPr>
+        <w:pStyle w:val="BlockText"/>
+      </w:pPr>
+      <w:r>
+        <w:rPr>
+          <w:i/>
+          <w:iCs/>
+        </w:rPr>
         <w:t xml:space="preserve">"Lê o regulamento original e o meu resumo abaixo. Diz-me o que ESTÁ no regulamento que NÃO está no meu resumo. Não me peças para mudar — só identifica."</w:t>
       </w:r>
     </w:p>
@@ -4256,7 +4446,7 @@
         <w:t xml:space="preserve"> </w:t>
       </w:r>
       <w:r>
-        <w:t xml:space="preserve">combina 2 destas técnicas com GCSE e a qualidade sobe 30-40%.</w:t>
+        <w:t xml:space="preserve">combina 2 destas técnicas com GCSE.</w:t>
       </w:r>
       <w:r>
         <w:t xml:space="preserve"> </w:t>
@@ -4272,7 +4462,7 @@
         <w:t xml:space="preserve"> </w:t>
       </w:r>
       <w:r>
-        <w:t xml:space="preserve">é o combo mais rentável para uso institucional.</w:t>
+        <w:t xml:space="preserve">é o combo que mais reduz retrabalho de revisão em documentos institucionais.</w:t>
       </w:r>
     </w:p>
     <w:p>
@@ -4284,13 +4474,13 @@
     </w:p>
     <w:bookmarkEnd w:id="36"/>
     <w:bookmarkEnd w:id="37"/>
-    <w:bookmarkStart w:id="48" w:name="X7b228c84e69cf74b41a5a55bf8cd4c54a7a4f2f"/>
+    <w:bookmarkStart w:id="48" w:name="X49addeae90588dd09f575cb703761d10ab71921"/>
     <w:p>
       <w:pPr>
         <w:pStyle w:val="Heading2"/>
       </w:pPr>
       <w:r>
-        <w:t xml:space="preserve">Bloco 6 — Aplicação livre (20 min) · Sub-A OBRIGATÓRIO EM AULA · Sub-B AVANÇADO / OPCIONAL</w:t>
+        <w:t xml:space="preserve">Bloco 6 — Aplicação livre (20 min: 12 Sub-A + 8 Sub-B) · Sub-A OBRIGATÓRIO EM AULA · Sub-B AVANÇADO / OPCIONAL</w:t>
       </w:r>
     </w:p>
     <w:p>
@@ -4401,10 +4591,10 @@
           <w:b/>
           <w:bCs/>
         </w:rPr>
-        <w:t xml:space="preserve">a ambiguidade entre os prazos de 8 e 20 anos não deve ser resolvida</w:t>
-      </w:r>
-      <w:r>
-        <w:t xml:space="preserve">, porque o parecer não a resolve. O resumo tem de honrar a complexidade.</w:t>
+        <w:t xml:space="preserve">a questão central não deve ser resolvida</w:t>
+      </w:r>
+      <w:r>
+        <w:t xml:space="preserve">: o acordo de pagamento de 2020 suspendeu o prazo de prescrição só enquanto foi cumprido, ou até hoje? O parecer deixa-a em aberto, e o resumo tem de honrar a complexidade.</w:t>
       </w:r>
     </w:p>
     <w:p>
@@ -4428,7 +4618,7 @@
         <w:t xml:space="preserve"> </w:t>
       </w:r>
       <w:r>
-        <w:t xml:space="preserve">(Régua aplicada): a tentação é fazer Copilot "decidir" qual prazo se aplica.</w:t>
+        <w:t xml:space="preserve">(Matriz aplicada): a tentação é fazer o Copilot "decidir" se a dívida está prescrita.</w:t>
       </w:r>
       <w:r>
         <w:t xml:space="preserve"> </w:t>
@@ -4685,7 +4875,7 @@
         <w:pStyle w:val="Compact"/>
         <w:numPr>
           <w:ilvl w:val="0"/>
-          <w:numId w:val="1021"/>
+          <w:numId w:val="1022"/>
         </w:numPr>
       </w:pPr>
       <w:r>
@@ -4723,7 +4913,7 @@
         <w:pStyle w:val="Compact"/>
         <w:numPr>
           <w:ilvl w:val="0"/>
-          <w:numId w:val="1021"/>
+          <w:numId w:val="1022"/>
         </w:numPr>
       </w:pPr>
       <w:r>
@@ -4761,7 +4951,7 @@
         <w:pStyle w:val="Compact"/>
         <w:numPr>
           <w:ilvl w:val="0"/>
-          <w:numId w:val="1021"/>
+          <w:numId w:val="1022"/>
         </w:numPr>
       </w:pPr>
       <w:r>
@@ -4846,7 +5036,7 @@
         <w:pStyle w:val="Compact"/>
         <w:numPr>
           <w:ilvl w:val="0"/>
-          <w:numId w:val="1022"/>
+          <w:numId w:val="1023"/>
         </w:numPr>
       </w:pPr>
       <w:r>
@@ -4868,15 +5058,15 @@
         <w:pStyle w:val="Compact"/>
         <w:numPr>
           <w:ilvl w:val="0"/>
-          <w:numId w:val="1022"/>
-        </w:numPr>
-      </w:pPr>
-      <w:r>
-        <w:rPr>
-          <w:b/>
-          <w:bCs/>
-        </w:rPr>
-        <w:t xml:space="preserve">Geração (em paralelo):</w:t>
+          <w:numId w:val="1023"/>
+        </w:numPr>
+      </w:pPr>
+      <w:r>
+        <w:rPr>
+          <w:b/>
+          <w:bCs/>
+        </w:rPr>
+        <w:t xml:space="preserve">Geração:</w:t>
       </w:r>
       <w:r>
         <w:t xml:space="preserve"> </w:t>
@@ -4906,7 +5096,7 @@
         <w:pStyle w:val="Compact"/>
         <w:numPr>
           <w:ilvl w:val="0"/>
-          <w:numId w:val="1022"/>
+          <w:numId w:val="1023"/>
         </w:numPr>
       </w:pPr>
       <w:r>
@@ -4937,6 +5127,120 @@
       </w:r>
       <w:r>
         <w:t xml:space="preserve">as 3 versões e identifique inconsistências.</w:t>
+      </w:r>
+    </w:p>
+    <w:p>
+      <w:pPr>
+        <w:pStyle w:val="FirstParagraph"/>
+      </w:pPr>
+      <w:r>
+        <w:t xml:space="preserve">Os três prompts, prontos a colar (sem licença: tudo na</w:t>
+      </w:r>
+      <w:r>
+        <w:t xml:space="preserve"> </w:t>
+      </w:r>
+      <w:r>
+        <w:rPr>
+          <w:b/>
+          <w:bCs/>
+        </w:rPr>
+        <w:t xml:space="preserve">mesma conversa</w:t>
+      </w:r>
+      <w:r>
+        <w:t xml:space="preserve"> </w:t>
+      </w:r>
+      <w:r>
+        <w:t xml:space="preserve">do Copilot Chat, com o DOC-A colado ou carregado no início — os passos correm sequencialmente e a matriz fica em contexto):</w:t>
+      </w:r>
+    </w:p>
+    <w:p>
+      <w:pPr>
+        <w:pStyle w:val="BlockText"/>
+      </w:pPr>
+      <w:r>
+        <w:rPr>
+          <w:b/>
+          <w:bCs/>
+        </w:rPr>
+        <w:t xml:space="preserve">Passo 1 — Extração:</w:t>
+      </w:r>
+      <w:r>
+        <w:t xml:space="preserve"> </w:t>
+      </w:r>
+      <w:r>
+        <w:rPr>
+          <w:i/>
+          <w:iCs/>
+        </w:rPr>
+        <w:t xml:space="preserve">Para o regulamento DOC-A, produz uma matriz com 3 colunas: (1) artigo + n.º; (2) tema; (3) audiência mais relevante — Executiva (E), Técnica (T) ou Alunos (A). Marca cada artigo com E/T/A consoante a relevância prevalecente.</w:t>
+      </w:r>
+    </w:p>
+    <w:p>
+      <w:pPr>
+        <w:pStyle w:val="BlockText"/>
+      </w:pPr>
+      <w:r>
+        <w:rPr>
+          <w:b/>
+          <w:bCs/>
+        </w:rPr>
+        <w:t xml:space="preserve">Passo 2 — Geração:</w:t>
+      </w:r>
+      <w:r>
+        <w:t xml:space="preserve"> </w:t>
+      </w:r>
+      <w:r>
+        <w:rPr>
+          <w:i/>
+          <w:iCs/>
+        </w:rPr>
+        <w:t xml:space="preserve">Usando a matriz do passo anterior, gera 3 versões do regulamento: versão executiva (≤250 palavras, para o Conselho Geral, foca os artigos E, tom institucional, sem jargão desnecessário); versão técnica (≤450 palavras, para os coordenadores, foca os artigos T, mantém a terminologia jurídica, cita artigos com n.º); versão para alunos (≤200 palavras, para a página oficial, foca os artigos A, voz ativa, sujeito explícito, frases curtas). Cada versão deve cobrir os mesmos factos críticos.</w:t>
+      </w:r>
+    </w:p>
+    <w:p>
+      <w:pPr>
+        <w:pStyle w:val="BlockText"/>
+      </w:pPr>
+      <w:r>
+        <w:rPr>
+          <w:b/>
+          <w:bCs/>
+        </w:rPr>
+        <w:t xml:space="preserve">Passo 3 — Validação cruzada:</w:t>
+      </w:r>
+      <w:r>
+        <w:t xml:space="preserve"> </w:t>
+      </w:r>
+      <w:r>
+        <w:rPr>
+          <w:i/>
+          <w:iCs/>
+        </w:rPr>
+        <w:t xml:space="preserve">Compara as 3 versões. Identifica: (a) artigos críticos presentes numas e ausentes noutras; (b) dados factuais (prazos, números, percentagens) que difiram entre versões — isso é inconsistência ou alucinação.</w:t>
+      </w:r>
+    </w:p>
+    <w:p>
+      <w:pPr>
+        <w:pStyle w:val="FirstParagraph"/>
+      </w:pPr>
+      <w:r>
+        <w:t xml:space="preserve">⚠ A comparação do passo 3 é só triagem: o mesmo modelo que gerou as versões pode confirmar os próprios erros, sobretudo os herdados da matriz do passo 1. A palavra final é do método CCC — e tua.</w:t>
+      </w:r>
+      <w:r>
+        <w:t xml:space="preserve"> </w:t>
+      </w:r>
+      <w:r>
+        <w:rPr>
+          <w:i/>
+          <w:iCs/>
+        </w:rPr>
+        <w:t xml:space="preserve">(Na literatura, esta técnica chama-se</w:t>
+      </w:r>
+      <w:r>
+        <w:t xml:space="preserve"> </w:t>
+      </w:r>
+      <w:r>
+        <w:t xml:space="preserve">prompt chaining*.)*</w:t>
       </w:r>
     </w:p>
     <w:bookmarkEnd w:id="43"/>
@@ -5100,7 +5404,7 @@
         <w:pStyle w:val="Compact"/>
         <w:numPr>
           <w:ilvl w:val="0"/>
-          <w:numId w:val="1023"/>
+          <w:numId w:val="1024"/>
         </w:numPr>
       </w:pPr>
       <w:r>
@@ -5112,7 +5416,7 @@
         <w:pStyle w:val="Compact"/>
         <w:numPr>
           <w:ilvl w:val="0"/>
-          <w:numId w:val="1023"/>
+          <w:numId w:val="1024"/>
         </w:numPr>
       </w:pPr>
       <w:r>
@@ -5124,7 +5428,7 @@
         <w:pStyle w:val="Compact"/>
         <w:numPr>
           <w:ilvl w:val="0"/>
-          <w:numId w:val="1023"/>
+          <w:numId w:val="1024"/>
         </w:numPr>
       </w:pPr>
       <w:r>
@@ -5136,7 +5440,7 @@
         <w:pStyle w:val="Compact"/>
         <w:numPr>
           <w:ilvl w:val="0"/>
-          <w:numId w:val="1023"/>
+          <w:numId w:val="1024"/>
         </w:numPr>
       </w:pPr>
       <w:r>
@@ -5177,7 +5481,35 @@
         <w:pStyle w:val="Compact"/>
         <w:numPr>
           <w:ilvl w:val="0"/>
-          <w:numId w:val="1023"/>
+          <w:numId w:val="1024"/>
+        </w:numPr>
+      </w:pPr>
+      <w:r>
+        <w:t xml:space="preserve">□ Sei aplicar o método</w:t>
+      </w:r>
+      <w:r>
+        <w:t xml:space="preserve"> </w:t>
+      </w:r>
+      <w:r>
+        <w:rPr>
+          <w:b/>
+          <w:bCs/>
+        </w:rPr>
+        <w:t xml:space="preserve">CCC — Cita, Confirma, Conta</w:t>
+      </w:r>
+      <w:r>
+        <w:t xml:space="preserve"> </w:t>
+      </w:r>
+      <w:r>
+        <w:t xml:space="preserve">para validar um resumo em 30 segundos.</w:t>
+      </w:r>
+    </w:p>
+    <w:p>
+      <w:pPr>
+        <w:pStyle w:val="Compact"/>
+        <w:numPr>
+          <w:ilvl w:val="0"/>
+          <w:numId w:val="1024"/>
         </w:numPr>
       </w:pPr>
       <w:r>
@@ -5189,7 +5521,7 @@
         <w:pStyle w:val="Compact"/>
         <w:numPr>
           <w:ilvl w:val="0"/>
-          <w:numId w:val="1023"/>
+          <w:numId w:val="1024"/>
         </w:numPr>
       </w:pPr>
       <w:r>
@@ -5209,7 +5541,17 @@
         <w:t xml:space="preserve"> </w:t>
       </w:r>
       <w:r>
-        <w:t xml:space="preserve">para além de GCSE (few-shot, constraint engineering, etapas de verificação, output structuring, inverse prompting).</w:t>
+        <w:t xml:space="preserve">para além de GCSE (few-shot, constraint engineering, etapas de verificação/</w:t>
+      </w:r>
+      <w:r>
+        <w:rPr>
+          <w:i/>
+          <w:iCs/>
+        </w:rPr>
+        <w:t xml:space="preserve">chain-of-verification</w:t>
+      </w:r>
+      <w:r>
+        <w:t xml:space="preserve">, output structuring, auditoria de omissões).</w:t>
       </w:r>
     </w:p>
     <w:p>
@@ -5217,7 +5559,7 @@
         <w:pStyle w:val="Compact"/>
         <w:numPr>
           <w:ilvl w:val="0"/>
-          <w:numId w:val="1023"/>
+          <w:numId w:val="1024"/>
         </w:numPr>
       </w:pPr>
       <w:r>
@@ -5268,6 +5610,19 @@
         <w:t xml:space="preserve">Resumir</w:t>
       </w:r>
       <w:r>
+        <w:t xml:space="preserve">,</w:t>
+      </w:r>
+      <w:r>
+        <w:t xml:space="preserve"> </w:t>
+      </w:r>
+      <w:r>
+        <w:rPr>
+          <w:b/>
+          <w:bCs/>
+        </w:rPr>
+        <w:t xml:space="preserve">Reformular</w:t>
+      </w:r>
+      <w:r>
         <w:t xml:space="preserve"> </w:t>
       </w:r>
       <w:r>
@@ -5281,7 +5636,7 @@
           <w:b/>
           <w:bCs/>
         </w:rPr>
-        <w:t xml:space="preserve">Reformular</w:t>
+        <w:t xml:space="preserve">Analisar</w:t>
       </w:r>
       <w:r>
         <w:t xml:space="preserve">), com nome e "quando usar".</w:t>
@@ -5349,7 +5704,7 @@
         <w:rPr>
           <w:rStyle w:val="VerbatimChar"/>
         </w:rPr>
-        <w:t xml:space="preserve">Cuidados: pedir explicitamente "não inventes artigos"; "responde em pt-pt".</w:t>
+        <w:t xml:space="preserve">Cuidados: pedir explicitamente "não inventes artigos"; "responde em pt-pt"; validar com o método CCC.</w:t>
       </w:r>
       <w:r>
         <w:br/>
@@ -5427,7 +5782,7 @@
         <w:rPr>
           <w:rStyle w:val="VerbatimChar"/>
         </w:rPr>
-        <w:t xml:space="preserve">PROMPT 3 — Validação cruzada (deteção de alucinação)</w:t>
+        <w:t xml:space="preserve">PROMPT 3 — Auditoria de omissões (categoria Analisar)</w:t>
       </w:r>
       <w:r>
         <w:br/>
@@ -5436,7 +5791,7 @@
         <w:rPr>
           <w:rStyle w:val="VerbatimChar"/>
         </w:rPr>
-        <w:t xml:space="preserve">Tarefa: ___________________________________________</w:t>
+        <w:t xml:space="preserve">Tarefa: comparar o original com o resumo e listar o que ficou de fora</w:t>
       </w:r>
       <w:r>
         <w:br/>
@@ -5507,7 +5862,7 @@
         <w:pStyle w:val="Compact"/>
         <w:numPr>
           <w:ilvl w:val="0"/>
-          <w:numId w:val="1024"/>
+          <w:numId w:val="1025"/>
         </w:numPr>
       </w:pPr>
       <w:r>
@@ -5554,7 +5909,7 @@
         <w:pStyle w:val="Compact"/>
         <w:numPr>
           <w:ilvl w:val="0"/>
-          <w:numId w:val="1025"/>
+          <w:numId w:val="1026"/>
         </w:numPr>
       </w:pPr>
       <w:r>
@@ -5601,7 +5956,7 @@
         <w:pStyle w:val="Compact"/>
         <w:numPr>
           <w:ilvl w:val="0"/>
-          <w:numId w:val="1026"/>
+          <w:numId w:val="1027"/>
         </w:numPr>
       </w:pPr>
       <w:r>
@@ -5616,6 +5971,16 @@
       </w:r>
       <w:r>
         <w:t xml:space="preserve">Descreve um método repetível (não "leio tudo outra vez", isso anula o ganho de tempo).</w:t>
+      </w:r>
+      <w:r>
+        <w:t xml:space="preserve"> </w:t>
+      </w:r>
+      <w:r>
+        <w:rPr>
+          <w:i/>
+          <w:iCs/>
+        </w:rPr>
+        <w:t xml:space="preserve">(Pista: tem três C.)</w:t>
       </w:r>
     </w:p>
     <w:p>
@@ -5640,6 +6005,101 @@
       </w:r>
     </w:p>
     <w:p>
+      <w:pPr>
+        <w:numPr>
+          <w:ilvl w:val="0"/>
+          <w:numId w:val="1028"/>
+        </w:numPr>
+      </w:pPr>
+      <w:r>
+        <w:rPr>
+          <w:b/>
+          <w:bCs/>
+        </w:rPr>
+        <w:t xml:space="preserve">Caso de fronteira — debate e votação.</w:t>
+      </w:r>
+      <w:r>
+        <w:t xml:space="preserve"> </w:t>
+      </w:r>
+      <w:r>
+        <w:t xml:space="preserve">A Helena recebe a reclamação de uma estudante — com dados de saúde e os nomes de três docentes — e tem de redigir o despacho de admissão e a notificação. Três posições possíveis:</w:t>
+      </w:r>
+    </w:p>
+    <w:p>
+      <w:pPr>
+        <w:numPr>
+          <w:ilvl w:val="0"/>
+          <w:numId w:val="1000"/>
+        </w:numPr>
+      </w:pPr>
+      <w:r>
+        <w:rPr>
+          <w:b/>
+          <w:bCs/>
+        </w:rPr>
+        <w:t xml:space="preserve">A.</w:t>
+      </w:r>
+      <w:r>
+        <w:t xml:space="preserve"> </w:t>
+      </w:r>
+      <w:r>
+        <w:t xml:space="preserve">"Não uso Copilot de todo — caso demasiado sensível."</w:t>
+      </w:r>
+    </w:p>
+    <w:p>
+      <w:pPr>
+        <w:numPr>
+          <w:ilvl w:val="0"/>
+          <w:numId w:val="1000"/>
+        </w:numPr>
+      </w:pPr>
+      <w:r>
+        <w:rPr>
+          <w:b/>
+          <w:bCs/>
+        </w:rPr>
+        <w:t xml:space="preserve">B.</w:t>
+      </w:r>
+      <w:r>
+        <w:t xml:space="preserve"> </w:t>
+      </w:r>
+      <w:r>
+        <w:t xml:space="preserve">"Uso Copilot só com inputs genéricos (estrutura do despacho, bases legais aplicáveis) — o conteúdo concreto é meu."</w:t>
+      </w:r>
+    </w:p>
+    <w:p>
+      <w:pPr>
+        <w:numPr>
+          <w:ilvl w:val="0"/>
+          <w:numId w:val="1000"/>
+        </w:numPr>
+      </w:pPr>
+      <w:r>
+        <w:rPr>
+          <w:b/>
+          <w:bCs/>
+        </w:rPr>
+        <w:t xml:space="preserve">C.</w:t>
+      </w:r>
+      <w:r>
+        <w:t xml:space="preserve"> </w:t>
+      </w:r>
+      <w:r>
+        <w:t xml:space="preserve">"Colo a reclamação completa para gerar um primeiro draft — depois reescrevo tudo."</w:t>
+      </w:r>
+    </w:p>
+    <w:p>
+      <w:pPr>
+        <w:numPr>
+          <w:ilvl w:val="0"/>
+          <w:numId w:val="1000"/>
+        </w:numPr>
+      </w:pPr>
+      <w:r>
+        <w:t xml:space="preserve">Vota A, B ou C no chat — discutimos a seguir. E regista aqui a tua justificação:</w:t>
+      </w:r>
+    </w:p>
+    <w:p>
       <w:r>
         <w:pict>
           <v:rect style="width:0;height:1.5pt" o:hralign="center" o:hrstd="t" o:hr="t"/>
@@ -5647,11 +6107,25 @@
       </w:r>
     </w:p>
     <w:p>
+      <w:r>
+        <w:pict>
+          <v:rect style="width:0;height:1.5pt" o:hralign="center" o:hrstd="t" o:hr="t"/>
+        </w:pict>
+      </w:r>
+    </w:p>
+    <w:p>
+      <w:r>
+        <w:pict>
+          <v:rect style="width:0;height:1.5pt" o:hralign="center" o:hrstd="t" o:hr="t"/>
+        </w:pict>
+      </w:r>
+    </w:p>
+    <w:p>
       <w:pPr>
         <w:pStyle w:val="Compact"/>
         <w:numPr>
           <w:ilvl w:val="0"/>
-          <w:numId w:val="1027"/>
+          <w:numId w:val="1029"/>
         </w:numPr>
       </w:pPr>
       <w:r>
@@ -6095,6 +6569,91 @@
       </w:pPr>
     </w:lvl>
   </w:abstractNum>
+  <w:abstractNum w:abstractNumId="99415">
+    <w:nsid w:val="00A99415"/>
+    <w:multiLevelType w:val="multilevel"/>
+    <w:lvl w:ilvl="0">
+      <w:start w:val="5"/>
+      <w:numFmt w:val="decimal"/>
+      <w:lvlText w:val="%1."/>
+      <w:lvlJc w:val="left"/>
+      <w:pPr>
+        <w:ind w:left="720" w:hanging="360"/>
+      </w:pPr>
+    </w:lvl>
+    <w:lvl w:ilvl="1">
+      <w:start w:val="5"/>
+      <w:numFmt w:val="decimal"/>
+      <w:lvlText w:val="%2."/>
+      <w:lvlJc w:val="left"/>
+      <w:pPr>
+        <w:ind w:left="1440" w:hanging="360"/>
+      </w:pPr>
+    </w:lvl>
+    <w:lvl w:ilvl="2">
+      <w:start w:val="5"/>
+      <w:numFmt w:val="decimal"/>
+      <w:lvlText w:val="%3."/>
+      <w:lvlJc w:val="left"/>
+      <w:pPr>
+        <w:ind w:left="2160" w:hanging="360"/>
+      </w:pPr>
+    </w:lvl>
+    <w:lvl w:ilvl="3">
+      <w:start w:val="5"/>
+      <w:numFmt w:val="decimal"/>
+      <w:lvlText w:val="%4."/>
+      <w:lvlJc w:val="left"/>
+      <w:pPr>
+        <w:ind w:left="2880" w:hanging="360"/>
+      </w:pPr>
+    </w:lvl>
+    <w:lvl w:ilvl="4">
+      <w:start w:val="5"/>
+      <w:numFmt w:val="decimal"/>
+      <w:lvlText w:val="%5."/>
+      <w:lvlJc w:val="left"/>
+      <w:pPr>
+        <w:ind w:left="3600" w:hanging="360"/>
+      </w:pPr>
+    </w:lvl>
+    <w:lvl w:ilvl="5">
+      <w:start w:val="5"/>
+      <w:numFmt w:val="decimal"/>
+      <w:lvlText w:val="%6."/>
+      <w:lvlJc w:val="left"/>
+      <w:pPr>
+        <w:ind w:left="4320" w:hanging="360"/>
+      </w:pPr>
+    </w:lvl>
+    <w:lvl w:ilvl="6">
+      <w:start w:val="5"/>
+      <w:numFmt w:val="decimal"/>
+      <w:lvlText w:val="%7."/>
+      <w:lvlJc w:val="left"/>
+      <w:pPr>
+        <w:ind w:left="5040" w:hanging="360"/>
+      </w:pPr>
+    </w:lvl>
+    <w:lvl w:ilvl="7">
+      <w:start w:val="5"/>
+      <w:numFmt w:val="decimal"/>
+      <w:lvlText w:val="%8."/>
+      <w:lvlJc w:val="left"/>
+      <w:pPr>
+        <w:ind w:left="5760" w:hanging="360"/>
+      </w:pPr>
+    </w:lvl>
+    <w:lvl w:ilvl="8">
+      <w:start w:val="5"/>
+      <w:numFmt w:val="decimal"/>
+      <w:lvlText w:val="%9."/>
+      <w:lvlJc w:val="left"/>
+      <w:pPr>
+        <w:ind w:left="6480" w:hanging="360"/>
+      </w:pPr>
+    </w:lvl>
+  </w:abstractNum>
   <w:abstractNum w:abstractNumId="99412">
     <w:nsid w:val="00A99412"/>
     <w:multiLevelType w:val="multilevel"/>
@@ -6477,6 +7036,36 @@
     </w:lvlOverride>
   </w:num>
   <w:num w:numId="1006">
+    <w:abstractNumId w:val="99415"/>
+    <w:lvlOverride w:ilvl="0">
+      <w:startOverride w:val="5"/>
+    </w:lvlOverride>
+    <w:lvlOverride w:ilvl="1">
+      <w:startOverride w:val="5"/>
+    </w:lvlOverride>
+    <w:lvlOverride w:ilvl="2">
+      <w:startOverride w:val="5"/>
+    </w:lvlOverride>
+    <w:lvlOverride w:ilvl="3">
+      <w:startOverride w:val="5"/>
+    </w:lvlOverride>
+    <w:lvlOverride w:ilvl="4">
+      <w:startOverride w:val="5"/>
+    </w:lvlOverride>
+    <w:lvlOverride w:ilvl="5">
+      <w:startOverride w:val="5"/>
+    </w:lvlOverride>
+    <w:lvlOverride w:ilvl="6">
+      <w:startOverride w:val="5"/>
+    </w:lvlOverride>
+    <w:lvlOverride w:ilvl="7">
+      <w:startOverride w:val="5"/>
+    </w:lvlOverride>
+    <w:lvlOverride w:ilvl="8">
+      <w:startOverride w:val="5"/>
+    </w:lvlOverride>
+  </w:num>
+  <w:num w:numId="1007">
     <w:abstractNumId w:val="99411"/>
     <w:lvlOverride w:ilvl="0">
       <w:startOverride w:val="1"/>
@@ -6505,9 +7094,6 @@
     <w:lvlOverride w:ilvl="8">
       <w:startOverride w:val="1"/>
     </w:lvlOverride>
-  </w:num>
-  <w:num w:numId="1007">
-    <w:abstractNumId w:val="991"/>
   </w:num>
   <w:num w:numId="1008">
     <w:abstractNumId w:val="991"/>
@@ -6516,6 +7102,9 @@
     <w:abstractNumId w:val="991"/>
   </w:num>
   <w:num w:numId="1010">
+    <w:abstractNumId w:val="991"/>
+  </w:num>
+  <w:num w:numId="1011">
     <w:abstractNumId w:val="99411"/>
     <w:lvlOverride w:ilvl="0">
       <w:startOverride w:val="1"/>
@@ -6544,9 +7133,6 @@
     <w:lvlOverride w:ilvl="8">
       <w:startOverride w:val="1"/>
     </w:lvlOverride>
-  </w:num>
-  <w:num w:numId="1011">
-    <w:abstractNumId w:val="991"/>
   </w:num>
   <w:num w:numId="1012">
     <w:abstractNumId w:val="991"/>
@@ -6570,6 +7156,9 @@
     <w:abstractNumId w:val="991"/>
   </w:num>
   <w:num w:numId="1019">
+    <w:abstractNumId w:val="991"/>
+  </w:num>
+  <w:num w:numId="1020">
     <w:abstractNumId w:val="99411"/>
     <w:lvlOverride w:ilvl="0">
       <w:startOverride w:val="1"/>
@@ -6599,38 +7188,8 @@
       <w:startOverride w:val="1"/>
     </w:lvlOverride>
   </w:num>
-  <w:num w:numId="1020">
+  <w:num w:numId="1021">
     <w:abstractNumId w:val="991"/>
-  </w:num>
-  <w:num w:numId="1021">
-    <w:abstractNumId w:val="99411"/>
-    <w:lvlOverride w:ilvl="0">
-      <w:startOverride w:val="1"/>
-    </w:lvlOverride>
-    <w:lvlOverride w:ilvl="1">
-      <w:startOverride w:val="1"/>
-    </w:lvlOverride>
-    <w:lvlOverride w:ilvl="2">
-      <w:startOverride w:val="1"/>
-    </w:lvlOverride>
-    <w:lvlOverride w:ilvl="3">
-      <w:startOverride w:val="1"/>
-    </w:lvlOverride>
-    <w:lvlOverride w:ilvl="4">
-      <w:startOverride w:val="1"/>
-    </w:lvlOverride>
-    <w:lvlOverride w:ilvl="5">
-      <w:startOverride w:val="1"/>
-    </w:lvlOverride>
-    <w:lvlOverride w:ilvl="6">
-      <w:startOverride w:val="1"/>
-    </w:lvlOverride>
-    <w:lvlOverride w:ilvl="7">
-      <w:startOverride w:val="1"/>
-    </w:lvlOverride>
-    <w:lvlOverride w:ilvl="8">
-      <w:startOverride w:val="1"/>
-    </w:lvlOverride>
   </w:num>
   <w:num w:numId="1022">
     <w:abstractNumId w:val="99411"/>
@@ -6663,9 +7222,39 @@
     </w:lvlOverride>
   </w:num>
   <w:num w:numId="1023">
+    <w:abstractNumId w:val="99411"/>
+    <w:lvlOverride w:ilvl="0">
+      <w:startOverride w:val="1"/>
+    </w:lvlOverride>
+    <w:lvlOverride w:ilvl="1">
+      <w:startOverride w:val="1"/>
+    </w:lvlOverride>
+    <w:lvlOverride w:ilvl="2">
+      <w:startOverride w:val="1"/>
+    </w:lvlOverride>
+    <w:lvlOverride w:ilvl="3">
+      <w:startOverride w:val="1"/>
+    </w:lvlOverride>
+    <w:lvlOverride w:ilvl="4">
+      <w:startOverride w:val="1"/>
+    </w:lvlOverride>
+    <w:lvlOverride w:ilvl="5">
+      <w:startOverride w:val="1"/>
+    </w:lvlOverride>
+    <w:lvlOverride w:ilvl="6">
+      <w:startOverride w:val="1"/>
+    </w:lvlOverride>
+    <w:lvlOverride w:ilvl="7">
+      <w:startOverride w:val="1"/>
+    </w:lvlOverride>
+    <w:lvlOverride w:ilvl="8">
+      <w:startOverride w:val="1"/>
+    </w:lvlOverride>
+  </w:num>
+  <w:num w:numId="1024">
     <w:abstractNumId w:val="991"/>
   </w:num>
-  <w:num w:numId="1024">
+  <w:num w:numId="1025">
     <w:abstractNumId w:val="99411"/>
     <w:lvlOverride w:ilvl="0">
       <w:startOverride w:val="1"/>
@@ -6695,7 +7284,7 @@
       <w:startOverride w:val="1"/>
     </w:lvlOverride>
   </w:num>
-  <w:num w:numId="1025">
+  <w:num w:numId="1026">
     <w:abstractNumId w:val="99412"/>
     <w:lvlOverride w:ilvl="0">
       <w:startOverride w:val="2"/>
@@ -6725,7 +7314,7 @@
       <w:startOverride w:val="2"/>
     </w:lvlOverride>
   </w:num>
-  <w:num w:numId="1026">
+  <w:num w:numId="1027">
     <w:abstractNumId w:val="99413"/>
     <w:lvlOverride w:ilvl="0">
       <w:startOverride w:val="3"/>
@@ -6755,7 +7344,37 @@
       <w:startOverride w:val="3"/>
     </w:lvlOverride>
   </w:num>
-  <w:num w:numId="1027">
+  <w:num w:numId="1028">
+    <w:abstractNumId w:val="99414"/>
+    <w:lvlOverride w:ilvl="0">
+      <w:startOverride w:val="4"/>
+    </w:lvlOverride>
+    <w:lvlOverride w:ilvl="1">
+      <w:startOverride w:val="4"/>
+    </w:lvlOverride>
+    <w:lvlOverride w:ilvl="2">
+      <w:startOverride w:val="4"/>
+    </w:lvlOverride>
+    <w:lvlOverride w:ilvl="3">
+      <w:startOverride w:val="4"/>
+    </w:lvlOverride>
+    <w:lvlOverride w:ilvl="4">
+      <w:startOverride w:val="4"/>
+    </w:lvlOverride>
+    <w:lvlOverride w:ilvl="5">
+      <w:startOverride w:val="4"/>
+    </w:lvlOverride>
+    <w:lvlOverride w:ilvl="6">
+      <w:startOverride w:val="4"/>
+    </w:lvlOverride>
+    <w:lvlOverride w:ilvl="7">
+      <w:startOverride w:val="4"/>
+    </w:lvlOverride>
+    <w:lvlOverride w:ilvl="8">
+      <w:startOverride w:val="4"/>
+    </w:lvlOverride>
+  </w:num>
+  <w:num w:numId="1029">
     <w:abstractNumId w:val="99414"/>
     <w:lvlOverride w:ilvl="0">
       <w:startOverride w:val="4"/>

--- a/sessoes/sessao-04/Worksheet_S04_Word_Oficios.docx
+++ b/sessoes/sessao-04/Worksheet_S04_Word_Oficios.docx
@@ -1662,7 +1662,7 @@
               <w:pStyle w:val="Compact"/>
             </w:pPr>
             <w:r>
-              <w:t xml:space="preserve">art. 9.º</w:t>
+              <w:t xml:space="preserve">art. 5.º</w:t>
             </w:r>
           </w:p>
         </w:tc>
@@ -4378,33 +4378,7 @@
           <w:b/>
           <w:bCs/>
         </w:rPr>
-        <w:t xml:space="preserve">Auditoria de omissões</w:t>
-      </w:r>
-      <w:r>
-        <w:t xml:space="preserve"> </w:t>
-      </w:r>
-      <w:r>
-        <w:t xml:space="preserve">(por vezes chamada</w:t>
-      </w:r>
-      <w:r>
-        <w:t xml:space="preserve"> </w:t>
-      </w:r>
-      <w:r>
-        <w:rPr>
-          <w:i/>
-          <w:iCs/>
-        </w:rPr>
-        <w:t xml:space="preserve">inverse prompting</w:t>
-      </w:r>
-      <w:r>
-        <w:t xml:space="preserve">)</w:t>
-      </w:r>
-      <w:r>
-        <w:rPr>
-          <w:b/>
-          <w:bCs/>
-        </w:rPr>
-        <w:t xml:space="preserve">.</w:t>
+        <w:t xml:space="preserve">Auditoria de omissões.</w:t>
       </w:r>
       <w:r>
         <w:t xml:space="preserve"> </w:t>
@@ -6006,6 +5980,7 @@
     </w:p>
     <w:p>
       <w:pPr>
+        <w:pStyle w:val="Compact"/>
         <w:numPr>
           <w:ilvl w:val="0"/>
           <w:numId w:val="1028"/>
@@ -6016,124 +5991,7 @@
           <w:b/>
           <w:bCs/>
         </w:rPr>
-        <w:t xml:space="preserve">Caso de fronteira — debate e votação.</w:t>
-      </w:r>
-      <w:r>
-        <w:t xml:space="preserve"> </w:t>
-      </w:r>
-      <w:r>
-        <w:t xml:space="preserve">A Helena recebe a reclamação de uma estudante — com dados de saúde e os nomes de três docentes — e tem de redigir o despacho de admissão e a notificação. Três posições possíveis:</w:t>
-      </w:r>
-    </w:p>
-    <w:p>
-      <w:pPr>
-        <w:numPr>
-          <w:ilvl w:val="0"/>
-          <w:numId w:val="1000"/>
-        </w:numPr>
-      </w:pPr>
-      <w:r>
-        <w:rPr>
-          <w:b/>
-          <w:bCs/>
-        </w:rPr>
-        <w:t xml:space="preserve">A.</w:t>
-      </w:r>
-      <w:r>
-        <w:t xml:space="preserve"> </w:t>
-      </w:r>
-      <w:r>
-        <w:t xml:space="preserve">"Não uso Copilot de todo — caso demasiado sensível."</w:t>
-      </w:r>
-    </w:p>
-    <w:p>
-      <w:pPr>
-        <w:numPr>
-          <w:ilvl w:val="0"/>
-          <w:numId w:val="1000"/>
-        </w:numPr>
-      </w:pPr>
-      <w:r>
-        <w:rPr>
-          <w:b/>
-          <w:bCs/>
-        </w:rPr>
-        <w:t xml:space="preserve">B.</w:t>
-      </w:r>
-      <w:r>
-        <w:t xml:space="preserve"> </w:t>
-      </w:r>
-      <w:r>
-        <w:t xml:space="preserve">"Uso Copilot só com inputs genéricos (estrutura do despacho, bases legais aplicáveis) — o conteúdo concreto é meu."</w:t>
-      </w:r>
-    </w:p>
-    <w:p>
-      <w:pPr>
-        <w:numPr>
-          <w:ilvl w:val="0"/>
-          <w:numId w:val="1000"/>
-        </w:numPr>
-      </w:pPr>
-      <w:r>
-        <w:rPr>
-          <w:b/>
-          <w:bCs/>
-        </w:rPr>
-        <w:t xml:space="preserve">C.</w:t>
-      </w:r>
-      <w:r>
-        <w:t xml:space="preserve"> </w:t>
-      </w:r>
-      <w:r>
-        <w:t xml:space="preserve">"Colo a reclamação completa para gerar um primeiro draft — depois reescrevo tudo."</w:t>
-      </w:r>
-    </w:p>
-    <w:p>
-      <w:pPr>
-        <w:numPr>
-          <w:ilvl w:val="0"/>
-          <w:numId w:val="1000"/>
-        </w:numPr>
-      </w:pPr>
-      <w:r>
-        <w:t xml:space="preserve">Vota A, B ou C no chat — discutimos a seguir. E regista aqui a tua justificação:</w:t>
-      </w:r>
-    </w:p>
-    <w:p>
-      <w:r>
-        <w:pict>
-          <v:rect style="width:0;height:1.5pt" o:hralign="center" o:hrstd="t" o:hr="t"/>
-        </w:pict>
-      </w:r>
-    </w:p>
-    <w:p>
-      <w:r>
-        <w:pict>
-          <v:rect style="width:0;height:1.5pt" o:hralign="center" o:hrstd="t" o:hr="t"/>
-        </w:pict>
-      </w:r>
-    </w:p>
-    <w:p>
-      <w:r>
-        <w:pict>
-          <v:rect style="width:0;height:1.5pt" o:hralign="center" o:hrstd="t" o:hr="t"/>
-        </w:pict>
-      </w:r>
-    </w:p>
-    <w:p>
-      <w:pPr>
-        <w:pStyle w:val="Compact"/>
-        <w:numPr>
-          <w:ilvl w:val="0"/>
-          <w:numId w:val="1029"/>
-        </w:numPr>
-      </w:pPr>
-      <w:r>
-        <w:rPr>
-          <w:b/>
-          <w:bCs/>
-        </w:rPr>
-        <w:t xml:space="preserve">Caso de fronteira (sem resposta certa — para discutir em sala):</w:t>
+        <w:t xml:space="preserve">Caso de fronteira (sem resposta certa — debate e votação):</w:t>
       </w:r>
     </w:p>
     <w:p>
@@ -6180,14 +6038,82 @@
     </w:p>
     <w:p>
       <w:pPr>
-        <w:pStyle w:val="BlockText"/>
-      </w:pPr>
-      <w:r>
-        <w:rPr>
-          <w:b/>
-          <w:bCs/>
-        </w:rPr>
-        <w:t xml:space="preserve">Que partes deste trabalho usarias com Copilot? Que partes não usarias? Onde traçarias a fronteira — e porquê?</w:t>
+        <w:pStyle w:val="FirstParagraph"/>
+      </w:pPr>
+      <w:r>
+        <w:t xml:space="preserve">Três posições possíveis:</w:t>
+      </w:r>
+    </w:p>
+    <w:p>
+      <w:pPr>
+        <w:pStyle w:val="BodyText"/>
+      </w:pPr>
+      <w:r>
+        <w:rPr>
+          <w:b/>
+          <w:bCs/>
+        </w:rPr>
+        <w:t xml:space="preserve">A.</w:t>
+      </w:r>
+      <w:r>
+        <w:t xml:space="preserve"> </w:t>
+      </w:r>
+      <w:r>
+        <w:t xml:space="preserve">"Não uso Copilot de todo — caso demasiado sensível."</w:t>
+      </w:r>
+    </w:p>
+    <w:p>
+      <w:pPr>
+        <w:pStyle w:val="BodyText"/>
+      </w:pPr>
+      <w:r>
+        <w:rPr>
+          <w:b/>
+          <w:bCs/>
+        </w:rPr>
+        <w:t xml:space="preserve">B.</w:t>
+      </w:r>
+      <w:r>
+        <w:t xml:space="preserve"> </w:t>
+      </w:r>
+      <w:r>
+        <w:t xml:space="preserve">"Uso Copilot só com inputs genéricos (estrutura do despacho, bases legais aplicáveis) — o conteúdo concreto é meu."</w:t>
+      </w:r>
+    </w:p>
+    <w:p>
+      <w:pPr>
+        <w:pStyle w:val="BodyText"/>
+      </w:pPr>
+      <w:r>
+        <w:rPr>
+          <w:b/>
+          <w:bCs/>
+        </w:rPr>
+        <w:t xml:space="preserve">C.</w:t>
+      </w:r>
+      <w:r>
+        <w:t xml:space="preserve"> </w:t>
+      </w:r>
+      <w:r>
+        <w:t xml:space="preserve">"Colo a reclamação completa para gerar um primeiro draft — depois reescrevo tudo."</w:t>
+      </w:r>
+    </w:p>
+    <w:p>
+      <w:pPr>
+        <w:pStyle w:val="BodyText"/>
+      </w:pPr>
+      <w:r>
+        <w:rPr>
+          <w:b/>
+          <w:bCs/>
+        </w:rPr>
+        <w:t xml:space="preserve">Vota A, B ou C no chat — discutimos a seguir.</w:t>
+      </w:r>
+      <w:r>
+        <w:t xml:space="preserve"> </w:t>
+      </w:r>
+      <w:r>
+        <w:t xml:space="preserve">Regista a tua justificação</w:t>
       </w:r>
       <w:r>
         <w:t xml:space="preserve"> </w:t>
@@ -6197,21 +6123,10 @@
           <w:i/>
           <w:iCs/>
         </w:rPr>
-        <w:t xml:space="preserve">(Pista: pensa nos três níveis — input, processamento, output — e em quais dados podem entrar no Copilot e quais não.)</w:t>
-      </w:r>
-    </w:p>
-    <w:p>
-      <w:r>
-        <w:pict>
-          <v:rect style="width:0;height:1.5pt" o:hralign="center" o:hrstd="t" o:hr="t"/>
-        </w:pict>
-      </w:r>
-    </w:p>
-    <w:p>
-      <w:r>
-        <w:pict>
-          <v:rect style="width:0;height:1.5pt" o:hralign="center" o:hrstd="t" o:hr="t"/>
-        </w:pict>
+        <w:t xml:space="preserve">(pista: pensa nos três níveis — input, processamento, output — e em que dados podem entrar no Copilot e quais não)</w:t>
+      </w:r>
+      <w:r>
+        <w:t xml:space="preserve">:</w:t>
       </w:r>
     </w:p>
     <w:p>
@@ -7345,36 +7260,6 @@
     </w:lvlOverride>
   </w:num>
   <w:num w:numId="1028">
-    <w:abstractNumId w:val="99414"/>
-    <w:lvlOverride w:ilvl="0">
-      <w:startOverride w:val="4"/>
-    </w:lvlOverride>
-    <w:lvlOverride w:ilvl="1">
-      <w:startOverride w:val="4"/>
-    </w:lvlOverride>
-    <w:lvlOverride w:ilvl="2">
-      <w:startOverride w:val="4"/>
-    </w:lvlOverride>
-    <w:lvlOverride w:ilvl="3">
-      <w:startOverride w:val="4"/>
-    </w:lvlOverride>
-    <w:lvlOverride w:ilvl="4">
-      <w:startOverride w:val="4"/>
-    </w:lvlOverride>
-    <w:lvlOverride w:ilvl="5">
-      <w:startOverride w:val="4"/>
-    </w:lvlOverride>
-    <w:lvlOverride w:ilvl="6">
-      <w:startOverride w:val="4"/>
-    </w:lvlOverride>
-    <w:lvlOverride w:ilvl="7">
-      <w:startOverride w:val="4"/>
-    </w:lvlOverride>
-    <w:lvlOverride w:ilvl="8">
-      <w:startOverride w:val="4"/>
-    </w:lvlOverride>
-  </w:num>
-  <w:num w:numId="1029">
     <w:abstractNumId w:val="99414"/>
     <w:lvlOverride w:ilvl="0">
       <w:startOverride w:val="4"/>

--- a/sessoes/sessao-04/Worksheet_S04_Word_Oficios.docx
+++ b/sessoes/sessao-04/Worksheet_S04_Word_Oficios.docx
@@ -2,7 +2,7 @@
 <file path=word/document.xml><?xml version="1.0" encoding="utf-8"?>
 <w:document xmlns:w="http://schemas.openxmlformats.org/wordprocessingml/2006/main" xmlns:m="http://schemas.openxmlformats.org/officeDocument/2006/math" xmlns:r="http://schemas.openxmlformats.org/officeDocument/2006/relationships" xmlns:o="urn:schemas-microsoft-com:office:office" xmlns:v="urn:schemas-microsoft-com:vml" xmlns:w10="urn:schemas-microsoft-com:office:word" xmlns:a="http://schemas.openxmlformats.org/drawingml/2006/main" xmlns:pic="http://schemas.openxmlformats.org/drawingml/2006/picture" xmlns:wp="http://schemas.openxmlformats.org/drawingml/2006/wordprocessingDrawing">
   <w:body>
-    <w:bookmarkStart w:id="53" w:name="Xb7f7326410f1f30b8ae15be409303bb9cd51f3a"/>
+    <w:bookmarkStart w:id="54" w:name="Xb7f7326410f1f30b8ae15be409303bb9cd51f3a"/>
     <w:p>
       <w:pPr>
         <w:pStyle w:val="Heading1"/>
@@ -631,13 +631,13 @@
       </w:r>
     </w:p>
     <w:bookmarkEnd w:id="10"/>
-    <w:bookmarkStart w:id="14" w:name="X971331b17e7c2af9e782961f98a3b26532c2c5c"/>
+    <w:bookmarkStart w:id="15" w:name="X9c1fee3ace26c87114926ac1bad6603272a6ce9"/>
     <w:p>
       <w:pPr>
         <w:pStyle w:val="Heading2"/>
       </w:pPr>
       <w:r>
-        <w:t xml:space="preserve">Bloco 3 — Demonstração (15 min) · OBRIGATÓRIO EM AULA</w:t>
+        <w:t xml:space="preserve">Bloco 3 — Demonstração (20 min) · OBRIGATÓRIO EM AULA</w:t>
       </w:r>
     </w:p>
     <w:p>
@@ -677,13 +677,13 @@
         <w:t xml:space="preserve">, mas vais ver a Helena a apanhar erros do Copilot ao vivo.</w:t>
       </w:r>
     </w:p>
-    <w:bookmarkStart w:id="11" w:name="X32a6f8fb6acb792dffa693cefdbf4412f75d792"/>
+    <w:bookmarkStart w:id="11" w:name="Xd619aec9b297756d6db1ebadef311454337c654"/>
     <w:p>
       <w:pPr>
         <w:pStyle w:val="Heading3"/>
       </w:pPr>
       <w:r>
-        <w:t xml:space="preserve">Parte A — Sumarização ao vivo do DOC-A (5 min)</w:t>
+        <w:t xml:space="preserve">Parte A — Sumarização ao vivo do DOC-A (6 min)</w:t>
       </w:r>
     </w:p>
     <w:p>
@@ -691,7 +691,23 @@
         <w:pStyle w:val="FirstParagraph"/>
       </w:pPr>
       <w:r>
-        <w:t xml:space="preserve">Vais ver o Copilot a gerar em direto um resumo executivo do</w:t>
+        <w:t xml:space="preserve">Vais ver o Copilot a gerar em direto,</w:t>
+      </w:r>
+      <w:r>
+        <w:t xml:space="preserve"> </w:t>
+      </w:r>
+      <w:r>
+        <w:rPr>
+          <w:b/>
+          <w:bCs/>
+        </w:rPr>
+        <w:t xml:space="preserve">dentro do Word</w:t>
+      </w:r>
+      <w:r>
+        <w:t xml:space="preserve"> </w:t>
+      </w:r>
+      <w:r>
+        <w:t xml:space="preserve">(barra lateral, com o documento aberto), um resumo executivo do</w:t>
       </w:r>
       <w:r>
         <w:t xml:space="preserve"> </w:t>
@@ -704,7 +720,10 @@
         <w:t xml:space="preserve">DOC-A — Regulamento de Avaliação dos Mestrados</w:t>
       </w:r>
       <w:r>
-        <w:t xml:space="preserve">. Anota observações:</w:t>
+        <w:t xml:space="preserve"> </w:t>
+      </w:r>
+      <w:r>
+        <w:t xml:space="preserve">— duas vezes, com o mesmo prompt, para veres as divergências entre execuções. Anota observações:</w:t>
       </w:r>
     </w:p>
     <w:p>
@@ -754,13 +773,13 @@
       </w:r>
     </w:p>
     <w:bookmarkEnd w:id="11"/>
-    <w:bookmarkStart w:id="12" w:name="X0ec9cac8d6a3b7f44891771e4ada7baf3461f9d"/>
+    <w:bookmarkStart w:id="12" w:name="Xe34d13b441d9952049f145919c7836d83d342bf"/>
     <w:p>
       <w:pPr>
         <w:pStyle w:val="Heading3"/>
       </w:pPr>
       <w:r>
-        <w:t xml:space="preserve">Parte B — Reformulação ao vivo do DOC-B (5 min)</w:t>
+        <w:t xml:space="preserve">Parte B — Reformulação ao vivo do DOC-B (6 min)</w:t>
       </w:r>
     </w:p>
     <w:p>
@@ -768,7 +787,36 @@
         <w:pStyle w:val="FirstParagraph"/>
       </w:pPr>
       <w:r>
-        <w:t xml:space="preserve">Vais ver o Copilot a reformular o</w:t>
+        <w:t xml:space="preserve">Primeiro, o</w:t>
+      </w:r>
+      <w:r>
+        <w:t xml:space="preserve"> </w:t>
+      </w:r>
+      <w:r>
+        <w:rPr>
+          <w:b/>
+          <w:bCs/>
+          <w:i/>
+          <w:iCs/>
+        </w:rPr>
+        <w:t xml:space="preserve">Rewrite</w:t>
+      </w:r>
+      <w:r>
+        <w:rPr>
+          <w:b/>
+          <w:bCs/>
+        </w:rPr>
+        <w:t xml:space="preserve"> </w:t>
+      </w:r>
+      <w:r>
+        <w:rPr>
+          <w:b/>
+          <w:bCs/>
+        </w:rPr>
+        <w:t xml:space="preserve">inline</w:t>
+      </w:r>
+      <w:r>
+        <w:t xml:space="preserve">: um parágrafo denso do parecer selecionado no Word, botão direito, reescrito com opções de tom — dentro do documento, sem chat. Depois, a reformulação completa do</w:t>
       </w:r>
       <w:r>
         <w:t xml:space="preserve"> </w:t>
@@ -872,13 +920,13 @@
       </w:r>
     </w:p>
     <w:bookmarkEnd w:id="12"/>
-    <w:bookmarkStart w:id="13" w:name="parte-c--deteção-de-problemas-5-min"/>
+    <w:bookmarkStart w:id="13" w:name="Xba36f9ac595ef04b4dedd4bbf04e612b1664bc7"/>
     <w:p>
       <w:pPr>
         <w:pStyle w:val="Heading3"/>
       </w:pPr>
       <w:r>
-        <w:t xml:space="preserve">Parte C — Deteção de problemas (5 min)</w:t>
+        <w:t xml:space="preserve">Parte C — Redigir a partir do resumo validado (3 min)</w:t>
       </w:r>
     </w:p>
     <w:p>
@@ -886,20 +934,39 @@
         <w:pStyle w:val="FirstParagraph"/>
       </w:pPr>
       <w:r>
-        <w:t xml:space="preserve">Na S03 viste a checklist de validação de pesquisas — fontes inexistentes, datas erradas e exemplos inventados são variantes do mesmo fenómeno. Hoje o catálogo especializa-se para documentos: cinco sinais a detetar</w:t>
-      </w:r>
-      <w:r>
-        <w:t xml:space="preserve"> </w:t>
-      </w:r>
-      <w:r>
-        <w:rPr>
-          <w:b/>
-          <w:bCs/>
-        </w:rPr>
-        <w:t xml:space="preserve">sempre</w:t>
-      </w:r>
-      <w:r>
-        <w:t xml:space="preserve">:</w:t>
+        <w:t xml:space="preserve">O fecho do ciclo: o</w:t>
+      </w:r>
+      <w:r>
+        <w:t xml:space="preserve"> </w:t>
+      </w:r>
+      <w:r>
+        <w:rPr>
+          <w:b/>
+          <w:bCs/>
+          <w:i/>
+          <w:iCs/>
+        </w:rPr>
+        <w:t xml:space="preserve">Draft</w:t>
+      </w:r>
+      <w:r>
+        <w:rPr>
+          <w:b/>
+          <w:bCs/>
+        </w:rPr>
+        <w:t xml:space="preserve"> </w:t>
+      </w:r>
+      <w:r>
+        <w:rPr>
+          <w:b/>
+          <w:bCs/>
+        </w:rPr>
+        <w:t xml:space="preserve">with Copilot</w:t>
+      </w:r>
+      <w:r>
+        <w:t xml:space="preserve"> </w:t>
+      </w:r>
+      <w:r>
+        <w:t xml:space="preserve">gera, dentro do Word, um rascunho de ofício de envio do resumo validado aos coordenadores. Anota:</w:t>
       </w:r>
     </w:p>
     <w:p>
@@ -911,33 +978,7 @@
         </w:numPr>
       </w:pPr>
       <w:r>
-        <w:rPr>
-          <w:b/>
-          <w:bCs/>
-        </w:rPr>
-        <w:t xml:space="preserve">Alucinação de artigos</w:t>
-      </w:r>
-      <w:r>
-        <w:t xml:space="preserve"> </w:t>
-      </w:r>
-      <w:r>
-        <w:t xml:space="preserve">— referência a "art. 12.º-A" que não existe no regulamento.</w:t>
-      </w:r>
-      <w:r>
-        <w:t xml:space="preserve"> </w:t>
-      </w:r>
-      <w:r>
-        <w:rPr>
-          <w:b/>
-          <w:bCs/>
-        </w:rPr>
-        <w:t xml:space="preserve">Como detetar?</w:t>
-      </w:r>
-      <w:r>
-        <w:t xml:space="preserve"> </w:t>
-      </w:r>
-      <w:r>
-        <w:t xml:space="preserve">____________________________</w:t>
+        <w:t xml:space="preserve">O rascunho respeitou o registo institucional e o limite de palavras pedidos? ____________________________</w:t>
       </w:r>
     </w:p>
     <w:p>
@@ -949,149 +990,38 @@
         </w:numPr>
       </w:pPr>
       <w:r>
-        <w:rPr>
-          <w:b/>
-          <w:bCs/>
-        </w:rPr>
-        <w:t xml:space="preserve">Mistura de línguas (</w:t>
-      </w:r>
-      <w:r>
-        <w:rPr>
-          <w:b/>
-          <w:bCs/>
-          <w:i/>
-          <w:iCs/>
-        </w:rPr>
-        <w:t xml:space="preserve">code-switching</w:t>
-      </w:r>
-      <w:r>
-        <w:rPr>
-          <w:b/>
-          <w:bCs/>
-        </w:rPr>
-        <w:t xml:space="preserve">)</w:t>
-      </w:r>
-      <w:r>
-        <w:t xml:space="preserve"> </w:t>
-      </w:r>
-      <w:r>
-        <w:t xml:space="preserve">— frases que escorregam para pt-br ou inglês ("a aprovação automática", "compliance"). ____________________________</w:t>
-      </w:r>
-    </w:p>
-    <w:p>
-      <w:pPr>
-        <w:pStyle w:val="Compact"/>
-        <w:numPr>
-          <w:ilvl w:val="0"/>
-          <w:numId w:val="1005"/>
-        </w:numPr>
-      </w:pPr>
-      <w:r>
-        <w:rPr>
-          <w:b/>
-          <w:bCs/>
-        </w:rPr>
-        <w:t xml:space="preserve">Sobre-simplificação</w:t>
-      </w:r>
-      <w:r>
-        <w:t xml:space="preserve"> </w:t>
-      </w:r>
-      <w:r>
-        <w:t xml:space="preserve">— afirmações categóricas onde o original era ambíguo. ____________________________</w:t>
-      </w:r>
-    </w:p>
-    <w:p>
-      <w:pPr>
-        <w:pStyle w:val="Compact"/>
-        <w:numPr>
-          <w:ilvl w:val="0"/>
-          <w:numId w:val="1005"/>
-        </w:numPr>
-      </w:pPr>
-      <w:r>
-        <w:rPr>
-          <w:b/>
-          <w:bCs/>
-        </w:rPr>
-        <w:t xml:space="preserve">Alucinação por omissão</w:t>
-      </w:r>
-      <w:r>
-        <w:t xml:space="preserve"> </w:t>
-      </w:r>
-      <w:r>
-        <w:t xml:space="preserve">— o Copilot</w:t>
-      </w:r>
-      <w:r>
-        <w:t xml:space="preserve"> </w:t>
-      </w:r>
-      <w:r>
-        <w:rPr>
-          <w:b/>
-          <w:bCs/>
-        </w:rPr>
-        <w:t xml:space="preserve">não inventa</w:t>
-      </w:r>
-      <w:r>
-        <w:t xml:space="preserve"> </w:t>
-      </w:r>
-      <w:r>
-        <w:t xml:space="preserve">mas</w:t>
-      </w:r>
-      <w:r>
-        <w:t xml:space="preserve"> </w:t>
-      </w:r>
-      <w:r>
-        <w:rPr>
-          <w:b/>
-          <w:bCs/>
-        </w:rPr>
-        <w:t xml:space="preserve">omite uma exceção crítica</w:t>
-      </w:r>
-      <w:r>
-        <w:t xml:space="preserve"> </w:t>
-      </w:r>
-      <w:r>
-        <w:t xml:space="preserve">que muda o sentido. Exemplo: cita o art. 3.º sobre avaliação contínua mas omite o n.º 3, que diz que falta injustificada a &gt;1 elemento determina remissão automática para exame final.</w:t>
-      </w:r>
-      <w:r>
-        <w:t xml:space="preserve"> </w:t>
-      </w:r>
-      <w:r>
-        <w:rPr>
-          <w:b/>
-          <w:bCs/>
-        </w:rPr>
-        <w:t xml:space="preserve">É muito mais difícil de detetar</w:t>
-      </w:r>
-      <w:r>
-        <w:t xml:space="preserve"> </w:t>
-      </w:r>
-      <w:r>
-        <w:t xml:space="preserve">que alucinação simples — porque tudo o que está lá é verdade, mas falta o que mais importa. ____________________________</w:t>
-      </w:r>
-    </w:p>
-    <w:p>
-      <w:pPr>
-        <w:pStyle w:val="BlockText"/>
-      </w:pPr>
-      <w:r>
-        <w:t xml:space="preserve">💡</w:t>
-      </w:r>
-      <w:r>
-        <w:t xml:space="preserve"> </w:t>
-      </w:r>
-      <w:r>
-        <w:rPr>
-          <w:b/>
-          <w:bCs/>
-        </w:rPr>
-        <w:t xml:space="preserve">Como detetar alucinação por omissão:</w:t>
-      </w:r>
-      <w:r>
-        <w:t xml:space="preserve"> </w:t>
-      </w:r>
-      <w:r>
-        <w:t xml:space="preserve">para cada artigo citado, verifica se tem números (n.º 1, 2, 3...). Se o regulamento tem subníveis e o resumo só cita o "art. 3.º" sem dizer "n.º X", está a omitir.</w:t>
+        <w:t xml:space="preserve">Que partes terias de reescrever antes de assinar? ____________________________</w:t>
+      </w:r>
+    </w:p>
+    <w:bookmarkEnd w:id="13"/>
+    <w:bookmarkStart w:id="14" w:name="parte-d--deteção-de-problemas-5-min"/>
+    <w:p>
+      <w:pPr>
+        <w:pStyle w:val="Heading3"/>
+      </w:pPr>
+      <w:r>
+        <w:t xml:space="preserve">Parte D — Deteção de problemas (5 min)</w:t>
+      </w:r>
+    </w:p>
+    <w:p>
+      <w:pPr>
+        <w:pStyle w:val="FirstParagraph"/>
+      </w:pPr>
+      <w:r>
+        <w:t xml:space="preserve">Na S03 viste a checklist de validação de pesquisas — fontes inexistentes, datas erradas e exemplos inventados são variantes do mesmo fenómeno. Hoje o catálogo especializa-se para documentos: cinco sinais a detetar</w:t>
+      </w:r>
+      <w:r>
+        <w:t xml:space="preserve"> </w:t>
+      </w:r>
+      <w:r>
+        <w:rPr>
+          <w:b/>
+          <w:bCs/>
+        </w:rPr>
+        <w:t xml:space="preserve">sempre</w:t>
+      </w:r>
+      <w:r>
+        <w:t xml:space="preserve">:</w:t>
       </w:r>
     </w:p>
     <w:p>
@@ -1107,128 +1037,183 @@
           <w:b/>
           <w:bCs/>
         </w:rPr>
-        <w:t xml:space="preserve">Sycophancy (bajulação)</w:t>
-      </w:r>
-      <w:r>
-        <w:t xml:space="preserve"> </w:t>
-      </w:r>
-      <w:r>
-        <w:t xml:space="preserve">— o output espelha o ângulo de quem perguntou: se enviesares a pergunta, viesas a resposta. Mitigação rápida: pedir</w:t>
-      </w:r>
-      <w:r>
-        <w:t xml:space="preserve"> </w:t>
-      </w:r>
-      <w:r>
-        <w:rPr>
+        <w:t xml:space="preserve">Alucinação de artigos</w:t>
+      </w:r>
+      <w:r>
+        <w:t xml:space="preserve"> </w:t>
+      </w:r>
+      <w:r>
+        <w:t xml:space="preserve">— referência a "art. 12.º-A" que não existe no regulamento.</w:t>
+      </w:r>
+      <w:r>
+        <w:t xml:space="preserve"> </w:t>
+      </w:r>
+      <w:r>
+        <w:rPr>
+          <w:b/>
+          <w:bCs/>
+        </w:rPr>
+        <w:t xml:space="preserve">Como detetar?</w:t>
+      </w:r>
+      <w:r>
+        <w:t xml:space="preserve"> </w:t>
+      </w:r>
+      <w:r>
+        <w:t xml:space="preserve">____________________________</w:t>
+      </w:r>
+    </w:p>
+    <w:p>
+      <w:pPr>
+        <w:pStyle w:val="Compact"/>
+        <w:numPr>
+          <w:ilvl w:val="0"/>
+          <w:numId w:val="1006"/>
+        </w:numPr>
+      </w:pPr>
+      <w:r>
+        <w:rPr>
+          <w:b/>
+          <w:bCs/>
+        </w:rPr>
+        <w:t xml:space="preserve">Mistura de línguas (</w:t>
+      </w:r>
+      <w:r>
+        <w:rPr>
+          <w:b/>
+          <w:bCs/>
           <w:i/>
           <w:iCs/>
         </w:rPr>
-        <w:t xml:space="preserve">"registo neutro institucional"</w:t>
-      </w:r>
-      <w:r>
-        <w:t xml:space="preserve">. É o tema central da S05. ____________________________</w:t>
-      </w:r>
-    </w:p>
-    <w:p>
-      <w:r>
-        <w:pict>
-          <v:rect style="width:0;height:1.5pt" o:hralign="center" o:hrstd="t" o:hr="t"/>
-        </w:pict>
-      </w:r>
-    </w:p>
-    <w:bookmarkEnd w:id="13"/>
-    <w:bookmarkEnd w:id="14"/>
-    <w:bookmarkStart w:id="22" w:name="X57079802d7ae439cf4b7f507144190f32541160"/>
-    <w:p>
-      <w:pPr>
-        <w:pStyle w:val="Heading2"/>
-      </w:pPr>
-      <w:r>
-        <w:t xml:space="preserve">Bloco 4 — Conceito-chave: linguagem clara (10 min) · OBRIGATÓRIO EM AULA</w:t>
-      </w:r>
-    </w:p>
-    <w:bookmarkStart w:id="15" w:name="definição"/>
-    <w:p>
-      <w:pPr>
-        <w:pStyle w:val="Heading3"/>
-      </w:pPr>
-      <w:r>
-        <w:t xml:space="preserve">Definição</w:t>
-      </w:r>
-    </w:p>
-    <w:p>
-      <w:pPr>
-        <w:pStyle w:val="FirstParagraph"/>
-      </w:pPr>
-      <w:r>
-        <w:rPr>
-          <w:b/>
-          <w:bCs/>
-        </w:rPr>
-        <w:t xml:space="preserve">Linguagem clara</w:t>
-      </w:r>
-      <w:r>
-        <w:t xml:space="preserve"> </w:t>
-      </w:r>
-      <w:r>
-        <w:t xml:space="preserve">= comunicação administrativa redigida de forma que o destinatário compreenda à primeira leitura,</w:t>
-      </w:r>
-      <w:r>
-        <w:t xml:space="preserve"> </w:t>
-      </w:r>
-      <w:r>
-        <w:rPr>
-          <w:b/>
-          <w:bCs/>
-        </w:rPr>
-        <w:t xml:space="preserve">sem perder o rigor técnico necessário</w:t>
-      </w:r>
-      <w:r>
-        <w:t xml:space="preserve"> </w:t>
-      </w:r>
-      <w:r>
-        <w:t xml:space="preserve">ao efeito jurídico do ato.</w:t>
-      </w:r>
-    </w:p>
-    <w:p>
-      <w:pPr>
-        <w:pStyle w:val="BodyText"/>
-      </w:pPr>
-      <w:r>
-        <w:rPr>
-          <w:b/>
-          <w:bCs/>
-        </w:rPr>
-        <w:t xml:space="preserve">Não é</w:t>
-      </w:r>
-      <w:r>
-        <w:t xml:space="preserve"> </w:t>
-      </w:r>
-      <w:r>
-        <w:t xml:space="preserve">sinónimo de simplificação. Pode haver linguagem clara sobre temas complexos. O que muda é a estrutura, a sintaxe, e as palavras escolhidas —</w:t>
-      </w:r>
-      <w:r>
-        <w:t xml:space="preserve"> </w:t>
-      </w:r>
-      <w:r>
-        <w:rPr>
-          <w:b/>
-          <w:bCs/>
-        </w:rPr>
-        <w:t xml:space="preserve">não o conteúdo</w:t>
-      </w:r>
-      <w:r>
-        <w:t xml:space="preserve">.</w:t>
-      </w:r>
-    </w:p>
-    <w:bookmarkEnd w:id="15"/>
-    <w:bookmarkStart w:id="16" w:name="Xdcc6abf8c71f5a4ad4607ac14f3d46d9f860775"/>
-    <w:p>
-      <w:pPr>
-        <w:pStyle w:val="Heading3"/>
-      </w:pPr>
-      <w:r>
-        <w:t xml:space="preserve">Princípios universais de linguagem clara (alinhados com o trabalho do LabX/AMA)</w:t>
+        <w:t xml:space="preserve">code-switching</w:t>
+      </w:r>
+      <w:r>
+        <w:rPr>
+          <w:b/>
+          <w:bCs/>
+        </w:rPr>
+        <w:t xml:space="preserve">)</w:t>
+      </w:r>
+      <w:r>
+        <w:t xml:space="preserve"> </w:t>
+      </w:r>
+      <w:r>
+        <w:t xml:space="preserve">— frases que escorregam para pt-br ou inglês ("a aprovação automática", "compliance"). ____________________________</w:t>
+      </w:r>
+    </w:p>
+    <w:p>
+      <w:pPr>
+        <w:pStyle w:val="Compact"/>
+        <w:numPr>
+          <w:ilvl w:val="0"/>
+          <w:numId w:val="1006"/>
+        </w:numPr>
+      </w:pPr>
+      <w:r>
+        <w:rPr>
+          <w:b/>
+          <w:bCs/>
+        </w:rPr>
+        <w:t xml:space="preserve">Sobre-simplificação</w:t>
+      </w:r>
+      <w:r>
+        <w:t xml:space="preserve"> </w:t>
+      </w:r>
+      <w:r>
+        <w:t xml:space="preserve">— afirmações categóricas onde o original era ambíguo. ____________________________</w:t>
+      </w:r>
+    </w:p>
+    <w:p>
+      <w:pPr>
+        <w:pStyle w:val="Compact"/>
+        <w:numPr>
+          <w:ilvl w:val="0"/>
+          <w:numId w:val="1006"/>
+        </w:numPr>
+      </w:pPr>
+      <w:r>
+        <w:rPr>
+          <w:b/>
+          <w:bCs/>
+        </w:rPr>
+        <w:t xml:space="preserve">Alucinação por omissão</w:t>
+      </w:r>
+      <w:r>
+        <w:t xml:space="preserve"> </w:t>
+      </w:r>
+      <w:r>
+        <w:t xml:space="preserve">— o Copilot</w:t>
+      </w:r>
+      <w:r>
+        <w:t xml:space="preserve"> </w:t>
+      </w:r>
+      <w:r>
+        <w:rPr>
+          <w:b/>
+          <w:bCs/>
+        </w:rPr>
+        <w:t xml:space="preserve">não inventa</w:t>
+      </w:r>
+      <w:r>
+        <w:t xml:space="preserve"> </w:t>
+      </w:r>
+      <w:r>
+        <w:t xml:space="preserve">mas</w:t>
+      </w:r>
+      <w:r>
+        <w:t xml:space="preserve"> </w:t>
+      </w:r>
+      <w:r>
+        <w:rPr>
+          <w:b/>
+          <w:bCs/>
+        </w:rPr>
+        <w:t xml:space="preserve">omite uma exceção crítica</w:t>
+      </w:r>
+      <w:r>
+        <w:t xml:space="preserve"> </w:t>
+      </w:r>
+      <w:r>
+        <w:t xml:space="preserve">que muda o sentido. Exemplo: cita o art. 3.º sobre avaliação contínua mas omite o n.º 3, que diz que falta injustificada a &gt;1 elemento determina remissão automática para exame final.</w:t>
+      </w:r>
+      <w:r>
+        <w:t xml:space="preserve"> </w:t>
+      </w:r>
+      <w:r>
+        <w:rPr>
+          <w:b/>
+          <w:bCs/>
+        </w:rPr>
+        <w:t xml:space="preserve">É muito mais difícil de detetar</w:t>
+      </w:r>
+      <w:r>
+        <w:t xml:space="preserve"> </w:t>
+      </w:r>
+      <w:r>
+        <w:t xml:space="preserve">que alucinação simples — porque tudo o que está lá é verdade, mas falta o que mais importa. ____________________________</w:t>
+      </w:r>
+    </w:p>
+    <w:p>
+      <w:pPr>
+        <w:pStyle w:val="BlockText"/>
+      </w:pPr>
+      <w:r>
+        <w:t xml:space="preserve">💡</w:t>
+      </w:r>
+      <w:r>
+        <w:t xml:space="preserve"> </w:t>
+      </w:r>
+      <w:r>
+        <w:rPr>
+          <w:b/>
+          <w:bCs/>
+        </w:rPr>
+        <w:t xml:space="preserve">Como detetar alucinação por omissão:</w:t>
+      </w:r>
+      <w:r>
+        <w:t xml:space="preserve"> </w:t>
+      </w:r>
+      <w:r>
+        <w:t xml:space="preserve">para cada artigo citado, verifica se tem números (n.º 1, 2, 3...). Se o regulamento tem subníveis e o resumo só cita o "art. 3.º" sem dizer "n.º X", está a omitir.</w:t>
       </w:r>
     </w:p>
     <w:p>
@@ -1240,173 +1225,132 @@
         </w:numPr>
       </w:pPr>
       <w:r>
-        <w:t xml:space="preserve">Estrutura em</w:t>
-      </w:r>
-      <w:r>
-        <w:t xml:space="preserve"> </w:t>
-      </w:r>
-      <w:r>
-        <w:rPr>
-          <w:b/>
-          <w:bCs/>
-        </w:rPr>
-        <w:t xml:space="preserve">ordem natural</w:t>
-      </w:r>
-      <w:r>
-        <w:t xml:space="preserve"> </w:t>
-      </w:r>
-      <w:r>
-        <w:t xml:space="preserve">(sujeito → verbo → complementos)</w:t>
-      </w:r>
-    </w:p>
-    <w:p>
-      <w:pPr>
-        <w:pStyle w:val="Compact"/>
-        <w:numPr>
-          <w:ilvl w:val="0"/>
-          <w:numId w:val="1007"/>
-        </w:numPr>
-      </w:pPr>
-      <w:r>
-        <w:rPr>
-          <w:b/>
-          <w:bCs/>
-        </w:rPr>
-        <w:t xml:space="preserve">Frases curtas</w:t>
-      </w:r>
-      <w:r>
-        <w:t xml:space="preserve"> </w:t>
-      </w:r>
-      <w:r>
-        <w:t xml:space="preserve">(≤ 25 palavras quando possível)</w:t>
-      </w:r>
-    </w:p>
-    <w:p>
-      <w:pPr>
-        <w:pStyle w:val="Compact"/>
-        <w:numPr>
-          <w:ilvl w:val="0"/>
-          <w:numId w:val="1007"/>
-        </w:numPr>
-      </w:pPr>
-      <w:r>
-        <w:rPr>
-          <w:b/>
-          <w:bCs/>
-        </w:rPr>
-        <w:t xml:space="preserve">Voz ativa</w:t>
-      </w:r>
-      <w:r>
-        <w:t xml:space="preserve"> </w:t>
-      </w:r>
-      <w:r>
-        <w:t xml:space="preserve">(em vez de "foi decidido por", escrever "decidi")</w:t>
-      </w:r>
-    </w:p>
-    <w:p>
-      <w:pPr>
-        <w:pStyle w:val="Compact"/>
-        <w:numPr>
-          <w:ilvl w:val="0"/>
-          <w:numId w:val="1007"/>
-        </w:numPr>
-      </w:pPr>
-      <w:r>
-        <w:rPr>
-          <w:b/>
-          <w:bCs/>
-        </w:rPr>
-        <w:t xml:space="preserve">Palavras concretas</w:t>
-      </w:r>
-      <w:r>
-        <w:t xml:space="preserve"> </w:t>
-      </w:r>
-      <w:r>
-        <w:t xml:space="preserve">(em vez de "proceder à análise", escrever "analisar")</w:t>
-      </w:r>
-    </w:p>
-    <w:p>
-      <w:pPr>
-        <w:pStyle w:val="Compact"/>
-        <w:numPr>
-          <w:ilvl w:val="0"/>
-          <w:numId w:val="1007"/>
-        </w:numPr>
-      </w:pPr>
-      <w:r>
-        <w:rPr>
-          <w:b/>
-          <w:bCs/>
-        </w:rPr>
-        <w:t xml:space="preserve">Sujeito explícito</w:t>
-      </w:r>
-      <w:r>
-        <w:t xml:space="preserve"> </w:t>
-      </w:r>
-      <w:r>
-        <w:t xml:space="preserve">(não esconder quem age)</w:t>
-      </w:r>
-    </w:p>
-    <w:p>
-      <w:pPr>
-        <w:pStyle w:val="Compact"/>
-        <w:numPr>
-          <w:ilvl w:val="0"/>
-          <w:numId w:val="1007"/>
-        </w:numPr>
-      </w:pPr>
-      <w:r>
-        <w:rPr>
-          <w:b/>
-          <w:bCs/>
-        </w:rPr>
-        <w:t xml:space="preserve">Evitar jargão</w:t>
-      </w:r>
-      <w:r>
-        <w:t xml:space="preserve"> </w:t>
-      </w:r>
-      <w:r>
-        <w:t xml:space="preserve">desnecessário</w:t>
-      </w:r>
-    </w:p>
-    <w:p>
-      <w:pPr>
-        <w:pStyle w:val="Compact"/>
-        <w:numPr>
-          <w:ilvl w:val="0"/>
-          <w:numId w:val="1007"/>
-        </w:numPr>
-      </w:pPr>
-      <w:r>
-        <w:rPr>
-          <w:b/>
-          <w:bCs/>
-        </w:rPr>
-        <w:t xml:space="preserve">Estrutura visual</w:t>
-      </w:r>
-      <w:r>
-        <w:t xml:space="preserve"> </w:t>
-      </w:r>
-      <w:r>
-        <w:t xml:space="preserve">(parágrafos curtos, listas, cabeçalhos)</w:t>
+        <w:rPr>
+          <w:b/>
+          <w:bCs/>
+        </w:rPr>
+        <w:t xml:space="preserve">Sycophancy (bajulação)</w:t>
+      </w:r>
+      <w:r>
+        <w:t xml:space="preserve"> </w:t>
+      </w:r>
+      <w:r>
+        <w:t xml:space="preserve">— o output espelha o ângulo de quem perguntou: se enviesares a pergunta, viesas a resposta. Mitigação rápida: pedir</w:t>
+      </w:r>
+      <w:r>
+        <w:t xml:space="preserve"> </w:t>
+      </w:r>
+      <w:r>
+        <w:rPr>
+          <w:i/>
+          <w:iCs/>
+        </w:rPr>
+        <w:t xml:space="preserve">"registo neutro institucional"</w:t>
+      </w:r>
+      <w:r>
+        <w:t xml:space="preserve">. É o tema central da S05. ____________________________</w:t>
+      </w:r>
+    </w:p>
+    <w:p>
+      <w:r>
+        <w:pict>
+          <v:rect style="width:0;height:1.5pt" o:hralign="center" o:hrstd="t" o:hr="t"/>
+        </w:pict>
+      </w:r>
+    </w:p>
+    <w:bookmarkEnd w:id="14"/>
+    <w:bookmarkEnd w:id="15"/>
+    <w:bookmarkStart w:id="23" w:name="Xe3f3e02fb24603452571e1674594c1c773fd546"/>
+    <w:p>
+      <w:pPr>
+        <w:pStyle w:val="Heading2"/>
+      </w:pPr>
+      <w:r>
+        <w:t xml:space="preserve">Bloco 4 — Conceito-chave: linguagem clara (5 min) · OBRIGATÓRIO EM AULA</w:t>
+      </w:r>
+    </w:p>
+    <w:bookmarkStart w:id="16" w:name="definição"/>
+    <w:p>
+      <w:pPr>
+        <w:pStyle w:val="Heading3"/>
+      </w:pPr>
+      <w:r>
+        <w:t xml:space="preserve">Definição</w:t>
+      </w:r>
+    </w:p>
+    <w:p>
+      <w:pPr>
+        <w:pStyle w:val="FirstParagraph"/>
+      </w:pPr>
+      <w:r>
+        <w:rPr>
+          <w:b/>
+          <w:bCs/>
+        </w:rPr>
+        <w:t xml:space="preserve">Linguagem clara</w:t>
+      </w:r>
+      <w:r>
+        <w:t xml:space="preserve"> </w:t>
+      </w:r>
+      <w:r>
+        <w:t xml:space="preserve">= comunicação administrativa redigida de forma que o destinatário compreenda à primeira leitura,</w:t>
+      </w:r>
+      <w:r>
+        <w:t xml:space="preserve"> </w:t>
+      </w:r>
+      <w:r>
+        <w:rPr>
+          <w:b/>
+          <w:bCs/>
+        </w:rPr>
+        <w:t xml:space="preserve">sem perder o rigor técnico necessário</w:t>
+      </w:r>
+      <w:r>
+        <w:t xml:space="preserve"> </w:t>
+      </w:r>
+      <w:r>
+        <w:t xml:space="preserve">ao efeito jurídico do ato.</w:t>
+      </w:r>
+    </w:p>
+    <w:p>
+      <w:pPr>
+        <w:pStyle w:val="BodyText"/>
+      </w:pPr>
+      <w:r>
+        <w:rPr>
+          <w:b/>
+          <w:bCs/>
+        </w:rPr>
+        <w:t xml:space="preserve">Não é</w:t>
+      </w:r>
+      <w:r>
+        <w:t xml:space="preserve"> </w:t>
+      </w:r>
+      <w:r>
+        <w:t xml:space="preserve">sinónimo de simplificação. Pode haver linguagem clara sobre temas complexos. O que muda é a estrutura, a sintaxe, e as palavras escolhidas —</w:t>
+      </w:r>
+      <w:r>
+        <w:t xml:space="preserve"> </w:t>
+      </w:r>
+      <w:r>
+        <w:rPr>
+          <w:b/>
+          <w:bCs/>
+        </w:rPr>
+        <w:t xml:space="preserve">não o conteúdo</w:t>
+      </w:r>
+      <w:r>
+        <w:t xml:space="preserve">.</w:t>
       </w:r>
     </w:p>
     <w:bookmarkEnd w:id="16"/>
-    <w:bookmarkStart w:id="18" w:name="porque-importa-nesta-sessão"/>
+    <w:bookmarkStart w:id="17" w:name="Xdcc6abf8c71f5a4ad4607ac14f3d46d9f860775"/>
     <w:p>
       <w:pPr>
         <w:pStyle w:val="Heading3"/>
       </w:pPr>
       <w:r>
-        <w:t xml:space="preserve">Porque importa nesta sessão</w:t>
-      </w:r>
-    </w:p>
-    <w:p>
-      <w:pPr>
-        <w:pStyle w:val="FirstParagraph"/>
-      </w:pPr>
-      <w:r>
-        <w:t xml:space="preserve">A Helena Albuquerque comunica diariamente com 3 audiências diferentes:</w:t>
+        <w:t xml:space="preserve">Princípios universais de linguagem clara (alinhados com o trabalho do LabX/AMA)</w:t>
       </w:r>
     </w:p>
     <w:p>
@@ -1418,17 +1362,23 @@
         </w:numPr>
       </w:pPr>
       <w:r>
-        <w:rPr>
-          <w:b/>
-          <w:bCs/>
-        </w:rPr>
-        <w:t xml:space="preserve">Coordenadores de mestrado</w:t>
-      </w:r>
-      <w:r>
-        <w:t xml:space="preserve"> </w:t>
-      </w:r>
-      <w:r>
-        <w:t xml:space="preserve">(técnicos da área) — linguagem técnica é OK</w:t>
+        <w:t xml:space="preserve">Estrutura em</w:t>
+      </w:r>
+      <w:r>
+        <w:t xml:space="preserve"> </w:t>
+      </w:r>
+      <w:r>
+        <w:rPr>
+          <w:b/>
+          <w:bCs/>
+        </w:rPr>
+        <w:t xml:space="preserve">ordem natural</w:t>
+      </w:r>
+      <w:r>
+        <w:t xml:space="preserve"> </w:t>
+      </w:r>
+      <w:r>
+        <w:t xml:space="preserve">(sujeito → verbo → complementos)</w:t>
       </w:r>
     </w:p>
     <w:p>
@@ -1444,13 +1394,13 @@
           <w:b/>
           <w:bCs/>
         </w:rPr>
-        <w:t xml:space="preserve">Equipa académica administrativa</w:t>
-      </w:r>
-      <w:r>
-        <w:t xml:space="preserve"> </w:t>
-      </w:r>
-      <w:r>
-        <w:t xml:space="preserve">— linguagem mais clara, sem perder precisão</w:t>
+        <w:t xml:space="preserve">Frases curtas</w:t>
+      </w:r>
+      <w:r>
+        <w:t xml:space="preserve"> </w:t>
+      </w:r>
+      <w:r>
+        <w:t xml:space="preserve">(≤ 25 palavras quando possível)</w:t>
       </w:r>
     </w:p>
     <w:p>
@@ -1466,6 +1416,178 @@
           <w:b/>
           <w:bCs/>
         </w:rPr>
+        <w:t xml:space="preserve">Voz ativa</w:t>
+      </w:r>
+      <w:r>
+        <w:t xml:space="preserve"> </w:t>
+      </w:r>
+      <w:r>
+        <w:t xml:space="preserve">(em vez de "foi decidido por", escrever "decidi")</w:t>
+      </w:r>
+    </w:p>
+    <w:p>
+      <w:pPr>
+        <w:pStyle w:val="Compact"/>
+        <w:numPr>
+          <w:ilvl w:val="0"/>
+          <w:numId w:val="1008"/>
+        </w:numPr>
+      </w:pPr>
+      <w:r>
+        <w:rPr>
+          <w:b/>
+          <w:bCs/>
+        </w:rPr>
+        <w:t xml:space="preserve">Palavras concretas</w:t>
+      </w:r>
+      <w:r>
+        <w:t xml:space="preserve"> </w:t>
+      </w:r>
+      <w:r>
+        <w:t xml:space="preserve">(em vez de "proceder à análise", escrever "analisar")</w:t>
+      </w:r>
+    </w:p>
+    <w:p>
+      <w:pPr>
+        <w:pStyle w:val="Compact"/>
+        <w:numPr>
+          <w:ilvl w:val="0"/>
+          <w:numId w:val="1008"/>
+        </w:numPr>
+      </w:pPr>
+      <w:r>
+        <w:rPr>
+          <w:b/>
+          <w:bCs/>
+        </w:rPr>
+        <w:t xml:space="preserve">Sujeito explícito</w:t>
+      </w:r>
+      <w:r>
+        <w:t xml:space="preserve"> </w:t>
+      </w:r>
+      <w:r>
+        <w:t xml:space="preserve">(não esconder quem age)</w:t>
+      </w:r>
+    </w:p>
+    <w:p>
+      <w:pPr>
+        <w:pStyle w:val="Compact"/>
+        <w:numPr>
+          <w:ilvl w:val="0"/>
+          <w:numId w:val="1008"/>
+        </w:numPr>
+      </w:pPr>
+      <w:r>
+        <w:rPr>
+          <w:b/>
+          <w:bCs/>
+        </w:rPr>
+        <w:t xml:space="preserve">Evitar jargão</w:t>
+      </w:r>
+      <w:r>
+        <w:t xml:space="preserve"> </w:t>
+      </w:r>
+      <w:r>
+        <w:t xml:space="preserve">desnecessário</w:t>
+      </w:r>
+    </w:p>
+    <w:p>
+      <w:pPr>
+        <w:pStyle w:val="Compact"/>
+        <w:numPr>
+          <w:ilvl w:val="0"/>
+          <w:numId w:val="1008"/>
+        </w:numPr>
+      </w:pPr>
+      <w:r>
+        <w:rPr>
+          <w:b/>
+          <w:bCs/>
+        </w:rPr>
+        <w:t xml:space="preserve">Estrutura visual</w:t>
+      </w:r>
+      <w:r>
+        <w:t xml:space="preserve"> </w:t>
+      </w:r>
+      <w:r>
+        <w:t xml:space="preserve">(parágrafos curtos, listas, cabeçalhos)</w:t>
+      </w:r>
+    </w:p>
+    <w:bookmarkEnd w:id="17"/>
+    <w:bookmarkStart w:id="19" w:name="porque-importa-nesta-sessão"/>
+    <w:p>
+      <w:pPr>
+        <w:pStyle w:val="Heading3"/>
+      </w:pPr>
+      <w:r>
+        <w:t xml:space="preserve">Porque importa nesta sessão</w:t>
+      </w:r>
+    </w:p>
+    <w:p>
+      <w:pPr>
+        <w:pStyle w:val="FirstParagraph"/>
+      </w:pPr>
+      <w:r>
+        <w:t xml:space="preserve">A Helena Albuquerque comunica diariamente com 3 audiências diferentes:</w:t>
+      </w:r>
+    </w:p>
+    <w:p>
+      <w:pPr>
+        <w:pStyle w:val="Compact"/>
+        <w:numPr>
+          <w:ilvl w:val="0"/>
+          <w:numId w:val="1009"/>
+        </w:numPr>
+      </w:pPr>
+      <w:r>
+        <w:rPr>
+          <w:b/>
+          <w:bCs/>
+        </w:rPr>
+        <w:t xml:space="preserve">Coordenadores de mestrado</w:t>
+      </w:r>
+      <w:r>
+        <w:t xml:space="preserve"> </w:t>
+      </w:r>
+      <w:r>
+        <w:t xml:space="preserve">(técnicos da área) — linguagem técnica é OK</w:t>
+      </w:r>
+    </w:p>
+    <w:p>
+      <w:pPr>
+        <w:pStyle w:val="Compact"/>
+        <w:numPr>
+          <w:ilvl w:val="0"/>
+          <w:numId w:val="1009"/>
+        </w:numPr>
+      </w:pPr>
+      <w:r>
+        <w:rPr>
+          <w:b/>
+          <w:bCs/>
+        </w:rPr>
+        <w:t xml:space="preserve">Equipa académica administrativa</w:t>
+      </w:r>
+      <w:r>
+        <w:t xml:space="preserve"> </w:t>
+      </w:r>
+      <w:r>
+        <w:t xml:space="preserve">— linguagem mais clara, sem perder precisão</w:t>
+      </w:r>
+    </w:p>
+    <w:p>
+      <w:pPr>
+        <w:pStyle w:val="Compact"/>
+        <w:numPr>
+          <w:ilvl w:val="0"/>
+          <w:numId w:val="1009"/>
+        </w:numPr>
+      </w:pPr>
+      <w:r>
+        <w:rPr>
+          <w:b/>
+          <w:bCs/>
+        </w:rPr>
         <w:t xml:space="preserve">Estudantes</w:t>
       </w:r>
       <w:r>
@@ -1500,11 +1622,11 @@
       <w:pPr>
         <w:pStyle w:val="Heading2"/>
       </w:pPr>
-      <w:bookmarkStart w:id="17" w:name="Xf543d053077ec16c8609cedcd26d91c86b507c8"/>
+      <w:bookmarkStart w:id="18" w:name="Xf543d053077ec16c8609cedcd26d91c86b507c8"/>
       <w:r>
         <w:t xml:space="preserve">❝ Frase-cartão da sessão ❞</w:t>
       </w:r>
-      <w:bookmarkEnd w:id="17"/>
+      <w:bookmarkEnd w:id="18"/>
     </w:p>
     <w:p>
       <w:pPr>
@@ -1549,8 +1671,8 @@
         <w:t xml:space="preserve">Tu assinas — e a tua assinatura cobre o output dele.</w:t>
       </w:r>
     </w:p>
-    <w:bookmarkEnd w:id="18"/>
-    <w:bookmarkStart w:id="19" w:name="bases-legais-aplicáveis"/>
+    <w:bookmarkEnd w:id="19"/>
+    <w:bookmarkStart w:id="20" w:name="bases-legais-aplicáveis"/>
     <w:p>
       <w:pPr>
         <w:pStyle w:val="Heading3"/>
@@ -1749,104 +1871,14 @@
         </w:tc>
       </w:tr>
     </w:tbl>
-    <w:bookmarkEnd w:id="19"/>
-    <w:bookmarkStart w:id="20" w:name="o-que-isto-te-limita-a-fazer"/>
+    <w:bookmarkEnd w:id="20"/>
+    <w:bookmarkStart w:id="21" w:name="o-que-isto-te-limita-a-fazer"/>
     <w:p>
       <w:pPr>
         <w:pStyle w:val="Heading3"/>
       </w:pPr>
       <w:r>
         <w:t xml:space="preserve">O que isto te limita a fazer</w:t>
-      </w:r>
-    </w:p>
-    <w:p>
-      <w:pPr>
-        <w:pStyle w:val="Compact"/>
-        <w:numPr>
-          <w:ilvl w:val="0"/>
-          <w:numId w:val="1009"/>
-        </w:numPr>
-      </w:pPr>
-      <w:r>
-        <w:t xml:space="preserve">❌ Simplificar terminologia jurídica que tem efeito específico ("prescrição", "deferimento", "audiência prévia").</w:t>
-      </w:r>
-    </w:p>
-    <w:p>
-      <w:pPr>
-        <w:pStyle w:val="Compact"/>
-        <w:numPr>
-          <w:ilvl w:val="0"/>
-          <w:numId w:val="1009"/>
-        </w:numPr>
-      </w:pPr>
-      <w:r>
-        <w:t xml:space="preserve">❌ Aceitar reformulações que</w:t>
-      </w:r>
-      <w:r>
-        <w:t xml:space="preserve"> </w:t>
-      </w:r>
-      <w:r>
-        <w:rPr>
-          <w:b/>
-          <w:bCs/>
-        </w:rPr>
-        <w:t xml:space="preserve">resolvam</w:t>
-      </w:r>
-      <w:r>
-        <w:t xml:space="preserve"> </w:t>
-      </w:r>
-      <w:r>
-        <w:t xml:space="preserve">ambiguidades intencionais do original.</w:t>
-      </w:r>
-    </w:p>
-    <w:p>
-      <w:pPr>
-        <w:pStyle w:val="Compact"/>
-        <w:numPr>
-          <w:ilvl w:val="0"/>
-          <w:numId w:val="1009"/>
-        </w:numPr>
-      </w:pPr>
-      <w:r>
-        <w:t xml:space="preserve">❌ Usar a redação do Copilot</w:t>
-      </w:r>
-      <w:r>
-        <w:t xml:space="preserve"> </w:t>
-      </w:r>
-      <w:r>
-        <w:rPr>
-          <w:b/>
-          <w:bCs/>
-        </w:rPr>
-        <w:t xml:space="preserve">tal e qual</w:t>
-      </w:r>
-      <w:r>
-        <w:t xml:space="preserve"> </w:t>
-      </w:r>
-      <w:r>
-        <w:t xml:space="preserve">num ato administrativo (despacho, ofício, notificação).</w:t>
-      </w:r>
-    </w:p>
-    <w:p>
-      <w:pPr>
-        <w:pStyle w:val="Compact"/>
-        <w:numPr>
-          <w:ilvl w:val="0"/>
-          <w:numId w:val="1009"/>
-        </w:numPr>
-      </w:pPr>
-      <w:r>
-        <w:t xml:space="preserve">❌ Sumarizar pareceres que toquem dossiers individuais sem pseudonimização.</w:t>
-      </w:r>
-    </w:p>
-    <w:bookmarkEnd w:id="20"/>
-    <w:bookmarkStart w:id="21" w:name="o-que-isto-te-permite-fazer"/>
-    <w:p>
-      <w:pPr>
-        <w:pStyle w:val="Heading3"/>
-      </w:pPr>
-      <w:r>
-        <w:t xml:space="preserve">O que isto te permite fazer</w:t>
       </w:r>
     </w:p>
     <w:p>
@@ -1858,7 +1890,7 @@
         </w:numPr>
       </w:pPr>
       <w:r>
-        <w:t xml:space="preserve">✅ Sumarizar regulamentos públicos para uso em reuniões internas, com citação de artigos.</w:t>
+        <w:t xml:space="preserve">❌ Simplificar terminologia jurídica que tem efeito específico ("prescrição", "deferimento", "audiência prévia").</w:t>
       </w:r>
     </w:p>
     <w:p>
@@ -1870,7 +1902,23 @@
         </w:numPr>
       </w:pPr>
       <w:r>
-        <w:t xml:space="preserve">✅ Reformular pareceres em linguagem clara para audiências não-juristas, mantendo rigor.</w:t>
+        <w:t xml:space="preserve">❌ Aceitar reformulações que</w:t>
+      </w:r>
+      <w:r>
+        <w:t xml:space="preserve"> </w:t>
+      </w:r>
+      <w:r>
+        <w:rPr>
+          <w:b/>
+          <w:bCs/>
+        </w:rPr>
+        <w:t xml:space="preserve">resolvam</w:t>
+      </w:r>
+      <w:r>
+        <w:t xml:space="preserve"> </w:t>
+      </w:r>
+      <w:r>
+        <w:t xml:space="preserve">ambiguidades intencionais do original.</w:t>
       </w:r>
     </w:p>
     <w:p>
@@ -1882,7 +1930,23 @@
         </w:numPr>
       </w:pPr>
       <w:r>
-        <w:t xml:space="preserve">✅ Gerar drafts de ofícios a partir de modelos institucionais, para depois rever.</w:t>
+        <w:t xml:space="preserve">❌ Usar a redação do Copilot</w:t>
+      </w:r>
+      <w:r>
+        <w:t xml:space="preserve"> </w:t>
+      </w:r>
+      <w:r>
+        <w:rPr>
+          <w:b/>
+          <w:bCs/>
+        </w:rPr>
+        <w:t xml:space="preserve">tal e qual</w:t>
+      </w:r>
+      <w:r>
+        <w:t xml:space="preserve"> </w:t>
+      </w:r>
+      <w:r>
+        <w:t xml:space="preserve">num ato administrativo (despacho, ofício, notificação).</w:t>
       </w:r>
     </w:p>
     <w:p>
@@ -1894,98 +1958,17 @@
         </w:numPr>
       </w:pPr>
       <w:r>
-        <w:t xml:space="preserve">✅ Detetar incoerências entre o original e o output (validação cruzada).</w:t>
-      </w:r>
-    </w:p>
-    <w:p>
-      <w:r>
-        <w:pict>
-          <v:rect style="width:0;height:1.5pt" o:hralign="center" o:hrstd="t" o:hr="t"/>
-        </w:pict>
+        <w:t xml:space="preserve">❌ Sumarizar pareceres que toquem dossiers individuais sem pseudonimização.</w:t>
       </w:r>
     </w:p>
     <w:bookmarkEnd w:id="21"/>
-    <w:bookmarkEnd w:id="22"/>
-    <w:bookmarkStart w:id="27" w:name="X7fe0554213597847cfe1cd0e1b051c747af9571"/>
-    <w:p>
-      <w:pPr>
-        <w:pStyle w:val="Heading2"/>
-      </w:pPr>
-      <w:r>
-        <w:t xml:space="preserve">Bloco 4.5 — Porque é que o Copilot se comporta assim (5 min · auto-estudo) · OPCIONAL</w:t>
-      </w:r>
-    </w:p>
-    <w:p>
-      <w:pPr>
-        <w:pStyle w:val="BlockText"/>
-      </w:pPr>
-      <w:r>
-        <w:rPr>
-          <w:b/>
-          <w:bCs/>
-        </w:rPr>
-        <w:t xml:space="preserve">Secção de contexto, não de prática.</w:t>
-      </w:r>
-      <w:r>
-        <w:t xml:space="preserve"> </w:t>
-      </w:r>
-      <w:r>
-        <w:t xml:space="preserve">Pode ser saltada por quem só queira a parte prática — mas explica os limites operacionais que vais encontrar.</w:t>
-      </w:r>
-      <w:r>
-        <w:t xml:space="preserve"> </w:t>
-      </w:r>
-      <w:r>
-        <w:rPr>
-          <w:b/>
-          <w:bCs/>
-        </w:rPr>
-        <w:t xml:space="preserve">Quem perceber isto, faz prompts melhores.</w:t>
-      </w:r>
-    </w:p>
-    <w:bookmarkStart w:id="23" w:name="o-rag-sobre-o-tenant-institucional"/>
+    <w:bookmarkStart w:id="22" w:name="o-que-isto-te-permite-fazer"/>
     <w:p>
       <w:pPr>
         <w:pStyle w:val="Heading3"/>
       </w:pPr>
       <w:r>
-        <w:t xml:space="preserve">O RAG sobre o tenant institucional</w:t>
-      </w:r>
-    </w:p>
-    <w:p>
-      <w:pPr>
-        <w:pStyle w:val="FirstParagraph"/>
-      </w:pPr>
-      <w:r>
-        <w:t xml:space="preserve">O Microsoft 365 Copilot</w:t>
-      </w:r>
-      <w:r>
-        <w:t xml:space="preserve"> </w:t>
-      </w:r>
-      <w:r>
-        <w:rPr>
-          <w:b/>
-          <w:bCs/>
-        </w:rPr>
-        <w:t xml:space="preserve">não trabalha no vácuo</w:t>
-      </w:r>
-      <w:r>
-        <w:t xml:space="preserve">. Quando referencias um ficheiro com</w:t>
-      </w:r>
-      <w:r>
-        <w:t xml:space="preserve"> </w:t>
-      </w:r>
-      <w:r>
-        <w:rPr>
-          <w:rStyle w:val="VerbatimChar"/>
-        </w:rPr>
-        <w:t xml:space="preserve">/</w:t>
-      </w:r>
-      <w:r>
-        <w:t xml:space="preserve"> </w:t>
-      </w:r>
-      <w:r>
-        <w:t xml:space="preserve">no prompt, o Copilot:</w:t>
+        <w:t xml:space="preserve">O que isto te permite fazer</w:t>
       </w:r>
     </w:p>
     <w:p>
@@ -1997,23 +1980,7 @@
         </w:numPr>
       </w:pPr>
       <w:r>
-        <w:t xml:space="preserve">Faz</w:t>
-      </w:r>
-      <w:r>
-        <w:t xml:space="preserve"> </w:t>
-      </w:r>
-      <w:r>
-        <w:rPr>
-          <w:b/>
-          <w:bCs/>
-        </w:rPr>
-        <w:t xml:space="preserve">retrieval</w:t>
-      </w:r>
-      <w:r>
-        <w:t xml:space="preserve"> </w:t>
-      </w:r>
-      <w:r>
-        <w:t xml:space="preserve">— pesquisa nos índices do Microsoft Graph (SharePoint, OneDrive, Outlook, Teams) por conteúdo relevante.</w:t>
+        <w:t xml:space="preserve">✅ Sumarizar regulamentos públicos para uso em reuniões internas, com citação de artigos.</w:t>
       </w:r>
     </w:p>
     <w:p>
@@ -2025,23 +1992,7 @@
         </w:numPr>
       </w:pPr>
       <w:r>
-        <w:t xml:space="preserve">Faz</w:t>
-      </w:r>
-      <w:r>
-        <w:t xml:space="preserve"> </w:t>
-      </w:r>
-      <w:r>
-        <w:rPr>
-          <w:b/>
-          <w:bCs/>
-        </w:rPr>
-        <w:t xml:space="preserve">augmentation</w:t>
-      </w:r>
-      <w:r>
-        <w:t xml:space="preserve"> </w:t>
-      </w:r>
-      <w:r>
-        <w:t xml:space="preserve">— combina o que recuperou com o teu prompt.</w:t>
+        <w:t xml:space="preserve">✅ Reformular pareceres em linguagem clara para audiências não-juristas, mantendo rigor.</w:t>
       </w:r>
     </w:p>
     <w:p>
@@ -2053,23 +2004,74 @@
         </w:numPr>
       </w:pPr>
       <w:r>
-        <w:t xml:space="preserve">Faz</w:t>
-      </w:r>
-      <w:r>
-        <w:t xml:space="preserve"> </w:t>
-      </w:r>
-      <w:r>
-        <w:rPr>
-          <w:b/>
-          <w:bCs/>
-        </w:rPr>
-        <w:t xml:space="preserve">generation</w:t>
-      </w:r>
-      <w:r>
-        <w:t xml:space="preserve"> </w:t>
-      </w:r>
-      <w:r>
-        <w:t xml:space="preserve">— produz a resposta usando esse contexto.</w:t>
+        <w:t xml:space="preserve">✅ Gerar drafts de ofícios a partir de modelos institucionais, para depois rever.</w:t>
+      </w:r>
+    </w:p>
+    <w:p>
+      <w:pPr>
+        <w:pStyle w:val="Compact"/>
+        <w:numPr>
+          <w:ilvl w:val="0"/>
+          <w:numId w:val="1011"/>
+        </w:numPr>
+      </w:pPr>
+      <w:r>
+        <w:t xml:space="preserve">✅ Detetar incoerências entre o original e o output (validação cruzada).</w:t>
+      </w:r>
+    </w:p>
+    <w:p>
+      <w:r>
+        <w:pict>
+          <v:rect style="width:0;height:1.5pt" o:hralign="center" o:hrstd="t" o:hr="t"/>
+        </w:pict>
+      </w:r>
+    </w:p>
+    <w:bookmarkEnd w:id="22"/>
+    <w:bookmarkEnd w:id="23"/>
+    <w:bookmarkStart w:id="28" w:name="X7fe0554213597847cfe1cd0e1b051c747af9571"/>
+    <w:p>
+      <w:pPr>
+        <w:pStyle w:val="Heading2"/>
+      </w:pPr>
+      <w:r>
+        <w:t xml:space="preserve">Bloco 4.5 — Porque é que o Copilot se comporta assim (5 min · auto-estudo) · OPCIONAL</w:t>
+      </w:r>
+    </w:p>
+    <w:p>
+      <w:pPr>
+        <w:pStyle w:val="BlockText"/>
+      </w:pPr>
+      <w:r>
+        <w:rPr>
+          <w:b/>
+          <w:bCs/>
+        </w:rPr>
+        <w:t xml:space="preserve">Secção de contexto, não de prática.</w:t>
+      </w:r>
+      <w:r>
+        <w:t xml:space="preserve"> </w:t>
+      </w:r>
+      <w:r>
+        <w:t xml:space="preserve">Pode ser saltada por quem só queira a parte prática — mas explica os limites operacionais que vais encontrar.</w:t>
+      </w:r>
+      <w:r>
+        <w:t xml:space="preserve"> </w:t>
+      </w:r>
+      <w:r>
+        <w:rPr>
+          <w:b/>
+          <w:bCs/>
+        </w:rPr>
+        <w:t xml:space="preserve">Quem perceber isto, faz prompts melhores.</w:t>
+      </w:r>
+    </w:p>
+    <w:bookmarkStart w:id="24" w:name="o-rag-sobre-o-tenant-institucional"/>
+    <w:p>
+      <w:pPr>
+        <w:pStyle w:val="Heading3"/>
+      </w:pPr>
+      <w:r>
+        <w:t xml:space="preserve">O RAG sobre o tenant institucional</w:t>
       </w:r>
     </w:p>
     <w:p>
@@ -2077,11 +2079,35 @@
         <w:pStyle w:val="FirstParagraph"/>
       </w:pPr>
       <w:r>
-        <w:rPr>
-          <w:b/>
-          <w:bCs/>
-        </w:rPr>
-        <w:t xml:space="preserve">Implicações práticas:</w:t>
+        <w:t xml:space="preserve">O Microsoft 365 Copilot</w:t>
+      </w:r>
+      <w:r>
+        <w:t xml:space="preserve"> </w:t>
+      </w:r>
+      <w:r>
+        <w:rPr>
+          <w:b/>
+          <w:bCs/>
+        </w:rPr>
+        <w:t xml:space="preserve">não trabalha no vácuo</w:t>
+      </w:r>
+      <w:r>
+        <w:t xml:space="preserve">. Quando referencias um ficheiro com</w:t>
+      </w:r>
+      <w:r>
+        <w:t xml:space="preserve"> </w:t>
+      </w:r>
+      <w:r>
+        <w:rPr>
+          <w:rStyle w:val="VerbatimChar"/>
+        </w:rPr>
+        <w:t xml:space="preserve">/</w:t>
+      </w:r>
+      <w:r>
+        <w:t xml:space="preserve"> </w:t>
+      </w:r>
+      <w:r>
+        <w:t xml:space="preserve">no prompt, o Copilot:</w:t>
       </w:r>
     </w:p>
     <w:p>
@@ -2093,39 +2119,23 @@
         </w:numPr>
       </w:pPr>
       <w:r>
-        <w:t xml:space="preserve">O Copilot</w:t>
-      </w:r>
-      <w:r>
-        <w:t xml:space="preserve"> </w:t>
-      </w:r>
-      <w:r>
-        <w:rPr>
-          <w:b/>
-          <w:bCs/>
-        </w:rPr>
-        <w:t xml:space="preserve">vê o que tu vês</w:t>
-      </w:r>
-      <w:r>
-        <w:t xml:space="preserve"> </w:t>
-      </w:r>
-      <w:r>
-        <w:t xml:space="preserve">— nem mais nem menos. Se tens acesso a um documento confidencial mal partilhado no SharePoint (oversharing), o Copilot</w:t>
-      </w:r>
-      <w:r>
-        <w:t xml:space="preserve"> </w:t>
-      </w:r>
-      <w:r>
-        <w:rPr>
-          <w:b/>
-          <w:bCs/>
-        </w:rPr>
-        <w:t xml:space="preserve">também o vê e pode usá-lo no output</w:t>
-      </w:r>
-      <w:r>
-        <w:t xml:space="preserve"> </w:t>
-      </w:r>
-      <w:r>
-        <w:t xml:space="preserve">sem aviso.</w:t>
+        <w:t xml:space="preserve">Faz</w:t>
+      </w:r>
+      <w:r>
+        <w:t xml:space="preserve"> </w:t>
+      </w:r>
+      <w:r>
+        <w:rPr>
+          <w:b/>
+          <w:bCs/>
+        </w:rPr>
+        <w:t xml:space="preserve">retrieval</w:t>
+      </w:r>
+      <w:r>
+        <w:t xml:space="preserve"> </w:t>
+      </w:r>
+      <w:r>
+        <w:t xml:space="preserve">— pesquisa nos índices do Microsoft Graph (SharePoint, OneDrive, Outlook, Teams) por conteúdo relevante.</w:t>
       </w:r>
     </w:p>
     <w:p>
@@ -2137,39 +2147,23 @@
         </w:numPr>
       </w:pPr>
       <w:r>
-        <w:t xml:space="preserve">Documentos</w:t>
-      </w:r>
-      <w:r>
-        <w:t xml:space="preserve"> </w:t>
-      </w:r>
-      <w:r>
-        <w:rPr>
-          <w:b/>
-          <w:bCs/>
-        </w:rPr>
-        <w:t xml:space="preserve">fora do tenant</w:t>
-      </w:r>
-      <w:r>
-        <w:t xml:space="preserve"> </w:t>
-      </w:r>
-      <w:r>
-        <w:t xml:space="preserve">(PDFs locais não-indexados, e-mails de fora)</w:t>
-      </w:r>
-      <w:r>
-        <w:t xml:space="preserve"> </w:t>
-      </w:r>
-      <w:r>
-        <w:rPr>
-          <w:b/>
-          <w:bCs/>
-        </w:rPr>
-        <w:t xml:space="preserve">não estão acessíveis</w:t>
-      </w:r>
-      <w:r>
-        <w:t xml:space="preserve"> </w:t>
-      </w:r>
-      <w:r>
-        <w:t xml:space="preserve">a menos que os anexes explicitamente.</w:t>
+        <w:t xml:space="preserve">Faz</w:t>
+      </w:r>
+      <w:r>
+        <w:t xml:space="preserve"> </w:t>
+      </w:r>
+      <w:r>
+        <w:rPr>
+          <w:b/>
+          <w:bCs/>
+        </w:rPr>
+        <w:t xml:space="preserve">augmentation</w:t>
+      </w:r>
+      <w:r>
+        <w:t xml:space="preserve"> </w:t>
+      </w:r>
+      <w:r>
+        <w:t xml:space="preserve">— combina o que recuperou com o teu prompt.</w:t>
       </w:r>
     </w:p>
     <w:p>
@@ -2181,49 +2175,23 @@
         </w:numPr>
       </w:pPr>
       <w:r>
-        <w:t xml:space="preserve">A</w:t>
-      </w:r>
-      <w:r>
-        <w:t xml:space="preserve"> </w:t>
-      </w:r>
-      <w:r>
-        <w:rPr>
-          <w:b/>
-          <w:bCs/>
-        </w:rPr>
-        <w:t xml:space="preserve">indexação tem latência</w:t>
-      </w:r>
-      <w:r>
-        <w:t xml:space="preserve"> </w:t>
-      </w:r>
-      <w:r>
-        <w:t xml:space="preserve">— um documento criado há 5 minutos pode ainda não estar visível ao Copilot. Aguardar 15-30 minutos para documentos recém-publicados.</w:t>
-      </w:r>
-    </w:p>
-    <w:bookmarkEnd w:id="23"/>
-    <w:bookmarkStart w:id="24" w:name="o-context-window-o-que-cabe-na-conversa"/>
-    <w:p>
-      <w:pPr>
-        <w:pStyle w:val="Heading3"/>
-      </w:pPr>
-      <w:r>
-        <w:t xml:space="preserve">O</w:t>
-      </w:r>
-      <w:r>
-        <w:t xml:space="preserve"> </w:t>
-      </w:r>
-      <w:r>
-        <w:rPr>
-          <w:i/>
-          <w:iCs/>
-        </w:rPr>
-        <w:t xml:space="preserve">Context Window</w:t>
-      </w:r>
-      <w:r>
-        <w:t xml:space="preserve"> </w:t>
-      </w:r>
-      <w:r>
-        <w:t xml:space="preserve">(o que cabe na conversa)</w:t>
+        <w:t xml:space="preserve">Faz</w:t>
+      </w:r>
+      <w:r>
+        <w:t xml:space="preserve"> </w:t>
+      </w:r>
+      <w:r>
+        <w:rPr>
+          <w:b/>
+          <w:bCs/>
+        </w:rPr>
+        <w:t xml:space="preserve">generation</w:t>
+      </w:r>
+      <w:r>
+        <w:t xml:space="preserve"> </w:t>
+      </w:r>
+      <w:r>
+        <w:t xml:space="preserve">— produz a resposta usando esse contexto.</w:t>
       </w:r>
     </w:p>
     <w:p>
@@ -2231,7 +2199,11 @@
         <w:pStyle w:val="FirstParagraph"/>
       </w:pPr>
       <w:r>
-        <w:t xml:space="preserve">O Copilot tem limite ao texto que processa de cada vez:</w:t>
+        <w:rPr>
+          <w:b/>
+          <w:bCs/>
+        </w:rPr>
+        <w:t xml:space="preserve">Implicações práticas:</w:t>
       </w:r>
     </w:p>
     <w:p>
@@ -2243,17 +2215,39 @@
         </w:numPr>
       </w:pPr>
       <w:r>
-        <w:rPr>
-          <w:b/>
-          <w:bCs/>
-        </w:rPr>
-        <w:t xml:space="preserve">Prompt + ficheiros referenciados:</w:t>
-      </w:r>
-      <w:r>
-        <w:t xml:space="preserve"> </w:t>
-      </w:r>
-      <w:r>
-        <w:t xml:space="preserve">há um limite ao texto que o Copilot considera por interação — a Microsoft não publica números, e o limite varia com o modelo subjacente.</w:t>
+        <w:t xml:space="preserve">O Copilot</w:t>
+      </w:r>
+      <w:r>
+        <w:t xml:space="preserve"> </w:t>
+      </w:r>
+      <w:r>
+        <w:rPr>
+          <w:b/>
+          <w:bCs/>
+        </w:rPr>
+        <w:t xml:space="preserve">vê o que tu vês</w:t>
+      </w:r>
+      <w:r>
+        <w:t xml:space="preserve"> </w:t>
+      </w:r>
+      <w:r>
+        <w:t xml:space="preserve">— nem mais nem menos. Se tens acesso a um documento confidencial mal partilhado no SharePoint (oversharing), o Copilot</w:t>
+      </w:r>
+      <w:r>
+        <w:t xml:space="preserve"> </w:t>
+      </w:r>
+      <w:r>
+        <w:rPr>
+          <w:b/>
+          <w:bCs/>
+        </w:rPr>
+        <w:t xml:space="preserve">também o vê e pode usá-lo no output</w:t>
+      </w:r>
+      <w:r>
+        <w:t xml:space="preserve"> </w:t>
+      </w:r>
+      <w:r>
+        <w:t xml:space="preserve">sem aviso.</w:t>
       </w:r>
     </w:p>
     <w:p>
@@ -2265,14 +2259,93 @@
         </w:numPr>
       </w:pPr>
       <w:r>
-        <w:rPr>
-          <w:b/>
-          <w:bCs/>
-        </w:rPr>
-        <w:t xml:space="preserve">Em documentos longos</w:t>
-      </w:r>
-      <w:r>
-        <w:t xml:space="preserve">, o Copilot tende a dar mais peso a certas partes e a omitir outras sem aviso.</w:t>
+        <w:t xml:space="preserve">Documentos</w:t>
+      </w:r>
+      <w:r>
+        <w:t xml:space="preserve"> </w:t>
+      </w:r>
+      <w:r>
+        <w:rPr>
+          <w:b/>
+          <w:bCs/>
+        </w:rPr>
+        <w:t xml:space="preserve">fora do tenant</w:t>
+      </w:r>
+      <w:r>
+        <w:t xml:space="preserve"> </w:t>
+      </w:r>
+      <w:r>
+        <w:t xml:space="preserve">(PDFs locais não-indexados, e-mails de fora)</w:t>
+      </w:r>
+      <w:r>
+        <w:t xml:space="preserve"> </w:t>
+      </w:r>
+      <w:r>
+        <w:rPr>
+          <w:b/>
+          <w:bCs/>
+        </w:rPr>
+        <w:t xml:space="preserve">não estão acessíveis</w:t>
+      </w:r>
+      <w:r>
+        <w:t xml:space="preserve"> </w:t>
+      </w:r>
+      <w:r>
+        <w:t xml:space="preserve">a menos que os anexes explicitamente.</w:t>
+      </w:r>
+    </w:p>
+    <w:p>
+      <w:pPr>
+        <w:pStyle w:val="Compact"/>
+        <w:numPr>
+          <w:ilvl w:val="0"/>
+          <w:numId w:val="1013"/>
+        </w:numPr>
+      </w:pPr>
+      <w:r>
+        <w:t xml:space="preserve">A</w:t>
+      </w:r>
+      <w:r>
+        <w:t xml:space="preserve"> </w:t>
+      </w:r>
+      <w:r>
+        <w:rPr>
+          <w:b/>
+          <w:bCs/>
+        </w:rPr>
+        <w:t xml:space="preserve">indexação tem latência</w:t>
+      </w:r>
+      <w:r>
+        <w:t xml:space="preserve"> </w:t>
+      </w:r>
+      <w:r>
+        <w:t xml:space="preserve">— um documento criado há 5 minutos pode ainda não estar visível ao Copilot. Aguardar 15-30 minutos para documentos recém-publicados.</w:t>
+      </w:r>
+    </w:p>
+    <w:bookmarkEnd w:id="24"/>
+    <w:bookmarkStart w:id="25" w:name="o-context-window-o-que-cabe-na-conversa"/>
+    <w:p>
+      <w:pPr>
+        <w:pStyle w:val="Heading3"/>
+      </w:pPr>
+      <w:r>
+        <w:t xml:space="preserve">O</w:t>
+      </w:r>
+      <w:r>
+        <w:t xml:space="preserve"> </w:t>
+      </w:r>
+      <w:r>
+        <w:rPr>
+          <w:i/>
+          <w:iCs/>
+        </w:rPr>
+        <w:t xml:space="preserve">Context Window</w:t>
+      </w:r>
+      <w:r>
+        <w:t xml:space="preserve"> </w:t>
+      </w:r>
+      <w:r>
+        <w:t xml:space="preserve">(o que cabe na conversa)</w:t>
       </w:r>
     </w:p>
     <w:p>
@@ -2280,11 +2353,7 @@
         <w:pStyle w:val="FirstParagraph"/>
       </w:pPr>
       <w:r>
-        <w:rPr>
-          <w:b/>
-          <w:bCs/>
-        </w:rPr>
-        <w:t xml:space="preserve">Implicações práticas:</w:t>
+        <w:t xml:space="preserve">O Copilot tem limite ao texto que processa de cada vez:</w:t>
       </w:r>
     </w:p>
     <w:p>
@@ -2296,39 +2365,17 @@
         </w:numPr>
       </w:pPr>
       <w:r>
-        <w:t xml:space="preserve">Em</w:t>
-      </w:r>
-      <w:r>
-        <w:t xml:space="preserve"> </w:t>
-      </w:r>
-      <w:r>
-        <w:rPr>
-          <w:b/>
-          <w:bCs/>
-        </w:rPr>
-        <w:t xml:space="preserve">regulamentos longos</w:t>
-      </w:r>
-      <w:r>
-        <w:t xml:space="preserve"> </w:t>
-      </w:r>
-      <w:r>
-        <w:t xml:space="preserve">o Copilot pode</w:t>
-      </w:r>
-      <w:r>
-        <w:t xml:space="preserve"> </w:t>
-      </w:r>
-      <w:r>
-        <w:rPr>
-          <w:b/>
-          <w:bCs/>
-        </w:rPr>
-        <w:t xml:space="preserve">truncar</w:t>
-      </w:r>
-      <w:r>
-        <w:t xml:space="preserve"> </w:t>
-      </w:r>
-      <w:r>
-        <w:t xml:space="preserve">o documento sem te avisar — sumariza com base apenas em parte do texto, omitindo capítulos. Boa prática: dividir por capítulos e sumarizar parte a parte (é também a recomendação oficial da Microsoft).</w:t>
+        <w:rPr>
+          <w:b/>
+          <w:bCs/>
+        </w:rPr>
+        <w:t xml:space="preserve">Prompt + ficheiros referenciados:</w:t>
+      </w:r>
+      <w:r>
+        <w:t xml:space="preserve"> </w:t>
+      </w:r>
+      <w:r>
+        <w:t xml:space="preserve">há um limite ao texto que o Copilot considera por interação — a Microsoft não publica números, e o limite varia com o modelo subjacente.</w:t>
       </w:r>
     </w:p>
     <w:p>
@@ -2340,117 +2387,19 @@
         </w:numPr>
       </w:pPr>
       <w:r>
-        <w:t xml:space="preserve">Em</w:t>
-      </w:r>
-      <w:r>
-        <w:t xml:space="preserve"> </w:t>
-      </w:r>
-      <w:r>
-        <w:rPr>
-          <w:b/>
-          <w:bCs/>
-        </w:rPr>
-        <w:t xml:space="preserve">conversas longas</w:t>
-      </w:r>
-      <w:r>
-        <w:t xml:space="preserve"> </w:t>
-      </w:r>
-      <w:r>
-        <w:t xml:space="preserve">com follow-ups, o Copilot pode "esquecer" o que disseste há 10 mensagens (passa para fora do</w:t>
-      </w:r>
-      <w:r>
-        <w:t xml:space="preserve"> </w:t>
-      </w:r>
-      <w:r>
-        <w:rPr>
-          <w:i/>
-          <w:iCs/>
-        </w:rPr>
-        <w:t xml:space="preserve">window</w:t>
-      </w:r>
-      <w:r>
-        <w:t xml:space="preserve">).</w:t>
-      </w:r>
-    </w:p>
-    <w:p>
-      <w:pPr>
-        <w:pStyle w:val="Compact"/>
-        <w:numPr>
-          <w:ilvl w:val="0"/>
-          <w:numId w:val="1014"/>
-        </w:numPr>
-      </w:pPr>
-      <w:r>
-        <w:rPr>
-          <w:b/>
-          <w:bCs/>
-        </w:rPr>
-        <w:t xml:space="preserve">Boa prática:</w:t>
-      </w:r>
-      <w:r>
-        <w:t xml:space="preserve"> </w:t>
-      </w:r>
-      <w:r>
-        <w:t xml:space="preserve">quando o documento é longo, dividir por capítulos e pedir sumarização capítulo-a-capítulo, e depois consolidar.</w:t>
-      </w:r>
-    </w:p>
-    <w:bookmarkEnd w:id="24"/>
-    <w:bookmarkStart w:id="25" w:name="não-determinismo"/>
-    <w:p>
-      <w:pPr>
-        <w:pStyle w:val="Heading3"/>
-      </w:pPr>
-      <w:r>
-        <w:t xml:space="preserve">Não-determinismo</w:t>
+        <w:rPr>
+          <w:b/>
+          <w:bCs/>
+        </w:rPr>
+        <w:t xml:space="preserve">Em documentos longos</w:t>
+      </w:r>
+      <w:r>
+        <w:t xml:space="preserve">, o Copilot tende a dar mais peso a certas partes e a omitir outras sem aviso.</w:t>
       </w:r>
     </w:p>
     <w:p>
       <w:pPr>
         <w:pStyle w:val="FirstParagraph"/>
-      </w:pPr>
-      <w:r>
-        <w:t xml:space="preserve">O Copilot</w:t>
-      </w:r>
-      <w:r>
-        <w:t xml:space="preserve"> </w:t>
-      </w:r>
-      <w:r>
-        <w:rPr>
-          <w:b/>
-          <w:bCs/>
-        </w:rPr>
-        <w:t xml:space="preserve">não é uma calculadora</w:t>
-      </w:r>
-      <w:r>
-        <w:t xml:space="preserve">. A mesma pergunta, no mesmo dia, pode dar respostas ligeiramente diferentes — porque há aleatoriedade controlada (</w:t>
-      </w:r>
-      <w:r>
-        <w:rPr>
-          <w:i/>
-          <w:iCs/>
-        </w:rPr>
-        <w:t xml:space="preserve">temperature</w:t>
-      </w:r>
-      <w:r>
-        <w:t xml:space="preserve">,</w:t>
-      </w:r>
-      <w:r>
-        <w:t xml:space="preserve"> </w:t>
-      </w:r>
-      <w:r>
-        <w:rPr>
-          <w:i/>
-          <w:iCs/>
-        </w:rPr>
-        <w:t xml:space="preserve">sampling</w:t>
-      </w:r>
-      <w:r>
-        <w:t xml:space="preserve">) na geração.</w:t>
-      </w:r>
-    </w:p>
-    <w:p>
-      <w:pPr>
-        <w:pStyle w:val="BodyText"/>
       </w:pPr>
       <w:r>
         <w:rPr>
@@ -2469,17 +2418,39 @@
         </w:numPr>
       </w:pPr>
       <w:r>
-        <w:rPr>
-          <w:b/>
-          <w:bCs/>
-        </w:rPr>
-        <w:t xml:space="preserve">Não confies</w:t>
-      </w:r>
-      <w:r>
-        <w:t xml:space="preserve"> </w:t>
-      </w:r>
-      <w:r>
-        <w:t xml:space="preserve">que o output será o mesmo na próxima execução — guarda sempre a primeira versão.</w:t>
+        <w:t xml:space="preserve">Em</w:t>
+      </w:r>
+      <w:r>
+        <w:t xml:space="preserve"> </w:t>
+      </w:r>
+      <w:r>
+        <w:rPr>
+          <w:b/>
+          <w:bCs/>
+        </w:rPr>
+        <w:t xml:space="preserve">regulamentos longos</w:t>
+      </w:r>
+      <w:r>
+        <w:t xml:space="preserve"> </w:t>
+      </w:r>
+      <w:r>
+        <w:t xml:space="preserve">o Copilot pode</w:t>
+      </w:r>
+      <w:r>
+        <w:t xml:space="preserve"> </w:t>
+      </w:r>
+      <w:r>
+        <w:rPr>
+          <w:b/>
+          <w:bCs/>
+        </w:rPr>
+        <w:t xml:space="preserve">truncar</w:t>
+      </w:r>
+      <w:r>
+        <w:t xml:space="preserve"> </w:t>
+      </w:r>
+      <w:r>
+        <w:t xml:space="preserve">o documento sem te avisar — sumariza com base apenas em parte do texto, omitindo capítulos. Boa prática: dividir por capítulos e sumarizar parte a parte (é também a recomendação oficial da Microsoft).</w:t>
       </w:r>
     </w:p>
     <w:p>
@@ -2491,39 +2462,23 @@
         </w:numPr>
       </w:pPr>
       <w:r>
-        <w:t xml:space="preserve">Para</w:t>
-      </w:r>
-      <w:r>
-        <w:t xml:space="preserve"> </w:t>
-      </w:r>
-      <w:r>
-        <w:rPr>
-          <w:b/>
-          <w:bCs/>
-        </w:rPr>
-        <w:t xml:space="preserve">tarefas críticas</w:t>
-      </w:r>
-      <w:r>
-        <w:t xml:space="preserve"> </w:t>
-      </w:r>
-      <w:r>
-        <w:t xml:space="preserve">(ex.: resumir um regulamento que vai a Conselho), pede</w:t>
-      </w:r>
-      <w:r>
-        <w:t xml:space="preserve"> </w:t>
-      </w:r>
-      <w:r>
-        <w:rPr>
-          <w:b/>
-          <w:bCs/>
-        </w:rPr>
-        <w:t xml:space="preserve">3 versões</w:t>
-      </w:r>
-      <w:r>
-        <w:t xml:space="preserve"> </w:t>
-      </w:r>
-      <w:r>
-        <w:t xml:space="preserve">e compara — divergências entre as 3 revelam pontos onde o Copilot está a "adivinhar" em vez de extrair. (Na literatura, esta técnica chama-se</w:t>
+        <w:t xml:space="preserve">Em</w:t>
+      </w:r>
+      <w:r>
+        <w:t xml:space="preserve"> </w:t>
+      </w:r>
+      <w:r>
+        <w:rPr>
+          <w:b/>
+          <w:bCs/>
+        </w:rPr>
+        <w:t xml:space="preserve">conversas longas</w:t>
+      </w:r>
+      <w:r>
+        <w:t xml:space="preserve"> </w:t>
+      </w:r>
+      <w:r>
+        <w:t xml:space="preserve">com follow-ups, o Copilot pode "esquecer" o que disseste há 10 mensagens (passa para fora do</w:t>
       </w:r>
       <w:r>
         <w:t xml:space="preserve"> </w:t>
@@ -2533,20 +2488,98 @@
           <w:i/>
           <w:iCs/>
         </w:rPr>
-        <w:t xml:space="preserve">self-consistency</w:t>
-      </w:r>
-      <w:r>
-        <w:t xml:space="preserve">.)</w:t>
+        <w:t xml:space="preserve">window</w:t>
+      </w:r>
+      <w:r>
+        <w:t xml:space="preserve">).</w:t>
+      </w:r>
+    </w:p>
+    <w:p>
+      <w:pPr>
+        <w:pStyle w:val="Compact"/>
+        <w:numPr>
+          <w:ilvl w:val="0"/>
+          <w:numId w:val="1015"/>
+        </w:numPr>
+      </w:pPr>
+      <w:r>
+        <w:rPr>
+          <w:b/>
+          <w:bCs/>
+        </w:rPr>
+        <w:t xml:space="preserve">Boa prática:</w:t>
+      </w:r>
+      <w:r>
+        <w:t xml:space="preserve"> </w:t>
+      </w:r>
+      <w:r>
+        <w:t xml:space="preserve">quando o documento é longo, dividir por capítulos e pedir sumarização capítulo-a-capítulo, e depois consolidar.</w:t>
       </w:r>
     </w:p>
     <w:bookmarkEnd w:id="25"/>
-    <w:bookmarkStart w:id="26" w:name="Xe56738f6670504cecd0dad1bf8c674739cf7b39"/>
+    <w:bookmarkStart w:id="26" w:name="não-determinismo"/>
     <w:p>
       <w:pPr>
         <w:pStyle w:val="Heading3"/>
       </w:pPr>
       <w:r>
-        <w:t xml:space="preserve">Limitações específicas do Copilot no Word</w:t>
+        <w:t xml:space="preserve">Não-determinismo</w:t>
+      </w:r>
+    </w:p>
+    <w:p>
+      <w:pPr>
+        <w:pStyle w:val="FirstParagraph"/>
+      </w:pPr>
+      <w:r>
+        <w:t xml:space="preserve">O Copilot</w:t>
+      </w:r>
+      <w:r>
+        <w:t xml:space="preserve"> </w:t>
+      </w:r>
+      <w:r>
+        <w:rPr>
+          <w:b/>
+          <w:bCs/>
+        </w:rPr>
+        <w:t xml:space="preserve">não é uma calculadora</w:t>
+      </w:r>
+      <w:r>
+        <w:t xml:space="preserve">. A mesma pergunta, no mesmo dia, pode dar respostas ligeiramente diferentes — porque há aleatoriedade controlada (</w:t>
+      </w:r>
+      <w:r>
+        <w:rPr>
+          <w:i/>
+          <w:iCs/>
+        </w:rPr>
+        <w:t xml:space="preserve">temperature</w:t>
+      </w:r>
+      <w:r>
+        <w:t xml:space="preserve">,</w:t>
+      </w:r>
+      <w:r>
+        <w:t xml:space="preserve"> </w:t>
+      </w:r>
+      <w:r>
+        <w:rPr>
+          <w:i/>
+          <w:iCs/>
+        </w:rPr>
+        <w:t xml:space="preserve">sampling</w:t>
+      </w:r>
+      <w:r>
+        <w:t xml:space="preserve">) na geração.</w:t>
+      </w:r>
+    </w:p>
+    <w:p>
+      <w:pPr>
+        <w:pStyle w:val="BodyText"/>
+      </w:pPr>
+      <w:r>
+        <w:rPr>
+          <w:b/>
+          <w:bCs/>
+        </w:rPr>
+        <w:t xml:space="preserve">Implicações práticas:</w:t>
       </w:r>
     </w:p>
     <w:p>
@@ -2562,25 +2595,13 @@
           <w:b/>
           <w:bCs/>
         </w:rPr>
-        <w:t xml:space="preserve">Apenas vê o documento aberto</w:t>
-      </w:r>
-      <w:r>
-        <w:t xml:space="preserve"> </w:t>
-      </w:r>
-      <w:r>
-        <w:t xml:space="preserve">+ ficheiros que indicas explicitamente com</w:t>
-      </w:r>
-      <w:r>
-        <w:t xml:space="preserve"> </w:t>
-      </w:r>
-      <w:r>
-        <w:rPr>
-          <w:rStyle w:val="VerbatimChar"/>
-        </w:rPr>
-        <w:t xml:space="preserve">/</w:t>
-      </w:r>
-      <w:r>
-        <w:t xml:space="preserve">.</w:t>
+        <w:t xml:space="preserve">Não confies</w:t>
+      </w:r>
+      <w:r>
+        <w:t xml:space="preserve"> </w:t>
+      </w:r>
+      <w:r>
+        <w:t xml:space="preserve">que o output será o mesmo na próxima execução — guarda sempre a primeira versão.</w:t>
       </w:r>
     </w:p>
     <w:p>
@@ -2592,17 +2613,62 @@
         </w:numPr>
       </w:pPr>
       <w:r>
-        <w:rPr>
-          <w:b/>
-          <w:bCs/>
-        </w:rPr>
-        <w:t xml:space="preserve">Não acede a regulamentos em PDF</w:t>
-      </w:r>
-      <w:r>
-        <w:t xml:space="preserve"> </w:t>
-      </w:r>
-      <w:r>
-        <w:t xml:space="preserve">que não estão indexados no Graph (típico de PDFs antigos).</w:t>
+        <w:t xml:space="preserve">Para</w:t>
+      </w:r>
+      <w:r>
+        <w:t xml:space="preserve"> </w:t>
+      </w:r>
+      <w:r>
+        <w:rPr>
+          <w:b/>
+          <w:bCs/>
+        </w:rPr>
+        <w:t xml:space="preserve">tarefas críticas</w:t>
+      </w:r>
+      <w:r>
+        <w:t xml:space="preserve"> </w:t>
+      </w:r>
+      <w:r>
+        <w:t xml:space="preserve">(ex.: resumir um regulamento que vai a Conselho), pede</w:t>
+      </w:r>
+      <w:r>
+        <w:t xml:space="preserve"> </w:t>
+      </w:r>
+      <w:r>
+        <w:rPr>
+          <w:b/>
+          <w:bCs/>
+        </w:rPr>
+        <w:t xml:space="preserve">3 versões</w:t>
+      </w:r>
+      <w:r>
+        <w:t xml:space="preserve"> </w:t>
+      </w:r>
+      <w:r>
+        <w:t xml:space="preserve">e compara — divergências entre as 3 revelam pontos onde o Copilot está a "adivinhar" em vez de extrair. (Na literatura, esta técnica chama-se</w:t>
+      </w:r>
+      <w:r>
+        <w:t xml:space="preserve"> </w:t>
+      </w:r>
+      <w:r>
+        <w:rPr>
+          <w:i/>
+          <w:iCs/>
+        </w:rPr>
+        <w:t xml:space="preserve">self-consistency</w:t>
+      </w:r>
+      <w:r>
+        <w:t xml:space="preserve">.)</w:t>
+      </w:r>
+    </w:p>
+    <w:bookmarkEnd w:id="26"/>
+    <w:bookmarkStart w:id="27" w:name="Xe56738f6670504cecd0dad1bf8c674739cf7b39"/>
+    <w:p>
+      <w:pPr>
+        <w:pStyle w:val="Heading3"/>
+      </w:pPr>
+      <w:r>
+        <w:t xml:space="preserve">Limitações específicas do Copilot no Word</w:t>
       </w:r>
     </w:p>
     <w:p>
@@ -2610,7 +2676,7 @@
         <w:pStyle w:val="Compact"/>
         <w:numPr>
           <w:ilvl w:val="0"/>
-          <w:numId w:val="1016"/>
+          <w:numId w:val="1017"/>
         </w:numPr>
       </w:pPr>
       <w:r>
@@ -2618,13 +2684,13 @@
           <w:b/>
           <w:bCs/>
         </w:rPr>
-        <w:t xml:space="preserve">Pode confundir versões</w:t>
-      </w:r>
-      <w:r>
-        <w:t xml:space="preserve"> </w:t>
-      </w:r>
-      <w:r>
-        <w:t xml:space="preserve">— se há</w:t>
+        <w:t xml:space="preserve">Apenas vê o documento aberto</w:t>
+      </w:r>
+      <w:r>
+        <w:t xml:space="preserve"> </w:t>
+      </w:r>
+      <w:r>
+        <w:t xml:space="preserve">+ ficheiros que indicas explicitamente com</w:t>
       </w:r>
       <w:r>
         <w:t xml:space="preserve"> </w:t>
@@ -2633,59 +2699,9 @@
         <w:rPr>
           <w:rStyle w:val="VerbatimChar"/>
         </w:rPr>
-        <w:t xml:space="preserve">Regulamento_v2.docx</w:t>
-      </w:r>
-      <w:r>
-        <w:t xml:space="preserve"> </w:t>
-      </w:r>
-      <w:r>
-        <w:t xml:space="preserve">e</w:t>
-      </w:r>
-      <w:r>
-        <w:t xml:space="preserve"> </w:t>
-      </w:r>
-      <w:r>
-        <w:rPr>
-          <w:rStyle w:val="VerbatimChar"/>
-        </w:rPr>
-        <w:t xml:space="preserve">Regulamento_v3.docx</w:t>
-      </w:r>
-      <w:r>
-        <w:t xml:space="preserve"> </w:t>
-      </w:r>
-      <w:r>
-        <w:t xml:space="preserve">no SharePoint, o Copilot pode pegar na errada.</w:t>
-      </w:r>
-      <w:r>
-        <w:t xml:space="preserve"> </w:t>
-      </w:r>
-      <w:r>
-        <w:rPr>
-          <w:b/>
-          <w:bCs/>
-        </w:rPr>
-        <w:t xml:space="preserve">Sempre referenciar o caminho completo no</w:t>
-      </w:r>
-      <w:r>
-        <w:rPr>
-          <w:b/>
-          <w:bCs/>
-        </w:rPr>
-        <w:t xml:space="preserve"> </w:t>
-      </w:r>
-      <w:r>
-        <w:rPr>
-          <w:rStyle w:val="VerbatimChar"/>
-          <w:b/>
-          <w:bCs/>
-        </w:rPr>
         <w:t xml:space="preserve">/</w:t>
       </w:r>
       <w:r>
-        <w:rPr>
-          <w:b/>
-          <w:bCs/>
-        </w:rPr>
         <w:t xml:space="preserve">.</w:t>
       </w:r>
     </w:p>
@@ -2694,7 +2710,113 @@
         <w:pStyle w:val="Compact"/>
         <w:numPr>
           <w:ilvl w:val="0"/>
-          <w:numId w:val="1016"/>
+          <w:numId w:val="1017"/>
+        </w:numPr>
+      </w:pPr>
+      <w:r>
+        <w:rPr>
+          <w:b/>
+          <w:bCs/>
+        </w:rPr>
+        <w:t xml:space="preserve">Não acede a regulamentos em PDF</w:t>
+      </w:r>
+      <w:r>
+        <w:t xml:space="preserve"> </w:t>
+      </w:r>
+      <w:r>
+        <w:t xml:space="preserve">que não estão indexados no Graph (típico de PDFs antigos).</w:t>
+      </w:r>
+    </w:p>
+    <w:p>
+      <w:pPr>
+        <w:pStyle w:val="Compact"/>
+        <w:numPr>
+          <w:ilvl w:val="0"/>
+          <w:numId w:val="1017"/>
+        </w:numPr>
+      </w:pPr>
+      <w:r>
+        <w:rPr>
+          <w:b/>
+          <w:bCs/>
+        </w:rPr>
+        <w:t xml:space="preserve">Pode confundir versões</w:t>
+      </w:r>
+      <w:r>
+        <w:t xml:space="preserve"> </w:t>
+      </w:r>
+      <w:r>
+        <w:t xml:space="preserve">— se há</w:t>
+      </w:r>
+      <w:r>
+        <w:t xml:space="preserve"> </w:t>
+      </w:r>
+      <w:r>
+        <w:rPr>
+          <w:rStyle w:val="VerbatimChar"/>
+        </w:rPr>
+        <w:t xml:space="preserve">Regulamento_v2.docx</w:t>
+      </w:r>
+      <w:r>
+        <w:t xml:space="preserve"> </w:t>
+      </w:r>
+      <w:r>
+        <w:t xml:space="preserve">e</w:t>
+      </w:r>
+      <w:r>
+        <w:t xml:space="preserve"> </w:t>
+      </w:r>
+      <w:r>
+        <w:rPr>
+          <w:rStyle w:val="VerbatimChar"/>
+        </w:rPr>
+        <w:t xml:space="preserve">Regulamento_v3.docx</w:t>
+      </w:r>
+      <w:r>
+        <w:t xml:space="preserve"> </w:t>
+      </w:r>
+      <w:r>
+        <w:t xml:space="preserve">no SharePoint, o Copilot pode pegar na errada.</w:t>
+      </w:r>
+      <w:r>
+        <w:t xml:space="preserve"> </w:t>
+      </w:r>
+      <w:r>
+        <w:rPr>
+          <w:b/>
+          <w:bCs/>
+        </w:rPr>
+        <w:t xml:space="preserve">Sempre referenciar o caminho completo no</w:t>
+      </w:r>
+      <w:r>
+        <w:rPr>
+          <w:b/>
+          <w:bCs/>
+        </w:rPr>
+        <w:t xml:space="preserve"> </w:t>
+      </w:r>
+      <w:r>
+        <w:rPr>
+          <w:rStyle w:val="VerbatimChar"/>
+          <w:b/>
+          <w:bCs/>
+        </w:rPr>
+        <w:t xml:space="preserve">/</w:t>
+      </w:r>
+      <w:r>
+        <w:rPr>
+          <w:b/>
+          <w:bCs/>
+        </w:rPr>
+        <w:t xml:space="preserve">.</w:t>
+      </w:r>
+    </w:p>
+    <w:p>
+      <w:pPr>
+        <w:pStyle w:val="Compact"/>
+        <w:numPr>
+          <w:ilvl w:val="0"/>
+          <w:numId w:val="1017"/>
         </w:numPr>
       </w:pPr>
       <w:r>
@@ -2718,9 +2840,9 @@
         </w:pict>
       </w:r>
     </w:p>
-    <w:bookmarkEnd w:id="26"/>
     <w:bookmarkEnd w:id="27"/>
-    <w:bookmarkStart w:id="37" w:name="X01a97bfbcdcd277bbfb778f2b8433a143f28e70"/>
+    <w:bookmarkEnd w:id="28"/>
+    <w:bookmarkStart w:id="38" w:name="X01a97bfbcdcd277bbfb778f2b8433a143f28e70"/>
     <w:p>
       <w:pPr>
         <w:pStyle w:val="Heading2"/>
@@ -2729,7 +2851,7 @@
         <w:t xml:space="preserve">Bloco 5 — Exercício guiado (25 min) · OBRIGATÓRIO EM AULA + PARA TERMINAR EM CASA</w:t>
       </w:r>
     </w:p>
-    <w:bookmarkStart w:id="28" w:name="cenário"/>
+    <w:bookmarkStart w:id="29" w:name="cenário"/>
     <w:p>
       <w:pPr>
         <w:pStyle w:val="Heading3"/>
@@ -2818,8 +2940,8 @@
         <w:t xml:space="preserve">— mas a versão final é dela.</w:t>
       </w:r>
     </w:p>
-    <w:bookmarkEnd w:id="28"/>
-    <w:bookmarkStart w:id="29" w:name="dataset"/>
+    <w:bookmarkEnd w:id="29"/>
+    <w:bookmarkStart w:id="30" w:name="dataset"/>
     <w:p>
       <w:pPr>
         <w:pStyle w:val="Heading3"/>
@@ -2876,8 +2998,8 @@
         <w:t xml:space="preserve">.</w:t>
       </w:r>
     </w:p>
-    <w:bookmarkEnd w:id="29"/>
-    <w:bookmarkStart w:id="33" w:name="passo-a-passo"/>
+    <w:bookmarkEnd w:id="30"/>
+    <w:bookmarkStart w:id="34" w:name="passo-a-passo"/>
     <w:p>
       <w:pPr>
         <w:pStyle w:val="Heading3"/>
@@ -3164,7 +3286,7 @@
         <w:pStyle w:val="Compact"/>
         <w:numPr>
           <w:ilvl w:val="0"/>
-          <w:numId w:val="1017"/>
+          <w:numId w:val="1018"/>
         </w:numPr>
       </w:pPr>
       <w:r>
@@ -3192,7 +3314,7 @@
         <w:pStyle w:val="Compact"/>
         <w:numPr>
           <w:ilvl w:val="0"/>
-          <w:numId w:val="1017"/>
+          <w:numId w:val="1018"/>
         </w:numPr>
       </w:pPr>
       <w:r>
@@ -3204,7 +3326,7 @@
         <w:pStyle w:val="Compact"/>
         <w:numPr>
           <w:ilvl w:val="0"/>
-          <w:numId w:val="1017"/>
+          <w:numId w:val="1018"/>
         </w:numPr>
       </w:pPr>
       <w:r>
@@ -3232,7 +3354,7 @@
         <w:pStyle w:val="Compact"/>
         <w:numPr>
           <w:ilvl w:val="0"/>
-          <w:numId w:val="1017"/>
+          <w:numId w:val="1018"/>
         </w:numPr>
       </w:pPr>
       <w:r>
@@ -3459,7 +3581,7 @@
         <w:t xml:space="preserve">. Para cada ponto: (a) cita o artigo e número exato; (b) descreve a ambiguidade em 1 frase; (c) sugere que aplicação prática poderia gerar conflito; (d) propõe redação alternativa que resolveria. Devolve em tabela Markdown."</w:t>
       </w:r>
     </w:p>
-    <w:bookmarkStart w:id="30" w:name="o-que-esperar-deste-follow-up"/>
+    <w:bookmarkStart w:id="31" w:name="o-que-esperar-deste-follow-up"/>
     <w:p>
       <w:pPr>
         <w:pStyle w:val="Heading4"/>
@@ -3505,8 +3627,8 @@
         <w:t xml:space="preserve">. O Copilot fá-lo em 30 segundos.</w:t>
       </w:r>
     </w:p>
-    <w:bookmarkEnd w:id="30"/>
-    <w:bookmarkStart w:id="31" w:name="X88bb949aa890f5188d0c95b698d24f1680f88e8"/>
+    <w:bookmarkEnd w:id="31"/>
+    <w:bookmarkStart w:id="32" w:name="X88bb949aa890f5188d0c95b698d24f1680f88e8"/>
     <w:p>
       <w:pPr>
         <w:pStyle w:val="Heading4"/>
@@ -3762,159 +3884,14 @@
         </w:tc>
       </w:tr>
     </w:tbl>
-    <w:bookmarkEnd w:id="31"/>
-    <w:bookmarkStart w:id="32" w:name="pergunta-chave-de-validação"/>
+    <w:bookmarkEnd w:id="32"/>
+    <w:bookmarkStart w:id="33" w:name="pergunta-chave-de-validação"/>
     <w:p>
       <w:pPr>
         <w:pStyle w:val="Heading4"/>
       </w:pPr>
       <w:r>
         <w:t xml:space="preserve">Pergunta-chave de validação</w:t>
-      </w:r>
-    </w:p>
-    <w:p>
-      <w:pPr>
-        <w:pStyle w:val="Compact"/>
-        <w:numPr>
-          <w:ilvl w:val="0"/>
-          <w:numId w:val="1018"/>
-        </w:numPr>
-      </w:pPr>
-      <w:r>
-        <w:t xml:space="preserve">□</w:t>
-      </w:r>
-      <w:r>
-        <w:t xml:space="preserve"> </w:t>
-      </w:r>
-      <w:r>
-        <w:rPr>
-          <w:b/>
-          <w:bCs/>
-        </w:rPr>
-        <w:t xml:space="preserve">Cada ambiguidade é real?</w:t>
-      </w:r>
-      <w:r>
-        <w:t xml:space="preserve"> </w:t>
-      </w:r>
-      <w:r>
-        <w:t xml:space="preserve">Lê o artigo citado no original e confirma que o ponto é genuíno (não inventado).</w:t>
-      </w:r>
-    </w:p>
-    <w:p>
-      <w:pPr>
-        <w:pStyle w:val="Compact"/>
-        <w:numPr>
-          <w:ilvl w:val="0"/>
-          <w:numId w:val="1018"/>
-        </w:numPr>
-      </w:pPr>
-      <w:r>
-        <w:t xml:space="preserve">□ Há ambiguidades</w:t>
-      </w:r>
-      <w:r>
-        <w:t xml:space="preserve"> </w:t>
-      </w:r>
-      <w:r>
-        <w:rPr>
-          <w:b/>
-          <w:bCs/>
-        </w:rPr>
-        <w:t xml:space="preserve">óbvias para ti</w:t>
-      </w:r>
-      <w:r>
-        <w:t xml:space="preserve"> </w:t>
-      </w:r>
-      <w:r>
-        <w:t xml:space="preserve">que o Copilot</w:t>
-      </w:r>
-      <w:r>
-        <w:t xml:space="preserve"> </w:t>
-      </w:r>
-      <w:r>
-        <w:rPr>
-          <w:b/>
-          <w:bCs/>
-        </w:rPr>
-        <w:t xml:space="preserve">não detetou</w:t>
-      </w:r>
-      <w:r>
-        <w:t xml:space="preserve">?</w:t>
-      </w:r>
-      <w:r>
-        <w:t xml:space="preserve"> </w:t>
-      </w:r>
-      <w:r>
-        <w:rPr>
-          <w:i/>
-          <w:iCs/>
-        </w:rPr>
-        <w:t xml:space="preserve">(Pista: a regra das "3 inscrições consecutivas" do art. 11.º — o que conta como "consecutivas"?)</w:t>
-      </w:r>
-    </w:p>
-    <w:p>
-      <w:pPr>
-        <w:pStyle w:val="Compact"/>
-        <w:numPr>
-          <w:ilvl w:val="0"/>
-          <w:numId w:val="1018"/>
-        </w:numPr>
-      </w:pPr>
-      <w:r>
-        <w:t xml:space="preserve">□ Compara com a tua lista do duelo: quantas apanhaste</w:t>
-      </w:r>
-      <w:r>
-        <w:t xml:space="preserve"> </w:t>
-      </w:r>
-      <w:r>
-        <w:rPr>
-          <w:b/>
-          <w:bCs/>
-        </w:rPr>
-        <w:t xml:space="preserve">tu</w:t>
-      </w:r>
-      <w:r>
-        <w:t xml:space="preserve"> </w:t>
-      </w:r>
-      <w:r>
-        <w:t xml:space="preserve">que ele não viu?</w:t>
-      </w:r>
-      <w:r>
-        <w:t xml:space="preserve"> </w:t>
-      </w:r>
-      <w:r>
-        <w:rPr>
-          <w:i/>
-          <w:iCs/>
-        </w:rPr>
-        <w:t xml:space="preserve">(Há uma falha jurídica — ligada ao estatuto do trabalhador-estudante — que o Copilot quase nunca deteta sozinho.)</w:t>
-      </w:r>
-    </w:p>
-    <w:p>
-      <w:pPr>
-        <w:pStyle w:val="FirstParagraph"/>
-      </w:pPr>
-      <w:r>
-        <w:rPr>
-          <w:b/>
-          <w:bCs/>
-        </w:rPr>
-        <w:t xml:space="preserve">Passo 5.</w:t>
-      </w:r>
-      <w:r>
-        <w:t xml:space="preserve"> </w:t>
-      </w:r>
-      <w:r>
-        <w:rPr>
-          <w:b/>
-          <w:bCs/>
-        </w:rPr>
-        <w:t xml:space="preserve">Valida cruzando</w:t>
-      </w:r>
-      <w:r>
-        <w:t xml:space="preserve"> </w:t>
-      </w:r>
-      <w:r>
-        <w:t xml:space="preserve">com o regulamento original. Para cada bullet do resumo executivo:</w:t>
       </w:r>
     </w:p>
     <w:p>
@@ -3926,7 +3903,23 @@
         </w:numPr>
       </w:pPr>
       <w:r>
-        <w:t xml:space="preserve">Localiza o artigo citado</w:t>
+        <w:t xml:space="preserve">□</w:t>
+      </w:r>
+      <w:r>
+        <w:t xml:space="preserve"> </w:t>
+      </w:r>
+      <w:r>
+        <w:rPr>
+          <w:b/>
+          <w:bCs/>
+        </w:rPr>
+        <w:t xml:space="preserve">Cada ambiguidade é real?</w:t>
+      </w:r>
+      <w:r>
+        <w:t xml:space="preserve"> </w:t>
+      </w:r>
+      <w:r>
+        <w:t xml:space="preserve">Lê o artigo citado no original e confirma que o ponto é genuíno (não inventado).</w:t>
       </w:r>
     </w:p>
     <w:p>
@@ -3938,23 +3931,46 @@
         </w:numPr>
       </w:pPr>
       <w:r>
-        <w:t xml:space="preserve">Confirma que o que o resumo diz</w:t>
-      </w:r>
-      <w:r>
-        <w:t xml:space="preserve"> </w:t>
-      </w:r>
-      <w:r>
-        <w:rPr>
-          <w:b/>
-          <w:bCs/>
-        </w:rPr>
-        <w:t xml:space="preserve">bate certo</w:t>
-      </w:r>
-      <w:r>
-        <w:t xml:space="preserve"> </w:t>
-      </w:r>
-      <w:r>
-        <w:t xml:space="preserve">com o original</w:t>
+        <w:t xml:space="preserve">□ Há ambiguidades</w:t>
+      </w:r>
+      <w:r>
+        <w:t xml:space="preserve"> </w:t>
+      </w:r>
+      <w:r>
+        <w:rPr>
+          <w:b/>
+          <w:bCs/>
+        </w:rPr>
+        <w:t xml:space="preserve">óbvias para ti</w:t>
+      </w:r>
+      <w:r>
+        <w:t xml:space="preserve"> </w:t>
+      </w:r>
+      <w:r>
+        <w:t xml:space="preserve">que o Copilot</w:t>
+      </w:r>
+      <w:r>
+        <w:t xml:space="preserve"> </w:t>
+      </w:r>
+      <w:r>
+        <w:rPr>
+          <w:b/>
+          <w:bCs/>
+        </w:rPr>
+        <w:t xml:space="preserve">não detetou</w:t>
+      </w:r>
+      <w:r>
+        <w:t xml:space="preserve">?</w:t>
+      </w:r>
+      <w:r>
+        <w:t xml:space="preserve"> </w:t>
+      </w:r>
+      <w:r>
+        <w:rPr>
+          <w:i/>
+          <w:iCs/>
+        </w:rPr>
+        <w:t xml:space="preserve">(Pista: a regra das "3 inscrições consecutivas" do art. 11.º — o que conta como "consecutivas"?)</w:t>
       </w:r>
     </w:p>
     <w:p>
@@ -3966,12 +3982,118 @@
         </w:numPr>
       </w:pPr>
       <w:r>
+        <w:t xml:space="preserve">□ Compara com a tua lista do duelo: quantas apanhaste</w:t>
+      </w:r>
+      <w:r>
+        <w:t xml:space="preserve"> </w:t>
+      </w:r>
+      <w:r>
+        <w:rPr>
+          <w:b/>
+          <w:bCs/>
+        </w:rPr>
+        <w:t xml:space="preserve">tu</w:t>
+      </w:r>
+      <w:r>
+        <w:t xml:space="preserve"> </w:t>
+      </w:r>
+      <w:r>
+        <w:t xml:space="preserve">que ele não viu?</w:t>
+      </w:r>
+      <w:r>
+        <w:t xml:space="preserve"> </w:t>
+      </w:r>
+      <w:r>
+        <w:rPr>
+          <w:i/>
+          <w:iCs/>
+        </w:rPr>
+        <w:t xml:space="preserve">(Há uma falha jurídica — ligada ao estatuto do trabalhador-estudante — que o Copilot quase nunca deteta sozinho.)</w:t>
+      </w:r>
+    </w:p>
+    <w:p>
+      <w:pPr>
+        <w:pStyle w:val="FirstParagraph"/>
+      </w:pPr>
+      <w:r>
+        <w:rPr>
+          <w:b/>
+          <w:bCs/>
+        </w:rPr>
+        <w:t xml:space="preserve">Passo 5.</w:t>
+      </w:r>
+      <w:r>
+        <w:t xml:space="preserve"> </w:t>
+      </w:r>
+      <w:r>
+        <w:rPr>
+          <w:b/>
+          <w:bCs/>
+        </w:rPr>
+        <w:t xml:space="preserve">Valida cruzando</w:t>
+      </w:r>
+      <w:r>
+        <w:t xml:space="preserve"> </w:t>
+      </w:r>
+      <w:r>
+        <w:t xml:space="preserve">com o regulamento original. Para cada bullet do resumo executivo:</w:t>
+      </w:r>
+    </w:p>
+    <w:p>
+      <w:pPr>
+        <w:pStyle w:val="Compact"/>
+        <w:numPr>
+          <w:ilvl w:val="0"/>
+          <w:numId w:val="1020"/>
+        </w:numPr>
+      </w:pPr>
+      <w:r>
+        <w:t xml:space="preserve">Localiza o artigo citado</w:t>
+      </w:r>
+    </w:p>
+    <w:p>
+      <w:pPr>
+        <w:pStyle w:val="Compact"/>
+        <w:numPr>
+          <w:ilvl w:val="0"/>
+          <w:numId w:val="1020"/>
+        </w:numPr>
+      </w:pPr>
+      <w:r>
+        <w:t xml:space="preserve">Confirma que o que o resumo diz</w:t>
+      </w:r>
+      <w:r>
+        <w:t xml:space="preserve"> </w:t>
+      </w:r>
+      <w:r>
+        <w:rPr>
+          <w:b/>
+          <w:bCs/>
+        </w:rPr>
+        <w:t xml:space="preserve">bate certo</w:t>
+      </w:r>
+      <w:r>
+        <w:t xml:space="preserve"> </w:t>
+      </w:r>
+      <w:r>
+        <w:t xml:space="preserve">com o original</w:t>
+      </w:r>
+    </w:p>
+    <w:p>
+      <w:pPr>
+        <w:pStyle w:val="Compact"/>
+        <w:numPr>
+          <w:ilvl w:val="0"/>
+          <w:numId w:val="1020"/>
+        </w:numPr>
+      </w:pPr>
+      <w:r>
         <w:t xml:space="preserve">Anota qualquer divergência</w:t>
       </w:r>
     </w:p>
-    <w:bookmarkEnd w:id="32"/>
     <w:bookmarkEnd w:id="33"/>
-    <w:bookmarkStart w:id="34" w:name="X77e544435c295a0d96fe07d2bf11a2120fadab8"/>
+    <w:bookmarkEnd w:id="34"/>
+    <w:bookmarkStart w:id="35" w:name="X77e544435c295a0d96fe07d2bf11a2120fadab8"/>
     <w:p>
       <w:pPr>
         <w:pStyle w:val="Heading3"/>
@@ -4075,773 +4197,14 @@
         </w:pict>
       </w:r>
     </w:p>
-    <w:bookmarkEnd w:id="34"/>
-    <w:bookmarkStart w:id="35" w:name="validação-cruzada"/>
+    <w:bookmarkEnd w:id="35"/>
+    <w:bookmarkStart w:id="36" w:name="validação-cruzada"/>
     <w:p>
       <w:pPr>
         <w:pStyle w:val="Heading3"/>
       </w:pPr>
       <w:r>
         <w:t xml:space="preserve">Validação cruzada</w:t>
-      </w:r>
-    </w:p>
-    <w:p>
-      <w:pPr>
-        <w:pStyle w:val="Compact"/>
-        <w:numPr>
-          <w:ilvl w:val="0"/>
-          <w:numId w:val="1021"/>
-        </w:numPr>
-      </w:pPr>
-      <w:r>
-        <w:t xml:space="preserve">□ Cada artigo citado</w:t>
-      </w:r>
-      <w:r>
-        <w:t xml:space="preserve"> </w:t>
-      </w:r>
-      <w:r>
-        <w:rPr>
-          <w:b/>
-          <w:bCs/>
-        </w:rPr>
-        <w:t xml:space="preserve">existe</w:t>
-      </w:r>
-      <w:r>
-        <w:t xml:space="preserve"> </w:t>
-      </w:r>
-      <w:r>
-        <w:t xml:space="preserve">no regulamento (verifiquei).</w:t>
-      </w:r>
-    </w:p>
-    <w:p>
-      <w:pPr>
-        <w:pStyle w:val="Compact"/>
-        <w:numPr>
-          <w:ilvl w:val="0"/>
-          <w:numId w:val="1021"/>
-        </w:numPr>
-      </w:pPr>
-      <w:r>
-        <w:t xml:space="preserve">□ A linguagem é pt-pt em todo o resumo.</w:t>
-      </w:r>
-    </w:p>
-    <w:p>
-      <w:pPr>
-        <w:pStyle w:val="Compact"/>
-        <w:numPr>
-          <w:ilvl w:val="0"/>
-          <w:numId w:val="1021"/>
-        </w:numPr>
-      </w:pPr>
-      <w:r>
-        <w:t xml:space="preserve">□ Termos técnicos jurídicos foram</w:t>
-      </w:r>
-      <w:r>
-        <w:t xml:space="preserve"> </w:t>
-      </w:r>
-      <w:r>
-        <w:rPr>
-          <w:b/>
-          <w:bCs/>
-        </w:rPr>
-        <w:t xml:space="preserve">preservados</w:t>
-      </w:r>
-      <w:r>
-        <w:t xml:space="preserve">.</w:t>
-      </w:r>
-    </w:p>
-    <w:p>
-      <w:pPr>
-        <w:pStyle w:val="Compact"/>
-        <w:numPr>
-          <w:ilvl w:val="0"/>
-          <w:numId w:val="1021"/>
-        </w:numPr>
-      </w:pPr>
-      <w:r>
-        <w:t xml:space="preserve">□ A versão final foi</w:t>
-      </w:r>
-      <w:r>
-        <w:t xml:space="preserve"> </w:t>
-      </w:r>
-      <w:r>
-        <w:rPr>
-          <w:b/>
-          <w:bCs/>
-        </w:rPr>
-        <w:t xml:space="preserve">revista por mim</w:t>
-      </w:r>
-      <w:r>
-        <w:t xml:space="preserve"> </w:t>
-      </w:r>
-      <w:r>
-        <w:t xml:space="preserve">e tem a minha assinatura como responsável editorial.</w:t>
-      </w:r>
-    </w:p>
-    <w:bookmarkEnd w:id="35"/>
-    <w:bookmarkStart w:id="36" w:name="X3c1d24412d61d25a245292cc541a042cb89b5e3"/>
-    <w:p>
-      <w:pPr>
-        <w:pStyle w:val="Heading3"/>
-      </w:pPr>
-      <w:r>
-        <w:t xml:space="preserve">🔬 Para quem quer ir mais longe — prompt patterns avançados</w:t>
-      </w:r>
-    </w:p>
-    <w:p>
-      <w:pPr>
-        <w:pStyle w:val="FirstParagraph"/>
-      </w:pPr>
-      <w:r>
-        <w:t xml:space="preserve">Para além do GCSE, há técnicas que elevam consistentemente a qualidade do output.</w:t>
-      </w:r>
-      <w:r>
-        <w:t xml:space="preserve"> </w:t>
-      </w:r>
-      <w:r>
-        <w:rPr>
-          <w:b/>
-          <w:bCs/>
-        </w:rPr>
-        <w:t xml:space="preserve">Não substituem o GCSE — combinam-se com ele.</w:t>
-      </w:r>
-    </w:p>
-    <w:p>
-      <w:pPr>
-        <w:pStyle w:val="BodyText"/>
-      </w:pPr>
-      <w:r>
-        <w:rPr>
-          <w:b/>
-          <w:bCs/>
-        </w:rPr>
-        <w:t xml:space="preserve">Few-shot prompting.</w:t>
-      </w:r>
-      <w:r>
-        <w:t xml:space="preserve"> </w:t>
-      </w:r>
-      <w:r>
-        <w:t xml:space="preserve">Antes de pedires o resumo, dá ao Copilot 1-2 exemplos do output que esperas:</w:t>
-      </w:r>
-    </w:p>
-    <w:p>
-      <w:pPr>
-        <w:pStyle w:val="BlockText"/>
-      </w:pPr>
-      <w:r>
-        <w:rPr>
-          <w:i/>
-          <w:iCs/>
-        </w:rPr>
-        <w:t xml:space="preserve">"Quero um resumo executivo no seguinte formato — vê este exemplo de outro regulamento e produz um equivalente para o que te dou a seguir.</w:t>
-      </w:r>
-      <w:r>
-        <w:t xml:space="preserve"> </w:t>
-      </w:r>
-      <w:r>
-        <w:rPr>
-          <w:i/>
-          <w:iCs/>
-        </w:rPr>
-        <w:t xml:space="preserve">Exemplo: «O Regulamento de Bolsas de Estudo (2023) estabelece três tipos: (a) mérito; (b) carência; (c) mista. Pontos críticos: art. 4.º (...)»</w:t>
-      </w:r>
-      <w:r>
-        <w:t xml:space="preserve"> </w:t>
-      </w:r>
-      <w:r>
-        <w:rPr>
-          <w:i/>
-          <w:iCs/>
-        </w:rPr>
-        <w:t xml:space="preserve">Agora produz o equivalente para o Regulamento de Avaliação dos Mestrados em /Dataset_S04_Documentos.docx (sem licença: para o texto que colo a seguir)."</w:t>
-      </w:r>
-    </w:p>
-    <w:p>
-      <w:pPr>
-        <w:pStyle w:val="FirstParagraph"/>
-      </w:pPr>
-      <w:r>
-        <w:rPr>
-          <w:b/>
-          <w:bCs/>
-        </w:rPr>
-        <w:t xml:space="preserve">Constraint engineering.</w:t>
-      </w:r>
-      <w:r>
-        <w:t xml:space="preserve"> </w:t>
-      </w:r>
-      <w:r>
-        <w:t xml:space="preserve">Adiciona limites explícitos:</w:t>
-      </w:r>
-    </w:p>
-    <w:p>
-      <w:pPr>
-        <w:pStyle w:val="BlockText"/>
-      </w:pPr>
-      <w:r>
-        <w:rPr>
-          <w:i/>
-          <w:iCs/>
-        </w:rPr>
-        <w:t xml:space="preserve">"Comprimento máximo: 250 palavras. Cada bullet ≤ 25 palavras. Não uses 'compliance', 'aprovar automaticamente'. Se houver dúvida, escreve 'a verificar' em vez de inventar."</w:t>
-      </w:r>
-    </w:p>
-    <w:p>
-      <w:pPr>
-        <w:pStyle w:val="FirstParagraph"/>
-      </w:pPr>
-      <w:r>
-        <w:rPr>
-          <w:b/>
-          <w:bCs/>
-        </w:rPr>
-        <w:t xml:space="preserve">Etapas de verificação</w:t>
-      </w:r>
-      <w:r>
-        <w:t xml:space="preserve"> </w:t>
-      </w:r>
-      <w:r>
-        <w:t xml:space="preserve">(</w:t>
-      </w:r>
-      <w:r>
-        <w:rPr>
-          <w:i/>
-          <w:iCs/>
-        </w:rPr>
-        <w:t xml:space="preserve">chain-of-verification</w:t>
-      </w:r>
-      <w:r>
-        <w:t xml:space="preserve">)</w:t>
-      </w:r>
-      <w:r>
-        <w:rPr>
-          <w:b/>
-          <w:bCs/>
-        </w:rPr>
-        <w:t xml:space="preserve">.</w:t>
-      </w:r>
-      <w:r>
-        <w:t xml:space="preserve"> </w:t>
-      </w:r>
-      <w:r>
-        <w:t xml:space="preserve">Para tarefas com risco de erro de raciocínio, pede etapas verificáveis explícitas em vez de "pensa em voz alta":</w:t>
-      </w:r>
-    </w:p>
-    <w:p>
-      <w:pPr>
-        <w:pStyle w:val="BlockText"/>
-      </w:pPr>
-      <w:r>
-        <w:rPr>
-          <w:i/>
-          <w:iCs/>
-        </w:rPr>
-        <w:t xml:space="preserve">"Antes de produzir o resumo final, apresenta uma estrutura de verificação: (1) lista os capítulos do regulamento; (2) identifica os artigos com efeito prático; (3) indica quais serão incluídos no resumo; (4) só depois produz o resumo final."</w:t>
-      </w:r>
-    </w:p>
-    <w:p>
-      <w:pPr>
-        <w:pStyle w:val="FirstParagraph"/>
-      </w:pPr>
-      <w:r>
-        <w:rPr>
-          <w:b/>
-          <w:bCs/>
-        </w:rPr>
-        <w:t xml:space="preserve">Output structuring.</w:t>
-      </w:r>
-      <w:r>
-        <w:t xml:space="preserve"> </w:t>
-      </w:r>
-      <w:r>
-        <w:t xml:space="preserve">Pede formato exato:</w:t>
-      </w:r>
-    </w:p>
-    <w:p>
-      <w:pPr>
-        <w:pStyle w:val="BlockText"/>
-      </w:pPr>
-      <w:r>
-        <w:rPr>
-          <w:i/>
-          <w:iCs/>
-        </w:rPr>
-        <w:t xml:space="preserve">"Devolve em Markdown: H2 para o resumo, lista numerada para os bullets, citação no formato 'art. X.º n.º Y (capítulo Z)'."</w:t>
-      </w:r>
-    </w:p>
-    <w:p>
-      <w:pPr>
-        <w:pStyle w:val="FirstParagraph"/>
-      </w:pPr>
-      <w:r>
-        <w:rPr>
-          <w:b/>
-          <w:bCs/>
-        </w:rPr>
-        <w:t xml:space="preserve">Auditoria de omissões.</w:t>
-      </w:r>
-      <w:r>
-        <w:t xml:space="preserve"> </w:t>
-      </w:r>
-      <w:r>
-        <w:t xml:space="preserve">Para detetar o que ficou de fora:</w:t>
-      </w:r>
-    </w:p>
-    <w:p>
-      <w:pPr>
-        <w:pStyle w:val="BlockText"/>
-      </w:pPr>
-      <w:r>
-        <w:rPr>
-          <w:i/>
-          <w:iCs/>
-        </w:rPr>
-        <w:t xml:space="preserve">"Lê o regulamento original e o meu resumo abaixo. Diz-me o que ESTÁ no regulamento que NÃO está no meu resumo. Não me peças para mudar — só identifica."</w:t>
-      </w:r>
-    </w:p>
-    <w:p>
-      <w:pPr>
-        <w:pStyle w:val="BlockText"/>
-      </w:pPr>
-      <w:r>
-        <w:t xml:space="preserve">💡</w:t>
-      </w:r>
-      <w:r>
-        <w:t xml:space="preserve"> </w:t>
-      </w:r>
-      <w:r>
-        <w:rPr>
-          <w:b/>
-          <w:bCs/>
-        </w:rPr>
-        <w:t xml:space="preserve">Dica do formador:</w:t>
-      </w:r>
-      <w:r>
-        <w:t xml:space="preserve"> </w:t>
-      </w:r>
-      <w:r>
-        <w:t xml:space="preserve">combina 2 destas técnicas com GCSE.</w:t>
-      </w:r>
-      <w:r>
-        <w:t xml:space="preserve"> </w:t>
-      </w:r>
-      <w:r>
-        <w:rPr>
-          <w:b/>
-          <w:bCs/>
-        </w:rPr>
-        <w:t xml:space="preserve">Constraint engineering + Output structuring</w:t>
-      </w:r>
-      <w:r>
-        <w:t xml:space="preserve"> </w:t>
-      </w:r>
-      <w:r>
-        <w:t xml:space="preserve">é o combo que mais reduz retrabalho de revisão em documentos institucionais.</w:t>
-      </w:r>
-    </w:p>
-    <w:p>
-      <w:r>
-        <w:pict>
-          <v:rect style="width:0;height:1.5pt" o:hralign="center" o:hrstd="t" o:hr="t"/>
-        </w:pict>
-      </w:r>
-    </w:p>
-    <w:bookmarkEnd w:id="36"/>
-    <w:bookmarkEnd w:id="37"/>
-    <w:bookmarkStart w:id="48" w:name="X49addeae90588dd09f575cb703761d10ab71921"/>
-    <w:p>
-      <w:pPr>
-        <w:pStyle w:val="Heading2"/>
-      </w:pPr>
-      <w:r>
-        <w:t xml:space="preserve">Bloco 6 — Aplicação livre (20 min: 12 Sub-A + 8 Sub-B) · Sub-A OBRIGATÓRIO EM AULA · Sub-B AVANÇADO / OPCIONAL</w:t>
-      </w:r>
-    </w:p>
-    <w:p>
-      <w:pPr>
-        <w:pStyle w:val="FirstParagraph"/>
-      </w:pPr>
-      <w:r>
-        <w:t xml:space="preserve">Esta secção tem</w:t>
-      </w:r>
-      <w:r>
-        <w:t xml:space="preserve"> </w:t>
-      </w:r>
-      <w:r>
-        <w:rPr>
-          <w:b/>
-          <w:bCs/>
-        </w:rPr>
-        <w:t xml:space="preserve">duas partes</w:t>
-      </w:r>
-      <w:r>
-        <w:t xml:space="preserve">: a primeira (Sub-A) é o exercício base; a segunda (Sub-B) é para quem termina cedo e quer ir mais longe.</w:t>
-      </w:r>
-    </w:p>
-    <w:bookmarkStart w:id="42" w:name="Xb090533701e82e242d5631db081a54bada1e2e0"/>
-    <w:p>
-      <w:pPr>
-        <w:pStyle w:val="Heading3"/>
-      </w:pPr>
-      <w:r>
-        <w:t xml:space="preserve">Sub-A — Reformulação para audiência não-jurista (12 min)</w:t>
-      </w:r>
-    </w:p>
-    <w:p>
-      <w:pPr>
-        <w:pStyle w:val="BlockText"/>
-      </w:pPr>
-      <w:r>
-        <w:t xml:space="preserve">A Helena recebeu hoje, do Gabinete Jurídico, o</w:t>
-      </w:r>
-      <w:r>
-        <w:t xml:space="preserve"> </w:t>
-      </w:r>
-      <w:r>
-        <w:rPr>
-          <w:b/>
-          <w:bCs/>
-        </w:rPr>
-        <w:t xml:space="preserve">DOC-B — Parecer sobre prescrição de propinas</w:t>
-      </w:r>
-      <w:r>
-        <w:t xml:space="preserve">. Tem de</w:t>
-      </w:r>
-      <w:r>
-        <w:t xml:space="preserve"> </w:t>
-      </w:r>
-      <w:r>
-        <w:rPr>
-          <w:b/>
-          <w:bCs/>
-        </w:rPr>
-        <w:t xml:space="preserve">explicá-lo aos 3 técnicos da Divisão de Matrículas</w:t>
-      </w:r>
-      <w:r>
-        <w:t xml:space="preserve"> </w:t>
-      </w:r>
-      <w:r>
-        <w:t xml:space="preserve">em reunião de 30 minutos.</w:t>
-      </w:r>
-      <w:r>
-        <w:t xml:space="preserve"> </w:t>
-      </w:r>
-      <w:r>
-        <w:rPr>
-          <w:b/>
-          <w:bCs/>
-        </w:rPr>
-        <w:t xml:space="preserve">Os técnicos não são juristas.</w:t>
-      </w:r>
-    </w:p>
-    <w:p>
-      <w:pPr>
-        <w:pStyle w:val="BlockText"/>
-      </w:pPr>
-      <w:r>
-        <w:t xml:space="preserve">Vais usar Copilot para reformular o parecer em</w:t>
-      </w:r>
-      <w:r>
-        <w:t xml:space="preserve"> </w:t>
-      </w:r>
-      <w:r>
-        <w:rPr>
-          <w:b/>
-          <w:bCs/>
-        </w:rPr>
-        <w:t xml:space="preserve">linguagem clara</w:t>
-      </w:r>
-      <w:r>
-        <w:t xml:space="preserve"> </w:t>
-      </w:r>
-      <w:r>
-        <w:t xml:space="preserve">mantendo o rigor — em particular,</w:t>
-      </w:r>
-      <w:r>
-        <w:t xml:space="preserve"> </w:t>
-      </w:r>
-      <w:r>
-        <w:rPr>
-          <w:b/>
-          <w:bCs/>
-        </w:rPr>
-        <w:t xml:space="preserve">a questão central não deve ser resolvida</w:t>
-      </w:r>
-      <w:r>
-        <w:t xml:space="preserve">: o acordo de pagamento de 2020 suspendeu o prazo de prescrição só enquanto foi cumprido, ou até hoje? O parecer deixa-a em aberto, e o resumo tem de honrar a complexidade.</w:t>
-      </w:r>
-    </w:p>
-    <w:p>
-      <w:pPr>
-        <w:pStyle w:val="FirstParagraph"/>
-      </w:pPr>
-      <w:r>
-        <w:t xml:space="preserve">⚠</w:t>
-      </w:r>
-      <w:r>
-        <w:t xml:space="preserve"> </w:t>
-      </w:r>
-      <w:r>
-        <w:rPr>
-          <w:b/>
-          <w:bCs/>
-        </w:rPr>
-        <w:t xml:space="preserve">Atenção</w:t>
-      </w:r>
-      <w:r>
-        <w:t xml:space="preserve"> </w:t>
-      </w:r>
-      <w:r>
-        <w:t xml:space="preserve">(Matriz aplicada): a tentação é fazer o Copilot "decidir" se a dívida está prescrita.</w:t>
-      </w:r>
-      <w:r>
-        <w:t xml:space="preserve"> </w:t>
-      </w:r>
-      <w:r>
-        <w:rPr>
-          <w:b/>
-          <w:bCs/>
-        </w:rPr>
-        <w:t xml:space="preserve">Não cedas.</w:t>
-      </w:r>
-      <w:r>
-        <w:t xml:space="preserve"> </w:t>
-      </w:r>
-      <w:r>
-        <w:t xml:space="preserve">O Copilot pode</w:t>
-      </w:r>
-      <w:r>
-        <w:t xml:space="preserve"> </w:t>
-      </w:r>
-      <w:r>
-        <w:rPr>
-          <w:b/>
-          <w:bCs/>
-        </w:rPr>
-        <w:t xml:space="preserve">descrever</w:t>
-      </w:r>
-      <w:r>
-        <w:t xml:space="preserve"> </w:t>
-      </w:r>
-      <w:r>
-        <w:t xml:space="preserve">a divergência mas não a resolver — ou estás a inventar uma posição que o GJ não tomou.</w:t>
-      </w:r>
-    </w:p>
-    <w:p>
-      <w:pPr>
-        <w:pStyle w:val="BlockText"/>
-      </w:pPr>
-      <w:r>
-        <w:t xml:space="preserve">🛈</w:t>
-      </w:r>
-      <w:r>
-        <w:t xml:space="preserve"> </w:t>
-      </w:r>
-      <w:r>
-        <w:rPr>
-          <w:b/>
-          <w:bCs/>
-        </w:rPr>
-        <w:t xml:space="preserve">DOC-B é fictício — produzido para fins pedagógicos.</w:t>
-      </w:r>
-      <w:r>
-        <w:t xml:space="preserve"> </w:t>
-      </w:r>
-      <w:r>
-        <w:t xml:space="preserve">Num caso real, um parecer jurídico identificável (com número de dossier, valor, datas, identificação de estudante)</w:t>
-      </w:r>
-      <w:r>
-        <w:t xml:space="preserve"> </w:t>
-      </w:r>
-      <w:r>
-        <w:rPr>
-          <w:b/>
-          <w:bCs/>
-        </w:rPr>
-        <w:t xml:space="preserve">não deve ser colado tal e qual no Copilot</w:t>
-      </w:r>
-      <w:r>
-        <w:t xml:space="preserve"> </w:t>
-      </w:r>
-      <w:r>
-        <w:t xml:space="preserve">sem avaliação prévia de minimização de dados pessoais e de legitimidade funcional. Para o exercício, o dataset foi construído sem dados pessoais identificáveis.</w:t>
-      </w:r>
-    </w:p>
-    <w:bookmarkStart w:id="38" w:name="prompt-que-escrevi"/>
-    <w:p>
-      <w:pPr>
-        <w:pStyle w:val="Heading4"/>
-      </w:pPr>
-      <w:r>
-        <w:t xml:space="preserve">Prompt que escrevi</w:t>
-      </w:r>
-    </w:p>
-    <w:p>
-      <w:r>
-        <w:pict>
-          <v:rect style="width:0;height:1.5pt" o:hralign="center" o:hrstd="t" o:hr="t"/>
-        </w:pict>
-      </w:r>
-    </w:p>
-    <w:p>
-      <w:r>
-        <w:pict>
-          <v:rect style="width:0;height:1.5pt" o:hralign="center" o:hrstd="t" o:hr="t"/>
-        </w:pict>
-      </w:r>
-    </w:p>
-    <w:p>
-      <w:r>
-        <w:pict>
-          <v:rect style="width:0;height:1.5pt" o:hralign="center" o:hrstd="t" o:hr="t"/>
-        </w:pict>
-      </w:r>
-    </w:p>
-    <w:bookmarkEnd w:id="38"/>
-    <w:bookmarkStart w:id="39" w:name="X66853e378a69b9958215c3254d6f2f3d8bd092b"/>
-    <w:p>
-      <w:pPr>
-        <w:pStyle w:val="Heading4"/>
-      </w:pPr>
-      <w:r>
-        <w:t xml:space="preserve">Resumo em linguagem clara (que vou apresentar à equipa)</w:t>
-      </w:r>
-    </w:p>
-    <w:p>
-      <w:r>
-        <w:pict>
-          <v:rect style="width:0;height:1.5pt" o:hralign="center" o:hrstd="t" o:hr="t"/>
-        </w:pict>
-      </w:r>
-    </w:p>
-    <w:p>
-      <w:r>
-        <w:pict>
-          <v:rect style="width:0;height:1.5pt" o:hralign="center" o:hrstd="t" o:hr="t"/>
-        </w:pict>
-      </w:r>
-    </w:p>
-    <w:p>
-      <w:r>
-        <w:pict>
-          <v:rect style="width:0;height:1.5pt" o:hralign="center" o:hrstd="t" o:hr="t"/>
-        </w:pict>
-      </w:r>
-    </w:p>
-    <w:p>
-      <w:r>
-        <w:pict>
-          <v:rect style="width:0;height:1.5pt" o:hralign="center" o:hrstd="t" o:hr="t"/>
-        </w:pict>
-      </w:r>
-    </w:p>
-    <w:p>
-      <w:r>
-        <w:pict>
-          <v:rect style="width:0;height:1.5pt" o:hralign="center" o:hrstd="t" o:hr="t"/>
-        </w:pict>
-      </w:r>
-    </w:p>
-    <w:bookmarkEnd w:id="39"/>
-    <w:bookmarkStart w:id="40" w:name="X96bf4051c402c4f4206672d4f8392a18637861f"/>
-    <w:p>
-      <w:pPr>
-        <w:pStyle w:val="Heading4"/>
-      </w:pPr>
-      <w:r>
-        <w:t xml:space="preserve">Pontos onde tive de</w:t>
-      </w:r>
-      <w:r>
-        <w:t xml:space="preserve"> </w:t>
-      </w:r>
-      <w:r>
-        <w:rPr>
-          <w:b/>
-          <w:bCs/>
-        </w:rPr>
-        <w:t xml:space="preserve">forçar o Copilot a manter ambiguidade ou rigor</w:t>
-      </w:r>
-    </w:p>
-    <w:p>
-      <w:r>
-        <w:pict>
-          <v:rect style="width:0;height:1.5pt" o:hralign="center" o:hrstd="t" o:hr="t"/>
-        </w:pict>
-      </w:r>
-    </w:p>
-    <w:p>
-      <w:r>
-        <w:pict>
-          <v:rect style="width:0;height:1.5pt" o:hralign="center" o:hrstd="t" o:hr="t"/>
-        </w:pict>
-      </w:r>
-    </w:p>
-    <w:bookmarkEnd w:id="40"/>
-    <w:bookmarkStart w:id="41" w:name="dificuldade-que-encontrei"/>
-    <w:p>
-      <w:pPr>
-        <w:pStyle w:val="Heading4"/>
-      </w:pPr>
-      <w:r>
-        <w:t xml:space="preserve">Dificuldade que encontrei</w:t>
-      </w:r>
-    </w:p>
-    <w:p>
-      <w:r>
-        <w:pict>
-          <v:rect style="width:0;height:1.5pt" o:hralign="center" o:hrstd="t" o:hr="t"/>
-        </w:pict>
-      </w:r>
-    </w:p>
-    <w:bookmarkEnd w:id="41"/>
-    <w:bookmarkEnd w:id="42"/>
-    <w:bookmarkStart w:id="47" w:name="X49a8c954474448e1e989023cc8e52467009d3ed"/>
-    <w:p>
-      <w:pPr>
-        <w:pStyle w:val="Heading3"/>
-      </w:pPr>
-      <w:r>
-        <w:t xml:space="preserve">🔬 Sub-B — Orquestração multi-versão (8 min · avançado)</w:t>
-      </w:r>
-    </w:p>
-    <w:p>
-      <w:pPr>
-        <w:pStyle w:val="BlockText"/>
-      </w:pPr>
-      <w:r>
-        <w:t xml:space="preserve">A Helena precisa</w:t>
-      </w:r>
-      <w:r>
-        <w:t xml:space="preserve"> </w:t>
-      </w:r>
-      <w:r>
-        <w:rPr>
-          <w:b/>
-          <w:bCs/>
-        </w:rPr>
-        <w:t xml:space="preserve">agora</w:t>
-      </w:r>
-      <w:r>
-        <w:t xml:space="preserve"> </w:t>
-      </w:r>
-      <w:r>
-        <w:t xml:space="preserve">de produzir</w:t>
-      </w:r>
-      <w:r>
-        <w:t xml:space="preserve"> </w:t>
-      </w:r>
-      <w:r>
-        <w:rPr>
-          <w:b/>
-          <w:bCs/>
-        </w:rPr>
-        <w:t xml:space="preserve">três versões</w:t>
-      </w:r>
-      <w:r>
-        <w:t xml:space="preserve"> </w:t>
-      </w:r>
-      <w:r>
-        <w:t xml:space="preserve">do mesmo regulamento DOC-A, em paralelo, para audiências diferentes:</w:t>
       </w:r>
     </w:p>
     <w:p>
@@ -4853,33 +4216,23 @@
         </w:numPr>
       </w:pPr>
       <w:r>
-        <w:rPr>
-          <w:b/>
-          <w:bCs/>
-        </w:rPr>
-        <w:t xml:space="preserve">Versão executiva</w:t>
-      </w:r>
-      <w:r>
-        <w:t xml:space="preserve"> </w:t>
-      </w:r>
-      <w:r>
-        <w:t xml:space="preserve">(250 palavras) — para o</w:t>
-      </w:r>
-      <w:r>
-        <w:t xml:space="preserve"> </w:t>
-      </w:r>
-      <w:r>
-        <w:rPr>
-          <w:b/>
-          <w:bCs/>
-        </w:rPr>
-        <w:t xml:space="preserve">Conselho Geral</w:t>
-      </w:r>
-      <w:r>
-        <w:t xml:space="preserve"> </w:t>
-      </w:r>
-      <w:r>
-        <w:t xml:space="preserve">(público misto: académicos + sociedade civil)</w:t>
+        <w:t xml:space="preserve">□ Cada artigo citado</w:t>
+      </w:r>
+      <w:r>
+        <w:t xml:space="preserve"> </w:t>
+      </w:r>
+      <w:r>
+        <w:rPr>
+          <w:b/>
+          <w:bCs/>
+        </w:rPr>
+        <w:t xml:space="preserve">existe</w:t>
+      </w:r>
+      <w:r>
+        <w:t xml:space="preserve"> </w:t>
+      </w:r>
+      <w:r>
+        <w:t xml:space="preserve">no regulamento (verifiquei).</w:t>
       </w:r>
     </w:p>
     <w:p>
@@ -4891,33 +4244,7 @@
         </w:numPr>
       </w:pPr>
       <w:r>
-        <w:rPr>
-          <w:b/>
-          <w:bCs/>
-        </w:rPr>
-        <w:t xml:space="preserve">Versão técnica</w:t>
-      </w:r>
-      <w:r>
-        <w:t xml:space="preserve"> </w:t>
-      </w:r>
-      <w:r>
-        <w:t xml:space="preserve">(450 palavras) — para os</w:t>
-      </w:r>
-      <w:r>
-        <w:t xml:space="preserve"> </w:t>
-      </w:r>
-      <w:r>
-        <w:rPr>
-          <w:b/>
-          <w:bCs/>
-        </w:rPr>
-        <w:t xml:space="preserve">4 coordenadores de mestrado</w:t>
-      </w:r>
-      <w:r>
-        <w:t xml:space="preserve"> </w:t>
-      </w:r>
-      <w:r>
-        <w:t xml:space="preserve">(juristas-académicos)</w:t>
+        <w:t xml:space="preserve">□ A linguagem é pt-pt em todo o resumo.</w:t>
       </w:r>
     </w:p>
     <w:p>
@@ -4929,27 +4256,94 @@
         </w:numPr>
       </w:pPr>
       <w:r>
-        <w:rPr>
-          <w:b/>
-          <w:bCs/>
-        </w:rPr>
-        <w:t xml:space="preserve">Versão para alunos</w:t>
-      </w:r>
-      <w:r>
-        <w:t xml:space="preserve"> </w:t>
-      </w:r>
-      <w:r>
-        <w:t xml:space="preserve">(200 palavras, linguagem AMA-clara) — para a</w:t>
-      </w:r>
-      <w:r>
-        <w:t xml:space="preserve"> </w:t>
-      </w:r>
-      <w:r>
-        <w:rPr>
-          <w:b/>
-          <w:bCs/>
-        </w:rPr>
-        <w:t xml:space="preserve">página oficial dirigida a estudantes</w:t>
+        <w:t xml:space="preserve">□ Termos técnicos jurídicos foram</w:t>
+      </w:r>
+      <w:r>
+        <w:t xml:space="preserve"> </w:t>
+      </w:r>
+      <w:r>
+        <w:rPr>
+          <w:b/>
+          <w:bCs/>
+        </w:rPr>
+        <w:t xml:space="preserve">preservados</w:t>
+      </w:r>
+      <w:r>
+        <w:t xml:space="preserve">.</w:t>
+      </w:r>
+    </w:p>
+    <w:p>
+      <w:pPr>
+        <w:pStyle w:val="Compact"/>
+        <w:numPr>
+          <w:ilvl w:val="0"/>
+          <w:numId w:val="1022"/>
+        </w:numPr>
+      </w:pPr>
+      <w:r>
+        <w:t xml:space="preserve">□ A versão final foi</w:t>
+      </w:r>
+      <w:r>
+        <w:t xml:space="preserve"> </w:t>
+      </w:r>
+      <w:r>
+        <w:rPr>
+          <w:b/>
+          <w:bCs/>
+        </w:rPr>
+        <w:t xml:space="preserve">revista por mim</w:t>
+      </w:r>
+      <w:r>
+        <w:t xml:space="preserve"> </w:t>
+      </w:r>
+      <w:r>
+        <w:t xml:space="preserve">e tem a minha assinatura como responsável editorial.</w:t>
+      </w:r>
+    </w:p>
+    <w:bookmarkEnd w:id="36"/>
+    <w:bookmarkStart w:id="37" w:name="X3c1d24412d61d25a245292cc541a042cb89b5e3"/>
+    <w:p>
+      <w:pPr>
+        <w:pStyle w:val="Heading3"/>
+      </w:pPr>
+      <w:r>
+        <w:t xml:space="preserve">🔬 Para quem quer ir mais longe — prompt patterns avançados</w:t>
+      </w:r>
+    </w:p>
+    <w:p>
+      <w:pPr>
+        <w:pStyle w:val="FirstParagraph"/>
+      </w:pPr>
+      <w:r>
+        <w:t xml:space="preserve">Para além do GCSE, há técnicas que elevam consistentemente a qualidade do output.</w:t>
+      </w:r>
+      <w:r>
+        <w:t xml:space="preserve"> </w:t>
+      </w:r>
+      <w:r>
+        <w:rPr>
+          <w:b/>
+          <w:bCs/>
+        </w:rPr>
+        <w:t xml:space="preserve">Não substituem o GCSE — combinam-se com ele.</w:t>
+      </w:r>
+    </w:p>
+    <w:p>
+      <w:pPr>
+        <w:pStyle w:val="BodyText"/>
+      </w:pPr>
+      <w:r>
+        <w:rPr>
+          <w:b/>
+          <w:bCs/>
+        </w:rPr>
+        <w:t xml:space="preserve">Few-shot prompting.</w:t>
+      </w:r>
+      <w:r>
+        <w:t xml:space="preserve"> </w:t>
+      </w:r>
+      <w:r>
+        <w:t xml:space="preserve">Antes de pedires o resumo, dá ao Copilot 1-2 exemplos do output que esperas:</w:t>
       </w:r>
     </w:p>
     <w:p>
@@ -4958,51 +4352,618 @@
       </w:pPr>
       <w:r>
         <w:rPr>
-          <w:b/>
-          <w:bCs/>
-        </w:rPr>
-        <w:t xml:space="preserve">Como o farias com Copilot, num único fluxo, sem fazer 3 prompts isolados que vão dar inconsistências?</w:t>
-      </w:r>
-    </w:p>
-    <w:bookmarkStart w:id="43" w:name="X3573c5a5183ec59734aa721a8d369ee1aa3ea73"/>
+          <w:i/>
+          <w:iCs/>
+        </w:rPr>
+        <w:t xml:space="preserve">"Quero um resumo executivo no seguinte formato — vê este exemplo de outro regulamento e produz um equivalente para o que te dou a seguir.</w:t>
+      </w:r>
+      <w:r>
+        <w:t xml:space="preserve"> </w:t>
+      </w:r>
+      <w:r>
+        <w:rPr>
+          <w:i/>
+          <w:iCs/>
+        </w:rPr>
+        <w:t xml:space="preserve">Exemplo: «O Regulamento de Bolsas de Estudo (2023) estabelece três tipos: (a) mérito; (b) carência; (c) mista. Pontos críticos: art. 4.º (...)»</w:t>
+      </w:r>
+      <w:r>
+        <w:t xml:space="preserve"> </w:t>
+      </w:r>
+      <w:r>
+        <w:rPr>
+          <w:i/>
+          <w:iCs/>
+        </w:rPr>
+        <w:t xml:space="preserve">Agora produz o equivalente para o Regulamento de Avaliação dos Mestrados em /Dataset_S04_Documentos.docx (sem licença: para o texto que colo a seguir)."</w:t>
+      </w:r>
+    </w:p>
+    <w:p>
+      <w:pPr>
+        <w:pStyle w:val="FirstParagraph"/>
+      </w:pPr>
+      <w:r>
+        <w:rPr>
+          <w:b/>
+          <w:bCs/>
+        </w:rPr>
+        <w:t xml:space="preserve">Constraint engineering.</w:t>
+      </w:r>
+      <w:r>
+        <w:t xml:space="preserve"> </w:t>
+      </w:r>
+      <w:r>
+        <w:t xml:space="preserve">Adiciona limites explícitos:</w:t>
+      </w:r>
+    </w:p>
+    <w:p>
+      <w:pPr>
+        <w:pStyle w:val="BlockText"/>
+      </w:pPr>
+      <w:r>
+        <w:rPr>
+          <w:i/>
+          <w:iCs/>
+        </w:rPr>
+        <w:t xml:space="preserve">"Comprimento máximo: 250 palavras. Cada bullet ≤ 25 palavras. Não uses 'compliance', 'aprovar automaticamente'. Se houver dúvida, escreve 'a verificar' em vez de inventar."</w:t>
+      </w:r>
+    </w:p>
+    <w:p>
+      <w:pPr>
+        <w:pStyle w:val="FirstParagraph"/>
+      </w:pPr>
+      <w:r>
+        <w:rPr>
+          <w:b/>
+          <w:bCs/>
+        </w:rPr>
+        <w:t xml:space="preserve">Etapas de verificação</w:t>
+      </w:r>
+      <w:r>
+        <w:t xml:space="preserve"> </w:t>
+      </w:r>
+      <w:r>
+        <w:t xml:space="preserve">(</w:t>
+      </w:r>
+      <w:r>
+        <w:rPr>
+          <w:i/>
+          <w:iCs/>
+        </w:rPr>
+        <w:t xml:space="preserve">chain-of-verification</w:t>
+      </w:r>
+      <w:r>
+        <w:t xml:space="preserve">)</w:t>
+      </w:r>
+      <w:r>
+        <w:rPr>
+          <w:b/>
+          <w:bCs/>
+        </w:rPr>
+        <w:t xml:space="preserve">.</w:t>
+      </w:r>
+      <w:r>
+        <w:t xml:space="preserve"> </w:t>
+      </w:r>
+      <w:r>
+        <w:t xml:space="preserve">Para tarefas com risco de erro de raciocínio, pede etapas verificáveis explícitas em vez de "pensa em voz alta":</w:t>
+      </w:r>
+    </w:p>
+    <w:p>
+      <w:pPr>
+        <w:pStyle w:val="BlockText"/>
+      </w:pPr>
+      <w:r>
+        <w:rPr>
+          <w:i/>
+          <w:iCs/>
+        </w:rPr>
+        <w:t xml:space="preserve">"Antes de produzir o resumo final, apresenta uma estrutura de verificação: (1) lista os capítulos do regulamento; (2) identifica os artigos com efeito prático; (3) indica quais serão incluídos no resumo; (4) só depois produz o resumo final."</w:t>
+      </w:r>
+    </w:p>
+    <w:p>
+      <w:pPr>
+        <w:pStyle w:val="FirstParagraph"/>
+      </w:pPr>
+      <w:r>
+        <w:rPr>
+          <w:b/>
+          <w:bCs/>
+        </w:rPr>
+        <w:t xml:space="preserve">Output structuring.</w:t>
+      </w:r>
+      <w:r>
+        <w:t xml:space="preserve"> </w:t>
+      </w:r>
+      <w:r>
+        <w:t xml:space="preserve">Pede formato exato:</w:t>
+      </w:r>
+    </w:p>
+    <w:p>
+      <w:pPr>
+        <w:pStyle w:val="BlockText"/>
+      </w:pPr>
+      <w:r>
+        <w:rPr>
+          <w:i/>
+          <w:iCs/>
+        </w:rPr>
+        <w:t xml:space="preserve">"Devolve em Markdown: H2 para o resumo, lista numerada para os bullets, citação no formato 'art. X.º n.º Y (capítulo Z)'."</w:t>
+      </w:r>
+    </w:p>
+    <w:p>
+      <w:pPr>
+        <w:pStyle w:val="FirstParagraph"/>
+      </w:pPr>
+      <w:r>
+        <w:rPr>
+          <w:b/>
+          <w:bCs/>
+        </w:rPr>
+        <w:t xml:space="preserve">Auditoria de omissões.</w:t>
+      </w:r>
+      <w:r>
+        <w:t xml:space="preserve"> </w:t>
+      </w:r>
+      <w:r>
+        <w:t xml:space="preserve">Para detetar o que ficou de fora:</w:t>
+      </w:r>
+    </w:p>
+    <w:p>
+      <w:pPr>
+        <w:pStyle w:val="BlockText"/>
+      </w:pPr>
+      <w:r>
+        <w:rPr>
+          <w:i/>
+          <w:iCs/>
+        </w:rPr>
+        <w:t xml:space="preserve">"Lê o regulamento original e o meu resumo abaixo. Diz-me o que ESTÁ no regulamento que NÃO está no meu resumo. Não me peças para mudar — só identifica."</w:t>
+      </w:r>
+    </w:p>
+    <w:p>
+      <w:pPr>
+        <w:pStyle w:val="BlockText"/>
+      </w:pPr>
+      <w:r>
+        <w:t xml:space="preserve">💡</w:t>
+      </w:r>
+      <w:r>
+        <w:t xml:space="preserve"> </w:t>
+      </w:r>
+      <w:r>
+        <w:rPr>
+          <w:b/>
+          <w:bCs/>
+        </w:rPr>
+        <w:t xml:space="preserve">Dica do formador:</w:t>
+      </w:r>
+      <w:r>
+        <w:t xml:space="preserve"> </w:t>
+      </w:r>
+      <w:r>
+        <w:t xml:space="preserve">combina 2 destas técnicas com GCSE.</w:t>
+      </w:r>
+      <w:r>
+        <w:t xml:space="preserve"> </w:t>
+      </w:r>
+      <w:r>
+        <w:rPr>
+          <w:b/>
+          <w:bCs/>
+        </w:rPr>
+        <w:t xml:space="preserve">Constraint engineering + Output structuring</w:t>
+      </w:r>
+      <w:r>
+        <w:t xml:space="preserve"> </w:t>
+      </w:r>
+      <w:r>
+        <w:t xml:space="preserve">é o combo que mais reduz retrabalho de revisão em documentos institucionais.</w:t>
+      </w:r>
+    </w:p>
+    <w:p>
+      <w:r>
+        <w:pict>
+          <v:rect style="width:0;height:1.5pt" o:hralign="center" o:hrstd="t" o:hr="t"/>
+        </w:pict>
+      </w:r>
+    </w:p>
+    <w:bookmarkEnd w:id="37"/>
+    <w:bookmarkEnd w:id="38"/>
+    <w:bookmarkStart w:id="49" w:name="X49addeae90588dd09f575cb703761d10ab71921"/>
+    <w:p>
+      <w:pPr>
+        <w:pStyle w:val="Heading2"/>
+      </w:pPr>
+      <w:r>
+        <w:t xml:space="preserve">Bloco 6 — Aplicação livre (20 min: 12 Sub-A + 8 Sub-B) · Sub-A OBRIGATÓRIO EM AULA · Sub-B AVANÇADO / OPCIONAL</w:t>
+      </w:r>
+    </w:p>
+    <w:p>
+      <w:pPr>
+        <w:pStyle w:val="FirstParagraph"/>
+      </w:pPr>
+      <w:r>
+        <w:t xml:space="preserve">Esta secção tem</w:t>
+      </w:r>
+      <w:r>
+        <w:t xml:space="preserve"> </w:t>
+      </w:r>
+      <w:r>
+        <w:rPr>
+          <w:b/>
+          <w:bCs/>
+        </w:rPr>
+        <w:t xml:space="preserve">duas partes</w:t>
+      </w:r>
+      <w:r>
+        <w:t xml:space="preserve">: a primeira (Sub-A) é o exercício base; a segunda (Sub-B) é para quem termina cedo e quer ir mais longe.</w:t>
+      </w:r>
+    </w:p>
+    <w:bookmarkStart w:id="43" w:name="Xb090533701e82e242d5631db081a54bada1e2e0"/>
+    <w:p>
+      <w:pPr>
+        <w:pStyle w:val="Heading3"/>
+      </w:pPr>
+      <w:r>
+        <w:t xml:space="preserve">Sub-A — Reformulação para audiência não-jurista (12 min)</w:t>
+      </w:r>
+    </w:p>
+    <w:p>
+      <w:pPr>
+        <w:pStyle w:val="BlockText"/>
+      </w:pPr>
+      <w:r>
+        <w:t xml:space="preserve">A Helena recebeu hoje, do Gabinete Jurídico, o</w:t>
+      </w:r>
+      <w:r>
+        <w:t xml:space="preserve"> </w:t>
+      </w:r>
+      <w:r>
+        <w:rPr>
+          <w:b/>
+          <w:bCs/>
+        </w:rPr>
+        <w:t xml:space="preserve">DOC-B — Parecer sobre prescrição de propinas</w:t>
+      </w:r>
+      <w:r>
+        <w:t xml:space="preserve">. Tem de</w:t>
+      </w:r>
+      <w:r>
+        <w:t xml:space="preserve"> </w:t>
+      </w:r>
+      <w:r>
+        <w:rPr>
+          <w:b/>
+          <w:bCs/>
+        </w:rPr>
+        <w:t xml:space="preserve">explicá-lo aos 3 técnicos da Divisão de Matrículas</w:t>
+      </w:r>
+      <w:r>
+        <w:t xml:space="preserve"> </w:t>
+      </w:r>
+      <w:r>
+        <w:t xml:space="preserve">em reunião de 30 minutos.</w:t>
+      </w:r>
+      <w:r>
+        <w:t xml:space="preserve"> </w:t>
+      </w:r>
+      <w:r>
+        <w:rPr>
+          <w:b/>
+          <w:bCs/>
+        </w:rPr>
+        <w:t xml:space="preserve">Os técnicos não são juristas.</w:t>
+      </w:r>
+    </w:p>
+    <w:p>
+      <w:pPr>
+        <w:pStyle w:val="BlockText"/>
+      </w:pPr>
+      <w:r>
+        <w:t xml:space="preserve">Vais usar Copilot para reformular o parecer em</w:t>
+      </w:r>
+      <w:r>
+        <w:t xml:space="preserve"> </w:t>
+      </w:r>
+      <w:r>
+        <w:rPr>
+          <w:b/>
+          <w:bCs/>
+        </w:rPr>
+        <w:t xml:space="preserve">linguagem clara</w:t>
+      </w:r>
+      <w:r>
+        <w:t xml:space="preserve"> </w:t>
+      </w:r>
+      <w:r>
+        <w:t xml:space="preserve">mantendo o rigor — em particular,</w:t>
+      </w:r>
+      <w:r>
+        <w:t xml:space="preserve"> </w:t>
+      </w:r>
+      <w:r>
+        <w:rPr>
+          <w:b/>
+          <w:bCs/>
+        </w:rPr>
+        <w:t xml:space="preserve">a questão central não deve ser resolvida</w:t>
+      </w:r>
+      <w:r>
+        <w:t xml:space="preserve">: o acordo de pagamento de 2020 suspendeu o prazo de prescrição só enquanto foi cumprido, ou até hoje? O parecer deixa-a em aberto, e o resumo tem de honrar a complexidade.</w:t>
+      </w:r>
+    </w:p>
+    <w:p>
+      <w:pPr>
+        <w:pStyle w:val="FirstParagraph"/>
+      </w:pPr>
+      <w:r>
+        <w:t xml:space="preserve">⚠</w:t>
+      </w:r>
+      <w:r>
+        <w:t xml:space="preserve"> </w:t>
+      </w:r>
+      <w:r>
+        <w:rPr>
+          <w:b/>
+          <w:bCs/>
+        </w:rPr>
+        <w:t xml:space="preserve">Atenção</w:t>
+      </w:r>
+      <w:r>
+        <w:t xml:space="preserve"> </w:t>
+      </w:r>
+      <w:r>
+        <w:t xml:space="preserve">(Matriz aplicada): a tentação é fazer o Copilot "decidir" se a dívida está prescrita.</w:t>
+      </w:r>
+      <w:r>
+        <w:t xml:space="preserve"> </w:t>
+      </w:r>
+      <w:r>
+        <w:rPr>
+          <w:b/>
+          <w:bCs/>
+        </w:rPr>
+        <w:t xml:space="preserve">Não cedas.</w:t>
+      </w:r>
+      <w:r>
+        <w:t xml:space="preserve"> </w:t>
+      </w:r>
+      <w:r>
+        <w:t xml:space="preserve">O Copilot pode</w:t>
+      </w:r>
+      <w:r>
+        <w:t xml:space="preserve"> </w:t>
+      </w:r>
+      <w:r>
+        <w:rPr>
+          <w:b/>
+          <w:bCs/>
+        </w:rPr>
+        <w:t xml:space="preserve">descrever</w:t>
+      </w:r>
+      <w:r>
+        <w:t xml:space="preserve"> </w:t>
+      </w:r>
+      <w:r>
+        <w:t xml:space="preserve">a divergência mas não a resolver — ou estás a inventar uma posição que o GJ não tomou.</w:t>
+      </w:r>
+    </w:p>
+    <w:p>
+      <w:pPr>
+        <w:pStyle w:val="BlockText"/>
+      </w:pPr>
+      <w:r>
+        <w:t xml:space="preserve">🛈</w:t>
+      </w:r>
+      <w:r>
+        <w:t xml:space="preserve"> </w:t>
+      </w:r>
+      <w:r>
+        <w:rPr>
+          <w:b/>
+          <w:bCs/>
+        </w:rPr>
+        <w:t xml:space="preserve">DOC-B é fictício — produzido para fins pedagógicos.</w:t>
+      </w:r>
+      <w:r>
+        <w:t xml:space="preserve"> </w:t>
+      </w:r>
+      <w:r>
+        <w:t xml:space="preserve">Num caso real, um parecer jurídico identificável (com número de dossier, valor, datas, identificação de estudante)</w:t>
+      </w:r>
+      <w:r>
+        <w:t xml:space="preserve"> </w:t>
+      </w:r>
+      <w:r>
+        <w:rPr>
+          <w:b/>
+          <w:bCs/>
+        </w:rPr>
+        <w:t xml:space="preserve">não deve ser colado tal e qual no Copilot</w:t>
+      </w:r>
+      <w:r>
+        <w:t xml:space="preserve"> </w:t>
+      </w:r>
+      <w:r>
+        <w:t xml:space="preserve">sem avaliação prévia de minimização de dados pessoais e de legitimidade funcional. Para o exercício, o dataset foi construído sem dados pessoais identificáveis.</w:t>
+      </w:r>
+    </w:p>
+    <w:bookmarkStart w:id="39" w:name="prompt-que-escrevi"/>
     <w:p>
       <w:pPr>
         <w:pStyle w:val="Heading4"/>
       </w:pPr>
       <w:r>
-        <w:t xml:space="preserve">Estratégia de orquestração: prompt em cascata</w:t>
-      </w:r>
-    </w:p>
-    <w:p>
-      <w:pPr>
-        <w:pStyle w:val="FirstParagraph"/>
-      </w:pPr>
-      <w:r>
-        <w:t xml:space="preserve">A abordagem ingénua é fazer 3 prompts separados — gera 3 versões com inconsistências (artigos citados diferentes, ênfases diferentes).</w:t>
-      </w:r>
-    </w:p>
-    <w:p>
-      <w:pPr>
-        <w:pStyle w:val="BodyText"/>
-      </w:pPr>
-      <w:r>
-        <w:t xml:space="preserve">A abordagem profissional usa</w:t>
-      </w:r>
-      <w:r>
-        <w:t xml:space="preserve"> </w:t>
-      </w:r>
-      <w:r>
-        <w:rPr>
-          <w:b/>
-          <w:bCs/>
-        </w:rPr>
-        <w:t xml:space="preserve">prompt em cascata</w:t>
-      </w:r>
-      <w:r>
-        <w:t xml:space="preserve"> </w:t>
-      </w:r>
-      <w:r>
-        <w:t xml:space="preserve">(3 passos):</w:t>
+        <w:t xml:space="preserve">Prompt que escrevi</w:t>
+      </w:r>
+    </w:p>
+    <w:p>
+      <w:r>
+        <w:pict>
+          <v:rect style="width:0;height:1.5pt" o:hralign="center" o:hrstd="t" o:hr="t"/>
+        </w:pict>
+      </w:r>
+    </w:p>
+    <w:p>
+      <w:r>
+        <w:pict>
+          <v:rect style="width:0;height:1.5pt" o:hralign="center" o:hrstd="t" o:hr="t"/>
+        </w:pict>
+      </w:r>
+    </w:p>
+    <w:p>
+      <w:r>
+        <w:pict>
+          <v:rect style="width:0;height:1.5pt" o:hralign="center" o:hrstd="t" o:hr="t"/>
+        </w:pict>
+      </w:r>
+    </w:p>
+    <w:bookmarkEnd w:id="39"/>
+    <w:bookmarkStart w:id="40" w:name="X66853e378a69b9958215c3254d6f2f3d8bd092b"/>
+    <w:p>
+      <w:pPr>
+        <w:pStyle w:val="Heading4"/>
+      </w:pPr>
+      <w:r>
+        <w:t xml:space="preserve">Resumo em linguagem clara (que vou apresentar à equipa)</w:t>
+      </w:r>
+    </w:p>
+    <w:p>
+      <w:r>
+        <w:pict>
+          <v:rect style="width:0;height:1.5pt" o:hralign="center" o:hrstd="t" o:hr="t"/>
+        </w:pict>
+      </w:r>
+    </w:p>
+    <w:p>
+      <w:r>
+        <w:pict>
+          <v:rect style="width:0;height:1.5pt" o:hralign="center" o:hrstd="t" o:hr="t"/>
+        </w:pict>
+      </w:r>
+    </w:p>
+    <w:p>
+      <w:r>
+        <w:pict>
+          <v:rect style="width:0;height:1.5pt" o:hralign="center" o:hrstd="t" o:hr="t"/>
+        </w:pict>
+      </w:r>
+    </w:p>
+    <w:p>
+      <w:r>
+        <w:pict>
+          <v:rect style="width:0;height:1.5pt" o:hralign="center" o:hrstd="t" o:hr="t"/>
+        </w:pict>
+      </w:r>
+    </w:p>
+    <w:p>
+      <w:r>
+        <w:pict>
+          <v:rect style="width:0;height:1.5pt" o:hralign="center" o:hrstd="t" o:hr="t"/>
+        </w:pict>
+      </w:r>
+    </w:p>
+    <w:bookmarkEnd w:id="40"/>
+    <w:bookmarkStart w:id="41" w:name="X96bf4051c402c4f4206672d4f8392a18637861f"/>
+    <w:p>
+      <w:pPr>
+        <w:pStyle w:val="Heading4"/>
+      </w:pPr>
+      <w:r>
+        <w:t xml:space="preserve">Pontos onde tive de</w:t>
+      </w:r>
+      <w:r>
+        <w:t xml:space="preserve"> </w:t>
+      </w:r>
+      <w:r>
+        <w:rPr>
+          <w:b/>
+          <w:bCs/>
+        </w:rPr>
+        <w:t xml:space="preserve">forçar o Copilot a manter ambiguidade ou rigor</w:t>
+      </w:r>
+    </w:p>
+    <w:p>
+      <w:r>
+        <w:pict>
+          <v:rect style="width:0;height:1.5pt" o:hralign="center" o:hrstd="t" o:hr="t"/>
+        </w:pict>
+      </w:r>
+    </w:p>
+    <w:p>
+      <w:r>
+        <w:pict>
+          <v:rect style="width:0;height:1.5pt" o:hralign="center" o:hrstd="t" o:hr="t"/>
+        </w:pict>
+      </w:r>
+    </w:p>
+    <w:bookmarkEnd w:id="41"/>
+    <w:bookmarkStart w:id="42" w:name="dificuldade-que-encontrei"/>
+    <w:p>
+      <w:pPr>
+        <w:pStyle w:val="Heading4"/>
+      </w:pPr>
+      <w:r>
+        <w:t xml:space="preserve">Dificuldade que encontrei</w:t>
+      </w:r>
+    </w:p>
+    <w:p>
+      <w:r>
+        <w:pict>
+          <v:rect style="width:0;height:1.5pt" o:hralign="center" o:hrstd="t" o:hr="t"/>
+        </w:pict>
+      </w:r>
+    </w:p>
+    <w:bookmarkEnd w:id="42"/>
+    <w:bookmarkEnd w:id="43"/>
+    <w:bookmarkStart w:id="48" w:name="X49a8c954474448e1e989023cc8e52467009d3ed"/>
+    <w:p>
+      <w:pPr>
+        <w:pStyle w:val="Heading3"/>
+      </w:pPr>
+      <w:r>
+        <w:t xml:space="preserve">🔬 Sub-B — Orquestração multi-versão (8 min · avançado)</w:t>
+      </w:r>
+    </w:p>
+    <w:p>
+      <w:pPr>
+        <w:pStyle w:val="BlockText"/>
+      </w:pPr>
+      <w:r>
+        <w:t xml:space="preserve">A Helena precisa</w:t>
+      </w:r>
+      <w:r>
+        <w:t xml:space="preserve"> </w:t>
+      </w:r>
+      <w:r>
+        <w:rPr>
+          <w:b/>
+          <w:bCs/>
+        </w:rPr>
+        <w:t xml:space="preserve">agora</w:t>
+      </w:r>
+      <w:r>
+        <w:t xml:space="preserve"> </w:t>
+      </w:r>
+      <w:r>
+        <w:t xml:space="preserve">de produzir</w:t>
+      </w:r>
+      <w:r>
+        <w:t xml:space="preserve"> </w:t>
+      </w:r>
+      <w:r>
+        <w:rPr>
+          <w:b/>
+          <w:bCs/>
+        </w:rPr>
+        <w:t xml:space="preserve">três versões</w:t>
+      </w:r>
+      <w:r>
+        <w:t xml:space="preserve"> </w:t>
+      </w:r>
+      <w:r>
+        <w:t xml:space="preserve">do mesmo regulamento DOC-A, em paralelo, para audiências diferentes:</w:t>
       </w:r>
     </w:p>
     <w:p>
@@ -5018,13 +4979,29 @@
           <w:b/>
           <w:bCs/>
         </w:rPr>
-        <w:t xml:space="preserve">Extração:</w:t>
-      </w:r>
-      <w:r>
-        <w:t xml:space="preserve"> </w:t>
-      </w:r>
-      <w:r>
-        <w:t xml:space="preserve">pede ao Copilot uma "matriz" do regulamento com 3 colunas (artigo · tema · audiência relevante).</w:t>
+        <w:t xml:space="preserve">Versão executiva</w:t>
+      </w:r>
+      <w:r>
+        <w:t xml:space="preserve"> </w:t>
+      </w:r>
+      <w:r>
+        <w:t xml:space="preserve">(250 palavras) — para o</w:t>
+      </w:r>
+      <w:r>
+        <w:t xml:space="preserve"> </w:t>
+      </w:r>
+      <w:r>
+        <w:rPr>
+          <w:b/>
+          <w:bCs/>
+        </w:rPr>
+        <w:t xml:space="preserve">Conselho Geral</w:t>
+      </w:r>
+      <w:r>
+        <w:t xml:space="preserve"> </w:t>
+      </w:r>
+      <w:r>
+        <w:t xml:space="preserve">(público misto: académicos + sociedade civil)</w:t>
       </w:r>
     </w:p>
     <w:p>
@@ -5040,29 +5017,29 @@
           <w:b/>
           <w:bCs/>
         </w:rPr>
-        <w:t xml:space="preserve">Geração:</w:t>
-      </w:r>
-      <w:r>
-        <w:t xml:space="preserve"> </w:t>
-      </w:r>
-      <w:r>
-        <w:t xml:space="preserve">para cada audiência, pede uma versão usando</w:t>
-      </w:r>
-      <w:r>
-        <w:t xml:space="preserve"> </w:t>
-      </w:r>
-      <w:r>
-        <w:rPr>
-          <w:b/>
-          <w:bCs/>
-        </w:rPr>
-        <w:t xml:space="preserve">a mesma matriz</w:t>
-      </w:r>
-      <w:r>
-        <w:t xml:space="preserve"> </w:t>
-      </w:r>
-      <w:r>
-        <w:t xml:space="preserve">como input, com restrições específicas de tom e comprimento (constraint engineering).</w:t>
+        <w:t xml:space="preserve">Versão técnica</w:t>
+      </w:r>
+      <w:r>
+        <w:t xml:space="preserve"> </w:t>
+      </w:r>
+      <w:r>
+        <w:t xml:space="preserve">(450 palavras) — para os</w:t>
+      </w:r>
+      <w:r>
+        <w:t xml:space="preserve"> </w:t>
+      </w:r>
+      <w:r>
+        <w:rPr>
+          <w:b/>
+          <w:bCs/>
+        </w:rPr>
+        <w:t xml:space="preserve">4 coordenadores de mestrado</w:t>
+      </w:r>
+      <w:r>
+        <w:t xml:space="preserve"> </w:t>
+      </w:r>
+      <w:r>
+        <w:t xml:space="preserve">(juristas-académicos)</w:t>
       </w:r>
     </w:p>
     <w:p>
@@ -5078,29 +5055,44 @@
           <w:b/>
           <w:bCs/>
         </w:rPr>
-        <w:t xml:space="preserve">Validação cruzada:</w:t>
-      </w:r>
-      <w:r>
-        <w:t xml:space="preserve"> </w:t>
-      </w:r>
-      <w:r>
-        <w:t xml:space="preserve">pede ao Copilot que</w:t>
-      </w:r>
-      <w:r>
-        <w:t xml:space="preserve"> </w:t>
-      </w:r>
-      <w:r>
-        <w:rPr>
-          <w:b/>
-          <w:bCs/>
-        </w:rPr>
-        <w:t xml:space="preserve">compare</w:t>
-      </w:r>
-      <w:r>
-        <w:t xml:space="preserve"> </w:t>
-      </w:r>
-      <w:r>
-        <w:t xml:space="preserve">as 3 versões e identifique inconsistências.</w:t>
+        <w:t xml:space="preserve">Versão para alunos</w:t>
+      </w:r>
+      <w:r>
+        <w:t xml:space="preserve"> </w:t>
+      </w:r>
+      <w:r>
+        <w:t xml:space="preserve">(200 palavras, linguagem AMA-clara) — para a</w:t>
+      </w:r>
+      <w:r>
+        <w:t xml:space="preserve"> </w:t>
+      </w:r>
+      <w:r>
+        <w:rPr>
+          <w:b/>
+          <w:bCs/>
+        </w:rPr>
+        <w:t xml:space="preserve">página oficial dirigida a estudantes</w:t>
+      </w:r>
+    </w:p>
+    <w:p>
+      <w:pPr>
+        <w:pStyle w:val="BlockText"/>
+      </w:pPr>
+      <w:r>
+        <w:rPr>
+          <w:b/>
+          <w:bCs/>
+        </w:rPr>
+        <w:t xml:space="preserve">Como o farias com Copilot, num único fluxo, sem fazer 3 prompts isolados que vão dar inconsistências?</w:t>
+      </w:r>
+    </w:p>
+    <w:bookmarkStart w:id="44" w:name="X3573c5a5183ec59734aa721a8d369ee1aa3ea73"/>
+    <w:p>
+      <w:pPr>
+        <w:pStyle w:val="Heading4"/>
+      </w:pPr>
+      <w:r>
+        <w:t xml:space="preserve">Estratégia de orquestração: prompt em cascata</w:t>
       </w:r>
     </w:p>
     <w:p>
@@ -5108,269 +5100,31 @@
         <w:pStyle w:val="FirstParagraph"/>
       </w:pPr>
       <w:r>
-        <w:t xml:space="preserve">Os três prompts, prontos a colar (sem licença: tudo na</w:t>
-      </w:r>
-      <w:r>
-        <w:t xml:space="preserve"> </w:t>
-      </w:r>
-      <w:r>
-        <w:rPr>
-          <w:b/>
-          <w:bCs/>
-        </w:rPr>
-        <w:t xml:space="preserve">mesma conversa</w:t>
-      </w:r>
-      <w:r>
-        <w:t xml:space="preserve"> </w:t>
-      </w:r>
-      <w:r>
-        <w:t xml:space="preserve">do Copilot Chat, com o DOC-A colado ou carregado no início — os passos correm sequencialmente e a matriz fica em contexto):</w:t>
-      </w:r>
-    </w:p>
-    <w:p>
-      <w:pPr>
-        <w:pStyle w:val="BlockText"/>
-      </w:pPr>
-      <w:r>
-        <w:rPr>
-          <w:b/>
-          <w:bCs/>
-        </w:rPr>
-        <w:t xml:space="preserve">Passo 1 — Extração:</w:t>
-      </w:r>
-      <w:r>
-        <w:t xml:space="preserve"> </w:t>
-      </w:r>
-      <w:r>
-        <w:rPr>
-          <w:i/>
-          <w:iCs/>
-        </w:rPr>
-        <w:t xml:space="preserve">Para o regulamento DOC-A, produz uma matriz com 3 colunas: (1) artigo + n.º; (2) tema; (3) audiência mais relevante — Executiva (E), Técnica (T) ou Alunos (A). Marca cada artigo com E/T/A consoante a relevância prevalecente.</w:t>
-      </w:r>
-    </w:p>
-    <w:p>
-      <w:pPr>
-        <w:pStyle w:val="BlockText"/>
-      </w:pPr>
-      <w:r>
-        <w:rPr>
-          <w:b/>
-          <w:bCs/>
-        </w:rPr>
-        <w:t xml:space="preserve">Passo 2 — Geração:</w:t>
-      </w:r>
-      <w:r>
-        <w:t xml:space="preserve"> </w:t>
-      </w:r>
-      <w:r>
-        <w:rPr>
-          <w:i/>
-          <w:iCs/>
-        </w:rPr>
-        <w:t xml:space="preserve">Usando a matriz do passo anterior, gera 3 versões do regulamento: versão executiva (≤250 palavras, para o Conselho Geral, foca os artigos E, tom institucional, sem jargão desnecessário); versão técnica (≤450 palavras, para os coordenadores, foca os artigos T, mantém a terminologia jurídica, cita artigos com n.º); versão para alunos (≤200 palavras, para a página oficial, foca os artigos A, voz ativa, sujeito explícito, frases curtas). Cada versão deve cobrir os mesmos factos críticos.</w:t>
-      </w:r>
-    </w:p>
-    <w:p>
-      <w:pPr>
-        <w:pStyle w:val="BlockText"/>
-      </w:pPr>
-      <w:r>
-        <w:rPr>
-          <w:b/>
-          <w:bCs/>
-        </w:rPr>
-        <w:t xml:space="preserve">Passo 3 — Validação cruzada:</w:t>
-      </w:r>
-      <w:r>
-        <w:t xml:space="preserve"> </w:t>
-      </w:r>
-      <w:r>
-        <w:rPr>
-          <w:i/>
-          <w:iCs/>
-        </w:rPr>
-        <w:t xml:space="preserve">Compara as 3 versões. Identifica: (a) artigos críticos presentes numas e ausentes noutras; (b) dados factuais (prazos, números, percentagens) que difiram entre versões — isso é inconsistência ou alucinação.</w:t>
-      </w:r>
-    </w:p>
-    <w:p>
-      <w:pPr>
-        <w:pStyle w:val="FirstParagraph"/>
-      </w:pPr>
-      <w:r>
-        <w:t xml:space="preserve">⚠ A comparação do passo 3 é só triagem: o mesmo modelo que gerou as versões pode confirmar os próprios erros, sobretudo os herdados da matriz do passo 1. A palavra final é do método CCC — e tua.</w:t>
-      </w:r>
-      <w:r>
-        <w:t xml:space="preserve"> </w:t>
-      </w:r>
-      <w:r>
-        <w:rPr>
-          <w:i/>
-          <w:iCs/>
-        </w:rPr>
-        <w:t xml:space="preserve">(Na literatura, esta técnica chama-se</w:t>
-      </w:r>
-      <w:r>
-        <w:t xml:space="preserve"> </w:t>
-      </w:r>
-      <w:r>
-        <w:t xml:space="preserve">prompt chaining*.)*</w:t>
-      </w:r>
-    </w:p>
-    <w:bookmarkEnd w:id="43"/>
-    <w:bookmarkStart w:id="44" w:name="o-prompt-do-passo-2-geração-que-escrevi"/>
-    <w:p>
-      <w:pPr>
-        <w:pStyle w:val="Heading4"/>
-      </w:pPr>
-      <w:r>
-        <w:t xml:space="preserve">O prompt do passo 2 (geração) que escrevi</w:t>
-      </w:r>
-    </w:p>
-    <w:p>
-      <w:r>
-        <w:pict>
-          <v:rect style="width:0;height:1.5pt" o:hralign="center" o:hrstd="t" o:hr="t"/>
-        </w:pict>
-      </w:r>
-    </w:p>
-    <w:p>
-      <w:r>
-        <w:pict>
-          <v:rect style="width:0;height:1.5pt" o:hralign="center" o:hrstd="t" o:hr="t"/>
-        </w:pict>
-      </w:r>
-    </w:p>
-    <w:p>
-      <w:r>
-        <w:pict>
-          <v:rect style="width:0;height:1.5pt" o:hralign="center" o:hrstd="t" o:hr="t"/>
-        </w:pict>
-      </w:r>
-    </w:p>
-    <w:bookmarkEnd w:id="44"/>
-    <w:bookmarkStart w:id="45" w:name="X4cf5d4ce7524240f0f1283902d580f8d451c042"/>
-    <w:p>
-      <w:pPr>
-        <w:pStyle w:val="Heading4"/>
-      </w:pPr>
-      <w:r>
-        <w:t xml:space="preserve">A versão que escolhi apresentar primeiro — qual e porquê?</w:t>
-      </w:r>
-    </w:p>
-    <w:p>
-      <w:r>
-        <w:pict>
-          <v:rect style="width:0;height:1.5pt" o:hralign="center" o:hrstd="t" o:hr="t"/>
-        </w:pict>
-      </w:r>
-    </w:p>
-    <w:p>
-      <w:r>
-        <w:pict>
-          <v:rect style="width:0;height:1.5pt" o:hralign="center" o:hrstd="t" o:hr="t"/>
-        </w:pict>
-      </w:r>
-    </w:p>
-    <w:bookmarkEnd w:id="45"/>
-    <w:bookmarkStart w:id="46" w:name="Xbb64373a01157af200455ddac61cc9eee990256"/>
-    <w:p>
-      <w:pPr>
-        <w:pStyle w:val="Heading4"/>
-      </w:pPr>
-      <w:r>
-        <w:t xml:space="preserve">Inconsistência detetada entre versões (se alguma)</w:t>
-      </w:r>
-    </w:p>
-    <w:p>
-      <w:r>
-        <w:pict>
-          <v:rect style="width:0;height:1.5pt" o:hralign="center" o:hrstd="t" o:hr="t"/>
-        </w:pict>
-      </w:r>
-    </w:p>
-    <w:p>
-      <w:pPr>
-        <w:pStyle w:val="BlockText"/>
-      </w:pPr>
-      <w:r>
-        <w:t xml:space="preserve">💡</w:t>
-      </w:r>
-      <w:r>
-        <w:t xml:space="preserve"> </w:t>
-      </w:r>
-      <w:r>
-        <w:rPr>
-          <w:b/>
-          <w:bCs/>
-        </w:rPr>
-        <w:t xml:space="preserve">Para refletir:</w:t>
-      </w:r>
-      <w:r>
-        <w:t xml:space="preserve"> </w:t>
-      </w:r>
-      <w:r>
-        <w:t xml:space="preserve">num caso real, esta orquestração permite-te entregar 3 versões em</w:t>
-      </w:r>
-      <w:r>
-        <w:t xml:space="preserve"> </w:t>
-      </w:r>
-      <w:r>
-        <w:rPr>
-          <w:b/>
-          <w:bCs/>
-        </w:rPr>
-        <w:t xml:space="preserve">15 minutos</w:t>
-      </w:r>
-      <w:r>
-        <w:t xml:space="preserve"> </w:t>
-      </w:r>
-      <w:r>
-        <w:t xml:space="preserve">em vez das 2 horas que demorarias a fazê-las separadamente. Mas obriga a</w:t>
-      </w:r>
-      <w:r>
-        <w:t xml:space="preserve"> </w:t>
-      </w:r>
-      <w:r>
-        <w:rPr>
-          <w:b/>
-          <w:bCs/>
-        </w:rPr>
-        <w:t xml:space="preserve">disciplina de prompt</w:t>
-      </w:r>
-      <w:r>
-        <w:t xml:space="preserve"> </w:t>
-      </w:r>
-      <w:r>
-        <w:t xml:space="preserve">— sem a "matriz" do passo 1, perdes coerência entre versões.</w:t>
-      </w:r>
-    </w:p>
-    <w:p>
-      <w:r>
-        <w:pict>
-          <v:rect style="width:0;height:1.5pt" o:hralign="center" o:hrstd="t" o:hr="t"/>
-        </w:pict>
-      </w:r>
-    </w:p>
-    <w:bookmarkEnd w:id="46"/>
-    <w:bookmarkEnd w:id="47"/>
-    <w:bookmarkEnd w:id="48"/>
-    <w:bookmarkStart w:id="51" w:name="Xfab0d96570cd6eeb3c9c3956099695745dce50a"/>
-    <w:p>
-      <w:pPr>
-        <w:pStyle w:val="Heading2"/>
-      </w:pPr>
-      <w:r>
-        <w:t xml:space="preserve">Bloco 7 — Consolidação (10 min) · OBRIGATÓRIO EM AULA + PARA TERMINAR EM CASA</w:t>
-      </w:r>
-    </w:p>
-    <w:bookmarkStart w:id="49" w:name="checklist-da-sessão-autoavaliação"/>
-    <w:p>
-      <w:pPr>
-        <w:pStyle w:val="Heading3"/>
-      </w:pPr>
-      <w:r>
-        <w:t xml:space="preserve">Checklist da sessão (autoavaliação)</w:t>
+        <w:t xml:space="preserve">A abordagem ingénua é fazer 3 prompts separados — gera 3 versões com inconsistências (artigos citados diferentes, ênfases diferentes).</w:t>
+      </w:r>
+    </w:p>
+    <w:p>
+      <w:pPr>
+        <w:pStyle w:val="BodyText"/>
+      </w:pPr>
+      <w:r>
+        <w:t xml:space="preserve">A abordagem profissional usa</w:t>
+      </w:r>
+      <w:r>
+        <w:t xml:space="preserve"> </w:t>
+      </w:r>
+      <w:r>
+        <w:rPr>
+          <w:b/>
+          <w:bCs/>
+        </w:rPr>
+        <w:t xml:space="preserve">prompt em cascata</w:t>
+      </w:r>
+      <w:r>
+        <w:t xml:space="preserve"> </w:t>
+      </w:r>
+      <w:r>
+        <w:t xml:space="preserve">(3 passos):</w:t>
       </w:r>
     </w:p>
     <w:p>
@@ -5382,7 +5136,17 @@
         </w:numPr>
       </w:pPr>
       <w:r>
-        <w:t xml:space="preserve">□ Sei produzir resumo executivo com citação de artigos validada.</w:t>
+        <w:rPr>
+          <w:b/>
+          <w:bCs/>
+        </w:rPr>
+        <w:t xml:space="preserve">Extração:</w:t>
+      </w:r>
+      <w:r>
+        <w:t xml:space="preserve"> </w:t>
+      </w:r>
+      <w:r>
+        <w:t xml:space="preserve">pede ao Copilot uma "matriz" do regulamento com 3 colunas (artigo · tema · audiência relevante).</w:t>
       </w:r>
     </w:p>
     <w:p>
@@ -5394,7 +5158,33 @@
         </w:numPr>
       </w:pPr>
       <w:r>
-        <w:t xml:space="preserve">□ Sei reformular em linguagem clara mantendo rigor jurídico.</w:t>
+        <w:rPr>
+          <w:b/>
+          <w:bCs/>
+        </w:rPr>
+        <w:t xml:space="preserve">Geração:</w:t>
+      </w:r>
+      <w:r>
+        <w:t xml:space="preserve"> </w:t>
+      </w:r>
+      <w:r>
+        <w:t xml:space="preserve">para cada audiência, pede uma versão usando</w:t>
+      </w:r>
+      <w:r>
+        <w:t xml:space="preserve"> </w:t>
+      </w:r>
+      <w:r>
+        <w:rPr>
+          <w:b/>
+          <w:bCs/>
+        </w:rPr>
+        <w:t xml:space="preserve">a mesma matriz</w:t>
+      </w:r>
+      <w:r>
+        <w:t xml:space="preserve"> </w:t>
+      </w:r>
+      <w:r>
+        <w:t xml:space="preserve">como input, com restrições específicas de tom e comprimento (constraint engineering).</w:t>
       </w:r>
     </w:p>
     <w:p>
@@ -5406,164 +5196,123 @@
         </w:numPr>
       </w:pPr>
       <w:r>
-        <w:t xml:space="preserve">□ Sei aplicar os 7 princípios universais de linguagem clara na avaliação do output.</w:t>
-      </w:r>
-    </w:p>
-    <w:p>
-      <w:pPr>
-        <w:pStyle w:val="Compact"/>
-        <w:numPr>
-          <w:ilvl w:val="0"/>
-          <w:numId w:val="1024"/>
-        </w:numPr>
-      </w:pPr>
-      <w:r>
-        <w:t xml:space="preserve">□ Sei detetar os</w:t>
-      </w:r>
-      <w:r>
-        <w:t xml:space="preserve"> </w:t>
-      </w:r>
-      <w:r>
-        <w:rPr>
-          <w:b/>
-          <w:bCs/>
-        </w:rPr>
-        <w:t xml:space="preserve">5 sinais de problema</w:t>
-      </w:r>
-      <w:r>
-        <w:t xml:space="preserve"> </w:t>
-      </w:r>
-      <w:r>
-        <w:t xml:space="preserve">(alucinação factual, mistura de línguas, sobre-simplificação,</w:t>
-      </w:r>
-      <w:r>
-        <w:t xml:space="preserve"> </w:t>
-      </w:r>
-      <w:r>
-        <w:rPr>
-          <w:b/>
-          <w:bCs/>
-        </w:rPr>
-        <w:t xml:space="preserve">omissão silenciosa</w:t>
-      </w:r>
-      <w:r>
-        <w:t xml:space="preserve">, sycophancy/bajulação).</w:t>
-      </w:r>
-    </w:p>
-    <w:p>
-      <w:pPr>
-        <w:pStyle w:val="Compact"/>
-        <w:numPr>
-          <w:ilvl w:val="0"/>
-          <w:numId w:val="1024"/>
-        </w:numPr>
-      </w:pPr>
-      <w:r>
-        <w:t xml:space="preserve">□ Sei aplicar o método</w:t>
-      </w:r>
-      <w:r>
-        <w:t xml:space="preserve"> </w:t>
-      </w:r>
-      <w:r>
-        <w:rPr>
-          <w:b/>
-          <w:bCs/>
-        </w:rPr>
-        <w:t xml:space="preserve">CCC — Cita, Confirma, Conta</w:t>
-      </w:r>
-      <w:r>
-        <w:t xml:space="preserve"> </w:t>
-      </w:r>
-      <w:r>
-        <w:t xml:space="preserve">para validar um resumo em 30 segundos.</w:t>
-      </w:r>
-    </w:p>
-    <w:p>
-      <w:pPr>
-        <w:pStyle w:val="Compact"/>
-        <w:numPr>
-          <w:ilvl w:val="0"/>
-          <w:numId w:val="1024"/>
-        </w:numPr>
-      </w:pPr>
-      <w:r>
-        <w:t xml:space="preserve">□ Sei pedir ao Copilot para preservar ambiguidades intencionais.</w:t>
-      </w:r>
-    </w:p>
-    <w:p>
-      <w:pPr>
-        <w:pStyle w:val="Compact"/>
-        <w:numPr>
-          <w:ilvl w:val="0"/>
-          <w:numId w:val="1024"/>
-        </w:numPr>
-      </w:pPr>
-      <w:r>
-        <w:t xml:space="preserve">□ Conheço pelo menos</w:t>
-      </w:r>
-      <w:r>
-        <w:t xml:space="preserve"> </w:t>
-      </w:r>
-      <w:r>
-        <w:rPr>
-          <w:b/>
-          <w:bCs/>
-        </w:rPr>
-        <w:t xml:space="preserve">2 prompt patterns avançados</w:t>
-      </w:r>
-      <w:r>
-        <w:t xml:space="preserve"> </w:t>
-      </w:r>
-      <w:r>
-        <w:t xml:space="preserve">para além de GCSE (few-shot, constraint engineering, etapas de verificação/</w:t>
+        <w:rPr>
+          <w:b/>
+          <w:bCs/>
+        </w:rPr>
+        <w:t xml:space="preserve">Validação cruzada:</w:t>
+      </w:r>
+      <w:r>
+        <w:t xml:space="preserve"> </w:t>
+      </w:r>
+      <w:r>
+        <w:t xml:space="preserve">pede ao Copilot que</w:t>
+      </w:r>
+      <w:r>
+        <w:t xml:space="preserve"> </w:t>
+      </w:r>
+      <w:r>
+        <w:rPr>
+          <w:b/>
+          <w:bCs/>
+        </w:rPr>
+        <w:t xml:space="preserve">compare</w:t>
+      </w:r>
+      <w:r>
+        <w:t xml:space="preserve"> </w:t>
+      </w:r>
+      <w:r>
+        <w:t xml:space="preserve">as 3 versões e identifique inconsistências.</w:t>
+      </w:r>
+    </w:p>
+    <w:p>
+      <w:pPr>
+        <w:pStyle w:val="FirstParagraph"/>
+      </w:pPr>
+      <w:r>
+        <w:t xml:space="preserve">Os três prompts, prontos a colar (sem licença: tudo na</w:t>
+      </w:r>
+      <w:r>
+        <w:t xml:space="preserve"> </w:t>
+      </w:r>
+      <w:r>
+        <w:rPr>
+          <w:b/>
+          <w:bCs/>
+        </w:rPr>
+        <w:t xml:space="preserve">mesma conversa</w:t>
+      </w:r>
+      <w:r>
+        <w:t xml:space="preserve"> </w:t>
+      </w:r>
+      <w:r>
+        <w:t xml:space="preserve">do Copilot Chat, com o DOC-A colado ou carregado no início — os passos correm sequencialmente e a matriz fica em contexto):</w:t>
+      </w:r>
+    </w:p>
+    <w:p>
+      <w:pPr>
+        <w:pStyle w:val="BlockText"/>
+      </w:pPr>
+      <w:r>
+        <w:rPr>
+          <w:b/>
+          <w:bCs/>
+        </w:rPr>
+        <w:t xml:space="preserve">Passo 1 — Extração:</w:t>
+      </w:r>
+      <w:r>
+        <w:t xml:space="preserve"> </w:t>
       </w:r>
       <w:r>
         <w:rPr>
           <w:i/>
           <w:iCs/>
         </w:rPr>
-        <w:t xml:space="preserve">chain-of-verification</w:t>
-      </w:r>
-      <w:r>
-        <w:t xml:space="preserve">, output structuring, auditoria de omissões).</w:t>
-      </w:r>
-    </w:p>
-    <w:p>
-      <w:pPr>
-        <w:pStyle w:val="Compact"/>
-        <w:numPr>
-          <w:ilvl w:val="0"/>
-          <w:numId w:val="1024"/>
-        </w:numPr>
-      </w:pPr>
-      <w:r>
-        <w:t xml:space="preserve">□ Sei orquestrar</w:t>
-      </w:r>
-      <w:r>
-        <w:t xml:space="preserve"> </w:t>
-      </w:r>
-      <w:r>
-        <w:rPr>
-          <w:b/>
-          <w:bCs/>
-        </w:rPr>
-        <w:t xml:space="preserve">geração multi-versão</w:t>
-      </w:r>
-      <w:r>
-        <w:t xml:space="preserve"> </w:t>
-      </w:r>
-      <w:r>
-        <w:t xml:space="preserve">de um mesmo input em prompt em cascata.</w:t>
-      </w:r>
-    </w:p>
-    <w:bookmarkEnd w:id="49"/>
-    <w:bookmarkStart w:id="50" w:name="X8ebda06b17e5c2e0a263b8d0a334aff646421da"/>
-    <w:p>
-      <w:pPr>
-        <w:pStyle w:val="Heading3"/>
-      </w:pPr>
-      <w:r>
-        <w:t xml:space="preserve">Biblioteca pessoal de prompts (3 entradas que ficam tuas)</w:t>
+        <w:t xml:space="preserve">Para o regulamento DOC-A, produz uma matriz com 3 colunas: (1) artigo + n.º; (2) tema; (3) audiência mais relevante — Executiva (E), Técnica (T) ou Alunos (A). Marca cada artigo com E/T/A consoante a relevância prevalecente.</w:t>
+      </w:r>
+    </w:p>
+    <w:p>
+      <w:pPr>
+        <w:pStyle w:val="BlockText"/>
+      </w:pPr>
+      <w:r>
+        <w:rPr>
+          <w:b/>
+          <w:bCs/>
+        </w:rPr>
+        <w:t xml:space="preserve">Passo 2 — Geração:</w:t>
+      </w:r>
+      <w:r>
+        <w:t xml:space="preserve"> </w:t>
+      </w:r>
+      <w:r>
+        <w:rPr>
+          <w:i/>
+          <w:iCs/>
+        </w:rPr>
+        <w:t xml:space="preserve">Usando a matriz do passo anterior, gera 3 versões do regulamento: versão executiva (≤250 palavras, para o Conselho Geral, foca os artigos E, tom institucional, sem jargão desnecessário); versão técnica (≤450 palavras, para os coordenadores, foca os artigos T, mantém a terminologia jurídica, cita artigos com n.º); versão para alunos (≤200 palavras, para a página oficial, foca os artigos A, voz ativa, sujeito explícito, frases curtas). Cada versão deve cobrir os mesmos factos críticos.</w:t>
+      </w:r>
+    </w:p>
+    <w:p>
+      <w:pPr>
+        <w:pStyle w:val="BlockText"/>
+      </w:pPr>
+      <w:r>
+        <w:rPr>
+          <w:b/>
+          <w:bCs/>
+        </w:rPr>
+        <w:t xml:space="preserve">Passo 3 — Validação cruzada:</w:t>
+      </w:r>
+      <w:r>
+        <w:t xml:space="preserve"> </w:t>
+      </w:r>
+      <w:r>
+        <w:rPr>
+          <w:i/>
+          <w:iCs/>
+        </w:rPr>
+        <w:t xml:space="preserve">Compara as 3 versões. Identifica: (a) artigos críticos presentes numas e ausentes noutras; (b) dados factuais (prazos, números, percentagens) que difiram entre versões — isso é inconsistência ou alucinação.</w:t>
       </w:r>
     </w:p>
     <w:p>
@@ -5571,246 +5320,33 @@
         <w:pStyle w:val="FirstParagraph"/>
       </w:pPr>
       <w:r>
-        <w:t xml:space="preserve">Quando estiverem validadas, transfere-as para o ficheiro-biblioteca da Sessão 3 (categorias</w:t>
-      </w:r>
-      <w:r>
-        <w:t xml:space="preserve"> </w:t>
-      </w:r>
-      <w:r>
-        <w:rPr>
-          <w:b/>
-          <w:bCs/>
-        </w:rPr>
-        <w:t xml:space="preserve">Resumir</w:t>
-      </w:r>
-      <w:r>
-        <w:t xml:space="preserve">,</w:t>
-      </w:r>
-      <w:r>
-        <w:t xml:space="preserve"> </w:t>
-      </w:r>
-      <w:r>
-        <w:rPr>
-          <w:b/>
-          <w:bCs/>
-        </w:rPr>
-        <w:t xml:space="preserve">Reformular</w:t>
-      </w:r>
-      <w:r>
-        <w:t xml:space="preserve"> </w:t>
-      </w:r>
-      <w:r>
-        <w:t xml:space="preserve">e</w:t>
-      </w:r>
-      <w:r>
-        <w:t xml:space="preserve"> </w:t>
-      </w:r>
-      <w:r>
-        <w:rPr>
-          <w:b/>
-          <w:bCs/>
-        </w:rPr>
-        <w:t xml:space="preserve">Analisar</w:t>
-      </w:r>
-      <w:r>
-        <w:t xml:space="preserve">), com nome e "quando usar".</w:t>
-      </w:r>
-    </w:p>
-    <w:p>
-      <w:pPr>
-        <w:pStyle w:val="SourceCode"/>
-      </w:pPr>
-      <w:r>
-        <w:rPr>
-          <w:rStyle w:val="VerbatimChar"/>
-        </w:rPr>
-        <w:t xml:space="preserve">PROMPT 1 — Sumarização de regulamento com citação</w:t>
-      </w:r>
-      <w:r>
-        <w:br/>
-      </w:r>
-      <w:r>
-        <w:rPr>
-          <w:rStyle w:val="VerbatimChar"/>
-        </w:rPr>
-        <w:t xml:space="preserve">Tarefa: produzir resumo executivo de regulamento institucional</w:t>
-      </w:r>
-      <w:r>
-        <w:br/>
-      </w:r>
-      <w:r>
-        <w:rPr>
-          <w:rStyle w:val="VerbatimChar"/>
-        </w:rPr>
-        <w:t xml:space="preserve">Objetivo: __________________________________________</w:t>
-      </w:r>
-      <w:r>
-        <w:br/>
-      </w:r>
-      <w:r>
-        <w:rPr>
-          <w:rStyle w:val="VerbatimChar"/>
-        </w:rPr>
-        <w:t xml:space="preserve">Contexto: __________________________________________</w:t>
-      </w:r>
-      <w:r>
-        <w:br/>
-      </w:r>
-      <w:r>
-        <w:rPr>
-          <w:rStyle w:val="VerbatimChar"/>
-        </w:rPr>
-        <w:t xml:space="preserve">Fonte: _____________________________________________</w:t>
-      </w:r>
-      <w:r>
-        <w:br/>
-      </w:r>
-      <w:r>
-        <w:rPr>
-          <w:rStyle w:val="VerbatimChar"/>
-        </w:rPr>
-        <w:t xml:space="preserve">Expectativas: ______________________________________</w:t>
-      </w:r>
-      <w:r>
-        <w:br/>
-      </w:r>
-      <w:r>
-        <w:rPr>
-          <w:rStyle w:val="VerbatimChar"/>
-        </w:rPr>
-        <w:t xml:space="preserve">Cuidados: pedir explicitamente "não inventes artigos"; "responde em pt-pt"; validar com o método CCC.</w:t>
-      </w:r>
-      <w:r>
-        <w:br/>
-      </w:r>
-      <w:r>
-        <w:br/>
-      </w:r>
-      <w:r>
-        <w:rPr>
-          <w:rStyle w:val="VerbatimChar"/>
-        </w:rPr>
-        <w:t xml:space="preserve">PROMPT 2 — Reformulação para linguagem clara</w:t>
-      </w:r>
-      <w:r>
-        <w:br/>
-      </w:r>
-      <w:r>
-        <w:rPr>
-          <w:rStyle w:val="VerbatimChar"/>
-        </w:rPr>
-        <w:t xml:space="preserve">Tarefa: ___________________________________________</w:t>
-      </w:r>
-      <w:r>
-        <w:br/>
-      </w:r>
-      <w:r>
-        <w:rPr>
-          <w:rStyle w:val="VerbatimChar"/>
-        </w:rPr>
-        <w:t xml:space="preserve">Objetivo: __________________________________________</w:t>
-      </w:r>
-      <w:r>
-        <w:br/>
-      </w:r>
-      <w:r>
-        <w:rPr>
-          <w:rStyle w:val="VerbatimChar"/>
-        </w:rPr>
-        <w:t xml:space="preserve">Contexto: __________________________________________</w:t>
-      </w:r>
-      <w:r>
-        <w:br/>
-      </w:r>
-      <w:r>
-        <w:rPr>
-          <w:rStyle w:val="VerbatimChar"/>
-        </w:rPr>
-        <w:t xml:space="preserve">Fonte: _____________________________________________</w:t>
-      </w:r>
-      <w:r>
-        <w:br/>
-      </w:r>
-      <w:r>
-        <w:rPr>
-          <w:rStyle w:val="VerbatimChar"/>
-        </w:rPr>
-        <w:t xml:space="preserve">Expectativas: ______________________________________</w:t>
-      </w:r>
-      <w:r>
-        <w:br/>
-      </w:r>
-      <w:r>
-        <w:rPr>
-          <w:rStyle w:val="VerbatimChar"/>
-        </w:rPr>
-        <w:t xml:space="preserve">Cuidados: __________________________________________</w:t>
-      </w:r>
-      <w:r>
-        <w:br/>
-      </w:r>
-      <w:r>
-        <w:br/>
-      </w:r>
-      <w:r>
-        <w:rPr>
-          <w:rStyle w:val="VerbatimChar"/>
-        </w:rPr>
-        <w:t xml:space="preserve">PROMPT 3 — Auditoria de omissões (categoria Analisar)</w:t>
-      </w:r>
-      <w:r>
-        <w:br/>
-      </w:r>
-      <w:r>
-        <w:rPr>
-          <w:rStyle w:val="VerbatimChar"/>
-        </w:rPr>
-        <w:t xml:space="preserve">Tarefa: comparar o original com o resumo e listar o que ficou de fora</w:t>
-      </w:r>
-      <w:r>
-        <w:br/>
-      </w:r>
-      <w:r>
-        <w:rPr>
-          <w:rStyle w:val="VerbatimChar"/>
-        </w:rPr>
-        <w:t xml:space="preserve">Objetivo: __________________________________________</w:t>
-      </w:r>
-      <w:r>
-        <w:br/>
-      </w:r>
-      <w:r>
-        <w:rPr>
-          <w:rStyle w:val="VerbatimChar"/>
-        </w:rPr>
-        <w:t xml:space="preserve">Contexto: __________________________________________</w:t>
-      </w:r>
-      <w:r>
-        <w:br/>
-      </w:r>
-      <w:r>
-        <w:rPr>
-          <w:rStyle w:val="VerbatimChar"/>
-        </w:rPr>
-        <w:t xml:space="preserve">Fonte: _____________________________________________</w:t>
-      </w:r>
-      <w:r>
-        <w:br/>
-      </w:r>
-      <w:r>
-        <w:rPr>
-          <w:rStyle w:val="VerbatimChar"/>
-        </w:rPr>
-        <w:t xml:space="preserve">Expectativas: ______________________________________</w:t>
-      </w:r>
-      <w:r>
-        <w:br/>
-      </w:r>
-      <w:r>
-        <w:rPr>
-          <w:rStyle w:val="VerbatimChar"/>
-        </w:rPr>
-        <w:t xml:space="preserve">Cuidados: __________________________________________</w:t>
+        <w:t xml:space="preserve">⚠ A comparação do passo 3 é só triagem: o mesmo modelo que gerou as versões pode confirmar os próprios erros, sobretudo os herdados da matriz do passo 1. A palavra final é do método CCC — e tua.</w:t>
+      </w:r>
+      <w:r>
+        <w:t xml:space="preserve"> </w:t>
+      </w:r>
+      <w:r>
+        <w:rPr>
+          <w:i/>
+          <w:iCs/>
+        </w:rPr>
+        <w:t xml:space="preserve">(Na literatura, esta técnica chama-se</w:t>
+      </w:r>
+      <w:r>
+        <w:t xml:space="preserve"> </w:t>
+      </w:r>
+      <w:r>
+        <w:t xml:space="preserve">prompt chaining*.)*</w:t>
+      </w:r>
+    </w:p>
+    <w:bookmarkEnd w:id="44"/>
+    <w:bookmarkStart w:id="45" w:name="o-prompt-do-passo-2-geração-que-escrevi"/>
+    <w:p>
+      <w:pPr>
+        <w:pStyle w:val="Heading4"/>
+      </w:pPr>
+      <w:r>
+        <w:t xml:space="preserve">O prompt do passo 2 (geração) que escrevi</w:t>
       </w:r>
     </w:p>
     <w:p>
@@ -5820,15 +5356,143 @@
         </w:pict>
       </w:r>
     </w:p>
-    <w:bookmarkEnd w:id="50"/>
-    <w:bookmarkEnd w:id="51"/>
-    <w:bookmarkStart w:id="52" w:name="X98fc823c9ed7eacc0b1f4f2ad72161944cf20b0"/>
+    <w:p>
+      <w:r>
+        <w:pict>
+          <v:rect style="width:0;height:1.5pt" o:hralign="center" o:hrstd="t" o:hr="t"/>
+        </w:pict>
+      </w:r>
+    </w:p>
+    <w:p>
+      <w:r>
+        <w:pict>
+          <v:rect style="width:0;height:1.5pt" o:hralign="center" o:hrstd="t" o:hr="t"/>
+        </w:pict>
+      </w:r>
+    </w:p>
+    <w:bookmarkEnd w:id="45"/>
+    <w:bookmarkStart w:id="46" w:name="X4cf5d4ce7524240f0f1283902d580f8d451c042"/>
+    <w:p>
+      <w:pPr>
+        <w:pStyle w:val="Heading4"/>
+      </w:pPr>
+      <w:r>
+        <w:t xml:space="preserve">A versão que escolhi apresentar primeiro — qual e porquê?</w:t>
+      </w:r>
+    </w:p>
+    <w:p>
+      <w:r>
+        <w:pict>
+          <v:rect style="width:0;height:1.5pt" o:hralign="center" o:hrstd="t" o:hr="t"/>
+        </w:pict>
+      </w:r>
+    </w:p>
+    <w:p>
+      <w:r>
+        <w:pict>
+          <v:rect style="width:0;height:1.5pt" o:hralign="center" o:hrstd="t" o:hr="t"/>
+        </w:pict>
+      </w:r>
+    </w:p>
+    <w:bookmarkEnd w:id="46"/>
+    <w:bookmarkStart w:id="47" w:name="Xbb64373a01157af200455ddac61cc9eee990256"/>
+    <w:p>
+      <w:pPr>
+        <w:pStyle w:val="Heading4"/>
+      </w:pPr>
+      <w:r>
+        <w:t xml:space="preserve">Inconsistência detetada entre versões (se alguma)</w:t>
+      </w:r>
+    </w:p>
+    <w:p>
+      <w:r>
+        <w:pict>
+          <v:rect style="width:0;height:1.5pt" o:hralign="center" o:hrstd="t" o:hr="t"/>
+        </w:pict>
+      </w:r>
+    </w:p>
+    <w:p>
+      <w:pPr>
+        <w:pStyle w:val="BlockText"/>
+      </w:pPr>
+      <w:r>
+        <w:t xml:space="preserve">💡</w:t>
+      </w:r>
+      <w:r>
+        <w:t xml:space="preserve"> </w:t>
+      </w:r>
+      <w:r>
+        <w:rPr>
+          <w:b/>
+          <w:bCs/>
+        </w:rPr>
+        <w:t xml:space="preserve">Para refletir:</w:t>
+      </w:r>
+      <w:r>
+        <w:t xml:space="preserve"> </w:t>
+      </w:r>
+      <w:r>
+        <w:t xml:space="preserve">num caso real, esta orquestração permite-te entregar 3 versões em</w:t>
+      </w:r>
+      <w:r>
+        <w:t xml:space="preserve"> </w:t>
+      </w:r>
+      <w:r>
+        <w:rPr>
+          <w:b/>
+          <w:bCs/>
+        </w:rPr>
+        <w:t xml:space="preserve">15 minutos</w:t>
+      </w:r>
+      <w:r>
+        <w:t xml:space="preserve"> </w:t>
+      </w:r>
+      <w:r>
+        <w:t xml:space="preserve">em vez das 2 horas que demorarias a fazê-las separadamente. Mas obriga a</w:t>
+      </w:r>
+      <w:r>
+        <w:t xml:space="preserve"> </w:t>
+      </w:r>
+      <w:r>
+        <w:rPr>
+          <w:b/>
+          <w:bCs/>
+        </w:rPr>
+        <w:t xml:space="preserve">disciplina de prompt</w:t>
+      </w:r>
+      <w:r>
+        <w:t xml:space="preserve"> </w:t>
+      </w:r>
+      <w:r>
+        <w:t xml:space="preserve">— sem a "matriz" do passo 1, perdes coerência entre versões.</w:t>
+      </w:r>
+    </w:p>
+    <w:p>
+      <w:r>
+        <w:pict>
+          <v:rect style="width:0;height:1.5pt" o:hralign="center" o:hrstd="t" o:hr="t"/>
+        </w:pict>
+      </w:r>
+    </w:p>
+    <w:bookmarkEnd w:id="47"/>
+    <w:bookmarkEnd w:id="48"/>
+    <w:bookmarkEnd w:id="49"/>
+    <w:bookmarkStart w:id="52" w:name="Xfab0d96570cd6eeb3c9c3956099695745dce50a"/>
     <w:p>
       <w:pPr>
         <w:pStyle w:val="Heading2"/>
       </w:pPr>
       <w:r>
-        <w:t xml:space="preserve">Bloco 8 — Reflexão crítica (8 min) · REFLEXÃO CRÍTICA</w:t>
+        <w:t xml:space="preserve">Bloco 7 — Consolidação (10 min) · OBRIGATÓRIO EM AULA + PARA TERMINAR EM CASA</w:t>
+      </w:r>
+    </w:p>
+    <w:bookmarkStart w:id="50" w:name="checklist-da-sessão-autoavaliação"/>
+    <w:p>
+      <w:pPr>
+        <w:pStyle w:val="Heading3"/>
+      </w:pPr>
+      <w:r>
+        <w:t xml:space="preserve">Checklist da sessão (autoavaliação)</w:t>
       </w:r>
     </w:p>
     <w:p>
@@ -5840,21 +5504,435 @@
         </w:numPr>
       </w:pPr>
       <w:r>
-        <w:rPr>
-          <w:b/>
-          <w:bCs/>
-        </w:rPr>
-        <w:t xml:space="preserve">Em que circunstâncias NÃO sumarizarias um documento com Copilot, mesmo que isso poupasse muito tempo?</w:t>
-      </w:r>
-      <w:r>
-        <w:t xml:space="preserve"> </w:t>
+        <w:t xml:space="preserve">□ Sei produzir resumo executivo com citação de artigos validada.</w:t>
+      </w:r>
+    </w:p>
+    <w:p>
+      <w:pPr>
+        <w:pStyle w:val="Compact"/>
+        <w:numPr>
+          <w:ilvl w:val="0"/>
+          <w:numId w:val="1025"/>
+        </w:numPr>
+      </w:pPr>
+      <w:r>
+        <w:t xml:space="preserve">□ Sei reformular em linguagem clara mantendo rigor jurídico.</w:t>
+      </w:r>
+    </w:p>
+    <w:p>
+      <w:pPr>
+        <w:pStyle w:val="Compact"/>
+        <w:numPr>
+          <w:ilvl w:val="0"/>
+          <w:numId w:val="1025"/>
+        </w:numPr>
+      </w:pPr>
+      <w:r>
+        <w:t xml:space="preserve">□ Sei aplicar os 7 princípios universais de linguagem clara na avaliação do output.</w:t>
+      </w:r>
+    </w:p>
+    <w:p>
+      <w:pPr>
+        <w:pStyle w:val="Compact"/>
+        <w:numPr>
+          <w:ilvl w:val="0"/>
+          <w:numId w:val="1025"/>
+        </w:numPr>
+      </w:pPr>
+      <w:r>
+        <w:t xml:space="preserve">□ Sei detetar os</w:t>
+      </w:r>
+      <w:r>
+        <w:t xml:space="preserve"> </w:t>
+      </w:r>
+      <w:r>
+        <w:rPr>
+          <w:b/>
+          <w:bCs/>
+        </w:rPr>
+        <w:t xml:space="preserve">5 sinais de problema</w:t>
+      </w:r>
+      <w:r>
+        <w:t xml:space="preserve"> </w:t>
+      </w:r>
+      <w:r>
+        <w:t xml:space="preserve">(alucinação factual, mistura de línguas, sobre-simplificação,</w:t>
+      </w:r>
+      <w:r>
+        <w:t xml:space="preserve"> </w:t>
+      </w:r>
+      <w:r>
+        <w:rPr>
+          <w:b/>
+          <w:bCs/>
+        </w:rPr>
+        <w:t xml:space="preserve">omissão silenciosa</w:t>
+      </w:r>
+      <w:r>
+        <w:t xml:space="preserve">, sycophancy/bajulação).</w:t>
+      </w:r>
+    </w:p>
+    <w:p>
+      <w:pPr>
+        <w:pStyle w:val="Compact"/>
+        <w:numPr>
+          <w:ilvl w:val="0"/>
+          <w:numId w:val="1025"/>
+        </w:numPr>
+      </w:pPr>
+      <w:r>
+        <w:t xml:space="preserve">□ Sei aplicar o método</w:t>
+      </w:r>
+      <w:r>
+        <w:t xml:space="preserve"> </w:t>
+      </w:r>
+      <w:r>
+        <w:rPr>
+          <w:b/>
+          <w:bCs/>
+        </w:rPr>
+        <w:t xml:space="preserve">CCC — Cita, Confirma, Conta</w:t>
+      </w:r>
+      <w:r>
+        <w:t xml:space="preserve"> </w:t>
+      </w:r>
+      <w:r>
+        <w:t xml:space="preserve">para validar um resumo em 30 segundos.</w:t>
+      </w:r>
+    </w:p>
+    <w:p>
+      <w:pPr>
+        <w:pStyle w:val="Compact"/>
+        <w:numPr>
+          <w:ilvl w:val="0"/>
+          <w:numId w:val="1025"/>
+        </w:numPr>
+      </w:pPr>
+      <w:r>
+        <w:t xml:space="preserve">□ Sei pedir ao Copilot para preservar ambiguidades intencionais.</w:t>
+      </w:r>
+    </w:p>
+    <w:p>
+      <w:pPr>
+        <w:pStyle w:val="Compact"/>
+        <w:numPr>
+          <w:ilvl w:val="0"/>
+          <w:numId w:val="1025"/>
+        </w:numPr>
+      </w:pPr>
+      <w:r>
+        <w:t xml:space="preserve">□ Conheço pelo menos</w:t>
+      </w:r>
+      <w:r>
+        <w:t xml:space="preserve"> </w:t>
+      </w:r>
+      <w:r>
+        <w:rPr>
+          <w:b/>
+          <w:bCs/>
+        </w:rPr>
+        <w:t xml:space="preserve">2 prompt patterns avançados</w:t>
+      </w:r>
+      <w:r>
+        <w:t xml:space="preserve"> </w:t>
+      </w:r>
+      <w:r>
+        <w:t xml:space="preserve">para além de GCSE (few-shot, constraint engineering, etapas de verificação/</w:t>
       </w:r>
       <w:r>
         <w:rPr>
           <w:i/>
           <w:iCs/>
         </w:rPr>
-        <w:t xml:space="preserve">(Pista: pensa em documentos com referências a casos individuais, em despachos com prazo de impugnação a correr, em pareceres com efeito vinculativo.)</w:t>
+        <w:t xml:space="preserve">chain-of-verification</w:t>
+      </w:r>
+      <w:r>
+        <w:t xml:space="preserve">, output structuring, auditoria de omissões).</w:t>
+      </w:r>
+    </w:p>
+    <w:p>
+      <w:pPr>
+        <w:pStyle w:val="Compact"/>
+        <w:numPr>
+          <w:ilvl w:val="0"/>
+          <w:numId w:val="1025"/>
+        </w:numPr>
+      </w:pPr>
+      <w:r>
+        <w:t xml:space="preserve">□ Sei orquestrar</w:t>
+      </w:r>
+      <w:r>
+        <w:t xml:space="preserve"> </w:t>
+      </w:r>
+      <w:r>
+        <w:rPr>
+          <w:b/>
+          <w:bCs/>
+        </w:rPr>
+        <w:t xml:space="preserve">geração multi-versão</w:t>
+      </w:r>
+      <w:r>
+        <w:t xml:space="preserve"> </w:t>
+      </w:r>
+      <w:r>
+        <w:t xml:space="preserve">de um mesmo input em prompt em cascata.</w:t>
+      </w:r>
+    </w:p>
+    <w:bookmarkEnd w:id="50"/>
+    <w:bookmarkStart w:id="51" w:name="X8ebda06b17e5c2e0a263b8d0a334aff646421da"/>
+    <w:p>
+      <w:pPr>
+        <w:pStyle w:val="Heading3"/>
+      </w:pPr>
+      <w:r>
+        <w:t xml:space="preserve">Biblioteca pessoal de prompts (3 entradas que ficam tuas)</w:t>
+      </w:r>
+    </w:p>
+    <w:p>
+      <w:pPr>
+        <w:pStyle w:val="FirstParagraph"/>
+      </w:pPr>
+      <w:r>
+        <w:t xml:space="preserve">Quando estiverem validadas, transfere-as para o ficheiro-biblioteca da Sessão 3 (categorias</w:t>
+      </w:r>
+      <w:r>
+        <w:t xml:space="preserve"> </w:t>
+      </w:r>
+      <w:r>
+        <w:rPr>
+          <w:b/>
+          <w:bCs/>
+        </w:rPr>
+        <w:t xml:space="preserve">Resumir</w:t>
+      </w:r>
+      <w:r>
+        <w:t xml:space="preserve">,</w:t>
+      </w:r>
+      <w:r>
+        <w:t xml:space="preserve"> </w:t>
+      </w:r>
+      <w:r>
+        <w:rPr>
+          <w:b/>
+          <w:bCs/>
+        </w:rPr>
+        <w:t xml:space="preserve">Reformular</w:t>
+      </w:r>
+      <w:r>
+        <w:t xml:space="preserve"> </w:t>
+      </w:r>
+      <w:r>
+        <w:t xml:space="preserve">e</w:t>
+      </w:r>
+      <w:r>
+        <w:t xml:space="preserve"> </w:t>
+      </w:r>
+      <w:r>
+        <w:rPr>
+          <w:b/>
+          <w:bCs/>
+        </w:rPr>
+        <w:t xml:space="preserve">Analisar</w:t>
+      </w:r>
+      <w:r>
+        <w:t xml:space="preserve">), com nome e "quando usar".</w:t>
+      </w:r>
+    </w:p>
+    <w:p>
+      <w:pPr>
+        <w:pStyle w:val="SourceCode"/>
+      </w:pPr>
+      <w:r>
+        <w:rPr>
+          <w:rStyle w:val="VerbatimChar"/>
+        </w:rPr>
+        <w:t xml:space="preserve">PROMPT 1 — Sumarização de regulamento com citação</w:t>
+      </w:r>
+      <w:r>
+        <w:br/>
+      </w:r>
+      <w:r>
+        <w:rPr>
+          <w:rStyle w:val="VerbatimChar"/>
+        </w:rPr>
+        <w:t xml:space="preserve">Tarefa: produzir resumo executivo de regulamento institucional</w:t>
+      </w:r>
+      <w:r>
+        <w:br/>
+      </w:r>
+      <w:r>
+        <w:rPr>
+          <w:rStyle w:val="VerbatimChar"/>
+        </w:rPr>
+        <w:t xml:space="preserve">Objetivo: __________________________________________</w:t>
+      </w:r>
+      <w:r>
+        <w:br/>
+      </w:r>
+      <w:r>
+        <w:rPr>
+          <w:rStyle w:val="VerbatimChar"/>
+        </w:rPr>
+        <w:t xml:space="preserve">Contexto: __________________________________________</w:t>
+      </w:r>
+      <w:r>
+        <w:br/>
+      </w:r>
+      <w:r>
+        <w:rPr>
+          <w:rStyle w:val="VerbatimChar"/>
+        </w:rPr>
+        <w:t xml:space="preserve">Fonte: _____________________________________________</w:t>
+      </w:r>
+      <w:r>
+        <w:br/>
+      </w:r>
+      <w:r>
+        <w:rPr>
+          <w:rStyle w:val="VerbatimChar"/>
+        </w:rPr>
+        <w:t xml:space="preserve">Expectativas: ______________________________________</w:t>
+      </w:r>
+      <w:r>
+        <w:br/>
+      </w:r>
+      <w:r>
+        <w:rPr>
+          <w:rStyle w:val="VerbatimChar"/>
+        </w:rPr>
+        <w:t xml:space="preserve">Cuidados: pedir explicitamente "não inventes artigos"; "responde em pt-pt"; validar com o método CCC.</w:t>
+      </w:r>
+      <w:r>
+        <w:br/>
+      </w:r>
+      <w:r>
+        <w:br/>
+      </w:r>
+      <w:r>
+        <w:rPr>
+          <w:rStyle w:val="VerbatimChar"/>
+        </w:rPr>
+        <w:t xml:space="preserve">PROMPT 2 — Reformulação para linguagem clara</w:t>
+      </w:r>
+      <w:r>
+        <w:br/>
+      </w:r>
+      <w:r>
+        <w:rPr>
+          <w:rStyle w:val="VerbatimChar"/>
+        </w:rPr>
+        <w:t xml:space="preserve">Tarefa: ___________________________________________</w:t>
+      </w:r>
+      <w:r>
+        <w:br/>
+      </w:r>
+      <w:r>
+        <w:rPr>
+          <w:rStyle w:val="VerbatimChar"/>
+        </w:rPr>
+        <w:t xml:space="preserve">Objetivo: __________________________________________</w:t>
+      </w:r>
+      <w:r>
+        <w:br/>
+      </w:r>
+      <w:r>
+        <w:rPr>
+          <w:rStyle w:val="VerbatimChar"/>
+        </w:rPr>
+        <w:t xml:space="preserve">Contexto: __________________________________________</w:t>
+      </w:r>
+      <w:r>
+        <w:br/>
+      </w:r>
+      <w:r>
+        <w:rPr>
+          <w:rStyle w:val="VerbatimChar"/>
+        </w:rPr>
+        <w:t xml:space="preserve">Fonte: _____________________________________________</w:t>
+      </w:r>
+      <w:r>
+        <w:br/>
+      </w:r>
+      <w:r>
+        <w:rPr>
+          <w:rStyle w:val="VerbatimChar"/>
+        </w:rPr>
+        <w:t xml:space="preserve">Expectativas: ______________________________________</w:t>
+      </w:r>
+      <w:r>
+        <w:br/>
+      </w:r>
+      <w:r>
+        <w:rPr>
+          <w:rStyle w:val="VerbatimChar"/>
+        </w:rPr>
+        <w:t xml:space="preserve">Cuidados: __________________________________________</w:t>
+      </w:r>
+      <w:r>
+        <w:br/>
+      </w:r>
+      <w:r>
+        <w:br/>
+      </w:r>
+      <w:r>
+        <w:rPr>
+          <w:rStyle w:val="VerbatimChar"/>
+        </w:rPr>
+        <w:t xml:space="preserve">PROMPT 3 — Auditoria de omissões (categoria Analisar)</w:t>
+      </w:r>
+      <w:r>
+        <w:br/>
+      </w:r>
+      <w:r>
+        <w:rPr>
+          <w:rStyle w:val="VerbatimChar"/>
+        </w:rPr>
+        <w:t xml:space="preserve">Tarefa: comparar o original com o resumo e listar o que ficou de fora</w:t>
+      </w:r>
+      <w:r>
+        <w:br/>
+      </w:r>
+      <w:r>
+        <w:rPr>
+          <w:rStyle w:val="VerbatimChar"/>
+        </w:rPr>
+        <w:t xml:space="preserve">Objetivo: __________________________________________</w:t>
+      </w:r>
+      <w:r>
+        <w:br/>
+      </w:r>
+      <w:r>
+        <w:rPr>
+          <w:rStyle w:val="VerbatimChar"/>
+        </w:rPr>
+        <w:t xml:space="preserve">Contexto: __________________________________________</w:t>
+      </w:r>
+      <w:r>
+        <w:br/>
+      </w:r>
+      <w:r>
+        <w:rPr>
+          <w:rStyle w:val="VerbatimChar"/>
+        </w:rPr>
+        <w:t xml:space="preserve">Fonte: _____________________________________________</w:t>
+      </w:r>
+      <w:r>
+        <w:br/>
+      </w:r>
+      <w:r>
+        <w:rPr>
+          <w:rStyle w:val="VerbatimChar"/>
+        </w:rPr>
+        <w:t xml:space="preserve">Expectativas: ______________________________________</w:t>
+      </w:r>
+      <w:r>
+        <w:br/>
+      </w:r>
+      <w:r>
+        <w:rPr>
+          <w:rStyle w:val="VerbatimChar"/>
+        </w:rPr>
+        <w:t xml:space="preserve">Cuidados: __________________________________________</w:t>
       </w:r>
     </w:p>
     <w:p>
@@ -5864,18 +5942,15 @@
         </w:pict>
       </w:r>
     </w:p>
-    <w:p>
-      <w:r>
-        <w:pict>
-          <v:rect style="width:0;height:1.5pt" o:hralign="center" o:hrstd="t" o:hr="t"/>
-        </w:pict>
-      </w:r>
-    </w:p>
-    <w:p>
-      <w:r>
-        <w:pict>
-          <v:rect style="width:0;height:1.5pt" o:hralign="center" o:hrstd="t" o:hr="t"/>
-        </w:pict>
+    <w:bookmarkEnd w:id="51"/>
+    <w:bookmarkEnd w:id="52"/>
+    <w:bookmarkStart w:id="53" w:name="X98fc823c9ed7eacc0b1f4f2ad72161944cf20b0"/>
+    <w:p>
+      <w:pPr>
+        <w:pStyle w:val="Heading2"/>
+      </w:pPr>
+      <w:r>
+        <w:t xml:space="preserve">Bloco 8 — Reflexão crítica (8 min) · REFLEXÃO CRÍTICA</w:t>
       </w:r>
     </w:p>
     <w:p>
@@ -5891,7 +5966,7 @@
           <w:b/>
           <w:bCs/>
         </w:rPr>
-        <w:t xml:space="preserve">Se entregares um resumo do Copilot aos coordenadores e descobrires depois que ele citou um art. 12.º-A inexistente — que efeitos pode isso ter institucionalmente?</w:t>
+        <w:t xml:space="preserve">Em que circunstâncias NÃO sumarizarias um documento com Copilot, mesmo que isso poupasse muito tempo?</w:t>
       </w:r>
       <w:r>
         <w:t xml:space="preserve"> </w:t>
@@ -5901,7 +5976,7 @@
           <w:i/>
           <w:iCs/>
         </w:rPr>
-        <w:t xml:space="preserve">(Pensa em decisões tomadas com base no resumo errado.)</w:t>
+        <w:t xml:space="preserve">(Pista: pensa em documentos com referências a casos individuais, em despachos com prazo de impugnação a correr, em pareceres com efeito vinculativo.)</w:t>
       </w:r>
     </w:p>
     <w:p>
@@ -5938,13 +6013,7 @@
           <w:b/>
           <w:bCs/>
         </w:rPr>
-        <w:t xml:space="preserve">Como sabes, em 30 segundos, que o Copilot não inventou nada num resumo de 7 bullets?</w:t>
-      </w:r>
-      <w:r>
-        <w:t xml:space="preserve"> </w:t>
-      </w:r>
-      <w:r>
-        <w:t xml:space="preserve">Descreve um método repetível (não "leio tudo outra vez", isso anula o ganho de tempo).</w:t>
+        <w:t xml:space="preserve">Se entregares um resumo do Copilot aos coordenadores e descobrires depois que ele citou um art. 12.º-A inexistente — que efeitos pode isso ter institucionalmente?</w:t>
       </w:r>
       <w:r>
         <w:t xml:space="preserve"> </w:t>
@@ -5954,7 +6023,7 @@
           <w:i/>
           <w:iCs/>
         </w:rPr>
-        <w:t xml:space="preserve">(Pista: tem três C.)</w:t>
+        <w:t xml:space="preserve">(Pensa em decisões tomadas com base no resumo errado.)</w:t>
       </w:r>
     </w:p>
     <w:p>
@@ -5991,142 +6060,23 @@
           <w:b/>
           <w:bCs/>
         </w:rPr>
-        <w:t xml:space="preserve">Caso de fronteira (sem resposta certa — debate e votação):</w:t>
-      </w:r>
-    </w:p>
-    <w:p>
-      <w:pPr>
-        <w:pStyle w:val="BlockText"/>
-      </w:pPr>
+        <w:t xml:space="preserve">Como sabes, em 30 segundos, que o Copilot não inventou nada num resumo de 7 bullets?</w:t>
+      </w:r>
+      <w:r>
+        <w:t xml:space="preserve"> </w:t>
+      </w:r>
+      <w:r>
+        <w:t xml:space="preserve">Descreve um método repetível (não "leio tudo outra vez", isso anula o ganho de tempo).</w:t>
+      </w:r>
+      <w:r>
+        <w:t xml:space="preserve"> </w:t>
+      </w:r>
       <w:r>
         <w:rPr>
           <w:i/>
           <w:iCs/>
         </w:rPr>
-        <w:t xml:space="preserve">Recebes hoje, à pressa, pedido para preparar</w:t>
-      </w:r>
-      <w:r>
-        <w:rPr>
-          <w:i/>
-          <w:iCs/>
-        </w:rPr>
-        <w:t xml:space="preserve"> </w:t>
-      </w:r>
-      <w:r>
-        <w:rPr>
-          <w:b/>
-          <w:bCs/>
-          <w:i/>
-          <w:iCs/>
-        </w:rPr>
-        <w:t xml:space="preserve">projeto de resposta</w:t>
-      </w:r>
-      <w:r>
-        <w:rPr>
-          <w:i/>
-          <w:iCs/>
-        </w:rPr>
-        <w:t xml:space="preserve"> </w:t>
-      </w:r>
-      <w:r>
-        <w:rPr>
-          <w:i/>
-          <w:iCs/>
-        </w:rPr>
-        <w:t xml:space="preserve">a uma reclamação detalhada de uma aluna que alega ter recebido tratamento discriminatório por causa da sua condição psiquiátrica num exame oral. A reclamação tem 3 páginas, é angustiada, e refere por nome três docentes envolvidos. Tens 2 horas para o draft.</w:t>
-      </w:r>
-    </w:p>
-    <w:p>
-      <w:pPr>
-        <w:pStyle w:val="FirstParagraph"/>
-      </w:pPr>
-      <w:r>
-        <w:t xml:space="preserve">Três posições possíveis:</w:t>
-      </w:r>
-    </w:p>
-    <w:p>
-      <w:pPr>
-        <w:pStyle w:val="BodyText"/>
-      </w:pPr>
-      <w:r>
-        <w:rPr>
-          <w:b/>
-          <w:bCs/>
-        </w:rPr>
-        <w:t xml:space="preserve">A.</w:t>
-      </w:r>
-      <w:r>
-        <w:t xml:space="preserve"> </w:t>
-      </w:r>
-      <w:r>
-        <w:t xml:space="preserve">"Não uso Copilot de todo — caso demasiado sensível."</w:t>
-      </w:r>
-    </w:p>
-    <w:p>
-      <w:pPr>
-        <w:pStyle w:val="BodyText"/>
-      </w:pPr>
-      <w:r>
-        <w:rPr>
-          <w:b/>
-          <w:bCs/>
-        </w:rPr>
-        <w:t xml:space="preserve">B.</w:t>
-      </w:r>
-      <w:r>
-        <w:t xml:space="preserve"> </w:t>
-      </w:r>
-      <w:r>
-        <w:t xml:space="preserve">"Uso Copilot só com inputs genéricos (estrutura do despacho, bases legais aplicáveis) — o conteúdo concreto é meu."</w:t>
-      </w:r>
-    </w:p>
-    <w:p>
-      <w:pPr>
-        <w:pStyle w:val="BodyText"/>
-      </w:pPr>
-      <w:r>
-        <w:rPr>
-          <w:b/>
-          <w:bCs/>
-        </w:rPr>
-        <w:t xml:space="preserve">C.</w:t>
-      </w:r>
-      <w:r>
-        <w:t xml:space="preserve"> </w:t>
-      </w:r>
-      <w:r>
-        <w:t xml:space="preserve">"Colo a reclamação completa para gerar um primeiro draft — depois reescrevo tudo."</w:t>
-      </w:r>
-    </w:p>
-    <w:p>
-      <w:pPr>
-        <w:pStyle w:val="BodyText"/>
-      </w:pPr>
-      <w:r>
-        <w:rPr>
-          <w:b/>
-          <w:bCs/>
-        </w:rPr>
-        <w:t xml:space="preserve">Vota A, B ou C no chat — discutimos a seguir.</w:t>
-      </w:r>
-      <w:r>
-        <w:t xml:space="preserve"> </w:t>
-      </w:r>
-      <w:r>
-        <w:t xml:space="preserve">Regista a tua justificação</w:t>
-      </w:r>
-      <w:r>
-        <w:t xml:space="preserve"> </w:t>
-      </w:r>
-      <w:r>
-        <w:rPr>
-          <w:i/>
-          <w:iCs/>
-        </w:rPr>
-        <w:t xml:space="preserve">(pista: pensa nos três níveis — input, processamento, output — e em que dados podem entrar no Copilot e quais não)</w:t>
-      </w:r>
-      <w:r>
-        <w:t xml:space="preserve">:</w:t>
+        <w:t xml:space="preserve">(Pista: tem três C.)</w:t>
       </w:r>
     </w:p>
     <w:p>
@@ -6151,6 +6101,157 @@
       </w:r>
     </w:p>
     <w:p>
+      <w:pPr>
+        <w:pStyle w:val="Compact"/>
+        <w:numPr>
+          <w:ilvl w:val="0"/>
+          <w:numId w:val="1029"/>
+        </w:numPr>
+      </w:pPr>
+      <w:r>
+        <w:rPr>
+          <w:b/>
+          <w:bCs/>
+        </w:rPr>
+        <w:t xml:space="preserve">Caso de fronteira (sem resposta certa — debate e votação):</w:t>
+      </w:r>
+    </w:p>
+    <w:p>
+      <w:pPr>
+        <w:pStyle w:val="BlockText"/>
+      </w:pPr>
+      <w:r>
+        <w:rPr>
+          <w:i/>
+          <w:iCs/>
+        </w:rPr>
+        <w:t xml:space="preserve">Recebes hoje, à pressa, pedido para preparar</w:t>
+      </w:r>
+      <w:r>
+        <w:rPr>
+          <w:i/>
+          <w:iCs/>
+        </w:rPr>
+        <w:t xml:space="preserve"> </w:t>
+      </w:r>
+      <w:r>
+        <w:rPr>
+          <w:b/>
+          <w:bCs/>
+          <w:i/>
+          <w:iCs/>
+        </w:rPr>
+        <w:t xml:space="preserve">projeto de resposta</w:t>
+      </w:r>
+      <w:r>
+        <w:rPr>
+          <w:i/>
+          <w:iCs/>
+        </w:rPr>
+        <w:t xml:space="preserve"> </w:t>
+      </w:r>
+      <w:r>
+        <w:rPr>
+          <w:i/>
+          <w:iCs/>
+        </w:rPr>
+        <w:t xml:space="preserve">a uma reclamação detalhada de uma aluna que alega ter recebido tratamento discriminatório por causa da sua condição psiquiátrica num exame oral. A reclamação tem 3 páginas, é angustiada, e refere por nome três docentes envolvidos. Tens 2 horas para o draft.</w:t>
+      </w:r>
+    </w:p>
+    <w:p>
+      <w:pPr>
+        <w:pStyle w:val="FirstParagraph"/>
+      </w:pPr>
+      <w:r>
+        <w:t xml:space="preserve">Três posições possíveis:</w:t>
+      </w:r>
+    </w:p>
+    <w:p>
+      <w:pPr>
+        <w:pStyle w:val="BodyText"/>
+      </w:pPr>
+      <w:r>
+        <w:rPr>
+          <w:b/>
+          <w:bCs/>
+        </w:rPr>
+        <w:t xml:space="preserve">A.</w:t>
+      </w:r>
+      <w:r>
+        <w:t xml:space="preserve"> </w:t>
+      </w:r>
+      <w:r>
+        <w:t xml:space="preserve">"Não uso Copilot de todo — caso demasiado sensível."</w:t>
+      </w:r>
+    </w:p>
+    <w:p>
+      <w:pPr>
+        <w:pStyle w:val="BodyText"/>
+      </w:pPr>
+      <w:r>
+        <w:rPr>
+          <w:b/>
+          <w:bCs/>
+        </w:rPr>
+        <w:t xml:space="preserve">B.</w:t>
+      </w:r>
+      <w:r>
+        <w:t xml:space="preserve"> </w:t>
+      </w:r>
+      <w:r>
+        <w:t xml:space="preserve">"Uso Copilot só com inputs genéricos (estrutura do despacho, bases legais aplicáveis) — o conteúdo concreto é meu."</w:t>
+      </w:r>
+    </w:p>
+    <w:p>
+      <w:pPr>
+        <w:pStyle w:val="BodyText"/>
+      </w:pPr>
+      <w:r>
+        <w:rPr>
+          <w:b/>
+          <w:bCs/>
+        </w:rPr>
+        <w:t xml:space="preserve">C.</w:t>
+      </w:r>
+      <w:r>
+        <w:t xml:space="preserve"> </w:t>
+      </w:r>
+      <w:r>
+        <w:t xml:space="preserve">"Colo a reclamação completa para gerar um primeiro draft — depois reescrevo tudo."</w:t>
+      </w:r>
+    </w:p>
+    <w:p>
+      <w:pPr>
+        <w:pStyle w:val="BodyText"/>
+      </w:pPr>
+      <w:r>
+        <w:rPr>
+          <w:b/>
+          <w:bCs/>
+        </w:rPr>
+        <w:t xml:space="preserve">Vota A, B ou C no chat — discutimos a seguir.</w:t>
+      </w:r>
+      <w:r>
+        <w:t xml:space="preserve"> </w:t>
+      </w:r>
+      <w:r>
+        <w:t xml:space="preserve">Regista a tua justificação</w:t>
+      </w:r>
+      <w:r>
+        <w:t xml:space="preserve"> </w:t>
+      </w:r>
+      <w:r>
+        <w:rPr>
+          <w:i/>
+          <w:iCs/>
+        </w:rPr>
+        <w:t xml:space="preserve">(pista: pensa nos três níveis — input, processamento, output — e em que dados podem entrar no Copilot e quais não)</w:t>
+      </w:r>
+      <w:r>
+        <w:t xml:space="preserve">:</w:t>
+      </w:r>
+    </w:p>
+    <w:p>
       <w:r>
         <w:pict>
           <v:rect style="width:0;height:1.5pt" o:hralign="center" o:hrstd="t" o:hr="t"/>
@@ -6165,6 +6266,27 @@
       </w:r>
     </w:p>
     <w:p>
+      <w:r>
+        <w:pict>
+          <v:rect style="width:0;height:1.5pt" o:hralign="center" o:hrstd="t" o:hr="t"/>
+        </w:pict>
+      </w:r>
+    </w:p>
+    <w:p>
+      <w:r>
+        <w:pict>
+          <v:rect style="width:0;height:1.5pt" o:hralign="center" o:hrstd="t" o:hr="t"/>
+        </w:pict>
+      </w:r>
+    </w:p>
+    <w:p>
+      <w:r>
+        <w:pict>
+          <v:rect style="width:0;height:1.5pt" o:hralign="center" o:hrstd="t" o:hr="t"/>
+        </w:pict>
+      </w:r>
+    </w:p>
+    <w:p>
       <w:pPr>
         <w:pStyle w:val="BlockText"/>
       </w:pPr>
@@ -6184,8 +6306,8 @@
         <w:t xml:space="preserve">Versão 1.0 · 2026 · Formação ANFUP "IA — Aplicações ao trabalho das IES" · formador Nuno Salvador</w:t>
       </w:r>
     </w:p>
-    <w:bookmarkEnd w:id="52"/>
     <w:bookmarkEnd w:id="53"/>
+    <w:bookmarkEnd w:id="54"/>
     <w:sectPr>
       <w:footnotePr>
         <w:numRestart w:val="eachSect"/>
@@ -6951,6 +7073,36 @@
     </w:lvlOverride>
   </w:num>
   <w:num w:numId="1006">
+    <w:abstractNumId w:val="99411"/>
+    <w:lvlOverride w:ilvl="0">
+      <w:startOverride w:val="1"/>
+    </w:lvlOverride>
+    <w:lvlOverride w:ilvl="1">
+      <w:startOverride w:val="1"/>
+    </w:lvlOverride>
+    <w:lvlOverride w:ilvl="2">
+      <w:startOverride w:val="1"/>
+    </w:lvlOverride>
+    <w:lvlOverride w:ilvl="3">
+      <w:startOverride w:val="1"/>
+    </w:lvlOverride>
+    <w:lvlOverride w:ilvl="4">
+      <w:startOverride w:val="1"/>
+    </w:lvlOverride>
+    <w:lvlOverride w:ilvl="5">
+      <w:startOverride w:val="1"/>
+    </w:lvlOverride>
+    <w:lvlOverride w:ilvl="6">
+      <w:startOverride w:val="1"/>
+    </w:lvlOverride>
+    <w:lvlOverride w:ilvl="7">
+      <w:startOverride w:val="1"/>
+    </w:lvlOverride>
+    <w:lvlOverride w:ilvl="8">
+      <w:startOverride w:val="1"/>
+    </w:lvlOverride>
+  </w:num>
+  <w:num w:numId="1007">
     <w:abstractNumId w:val="99415"/>
     <w:lvlOverride w:ilvl="0">
       <w:startOverride w:val="5"/>
@@ -6980,7 +7132,7 @@
       <w:startOverride w:val="5"/>
     </w:lvlOverride>
   </w:num>
-  <w:num w:numId="1007">
+  <w:num w:numId="1008">
     <w:abstractNumId w:val="99411"/>
     <w:lvlOverride w:ilvl="0">
       <w:startOverride w:val="1"/>
@@ -7009,9 +7161,6 @@
     <w:lvlOverride w:ilvl="8">
       <w:startOverride w:val="1"/>
     </w:lvlOverride>
-  </w:num>
-  <w:num w:numId="1008">
-    <w:abstractNumId w:val="991"/>
   </w:num>
   <w:num w:numId="1009">
     <w:abstractNumId w:val="991"/>
@@ -7020,6 +7169,9 @@
     <w:abstractNumId w:val="991"/>
   </w:num>
   <w:num w:numId="1011">
+    <w:abstractNumId w:val="991"/>
+  </w:num>
+  <w:num w:numId="1012">
     <w:abstractNumId w:val="99411"/>
     <w:lvlOverride w:ilvl="0">
       <w:startOverride w:val="1"/>
@@ -7048,9 +7200,6 @@
     <w:lvlOverride w:ilvl="8">
       <w:startOverride w:val="1"/>
     </w:lvlOverride>
-  </w:num>
-  <w:num w:numId="1012">
-    <w:abstractNumId w:val="991"/>
   </w:num>
   <w:num w:numId="1013">
     <w:abstractNumId w:val="991"/>
@@ -7074,6 +7223,9 @@
     <w:abstractNumId w:val="991"/>
   </w:num>
   <w:num w:numId="1020">
+    <w:abstractNumId w:val="991"/>
+  </w:num>
+  <w:num w:numId="1021">
     <w:abstractNumId w:val="99411"/>
     <w:lvlOverride w:ilvl="0">
       <w:startOverride w:val="1"/>
@@ -7103,38 +7255,8 @@
       <w:startOverride w:val="1"/>
     </w:lvlOverride>
   </w:num>
-  <w:num w:numId="1021">
+  <w:num w:numId="1022">
     <w:abstractNumId w:val="991"/>
-  </w:num>
-  <w:num w:numId="1022">
-    <w:abstractNumId w:val="99411"/>
-    <w:lvlOverride w:ilvl="0">
-      <w:startOverride w:val="1"/>
-    </w:lvlOverride>
-    <w:lvlOverride w:ilvl="1">
-      <w:startOverride w:val="1"/>
-    </w:lvlOverride>
-    <w:lvlOverride w:ilvl="2">
-      <w:startOverride w:val="1"/>
-    </w:lvlOverride>
-    <w:lvlOverride w:ilvl="3">
-      <w:startOverride w:val="1"/>
-    </w:lvlOverride>
-    <w:lvlOverride w:ilvl="4">
-      <w:startOverride w:val="1"/>
-    </w:lvlOverride>
-    <w:lvlOverride w:ilvl="5">
-      <w:startOverride w:val="1"/>
-    </w:lvlOverride>
-    <w:lvlOverride w:ilvl="6">
-      <w:startOverride w:val="1"/>
-    </w:lvlOverride>
-    <w:lvlOverride w:ilvl="7">
-      <w:startOverride w:val="1"/>
-    </w:lvlOverride>
-    <w:lvlOverride w:ilvl="8">
-      <w:startOverride w:val="1"/>
-    </w:lvlOverride>
   </w:num>
   <w:num w:numId="1023">
     <w:abstractNumId w:val="99411"/>
@@ -7167,9 +7289,39 @@
     </w:lvlOverride>
   </w:num>
   <w:num w:numId="1024">
+    <w:abstractNumId w:val="99411"/>
+    <w:lvlOverride w:ilvl="0">
+      <w:startOverride w:val="1"/>
+    </w:lvlOverride>
+    <w:lvlOverride w:ilvl="1">
+      <w:startOverride w:val="1"/>
+    </w:lvlOverride>
+    <w:lvlOverride w:ilvl="2">
+      <w:startOverride w:val="1"/>
+    </w:lvlOverride>
+    <w:lvlOverride w:ilvl="3">
+      <w:startOverride w:val="1"/>
+    </w:lvlOverride>
+    <w:lvlOverride w:ilvl="4">
+      <w:startOverride w:val="1"/>
+    </w:lvlOverride>
+    <w:lvlOverride w:ilvl="5">
+      <w:startOverride w:val="1"/>
+    </w:lvlOverride>
+    <w:lvlOverride w:ilvl="6">
+      <w:startOverride w:val="1"/>
+    </w:lvlOverride>
+    <w:lvlOverride w:ilvl="7">
+      <w:startOverride w:val="1"/>
+    </w:lvlOverride>
+    <w:lvlOverride w:ilvl="8">
+      <w:startOverride w:val="1"/>
+    </w:lvlOverride>
+  </w:num>
+  <w:num w:numId="1025">
     <w:abstractNumId w:val="991"/>
   </w:num>
-  <w:num w:numId="1025">
+  <w:num w:numId="1026">
     <w:abstractNumId w:val="99411"/>
     <w:lvlOverride w:ilvl="0">
       <w:startOverride w:val="1"/>
@@ -7199,7 +7351,7 @@
       <w:startOverride w:val="1"/>
     </w:lvlOverride>
   </w:num>
-  <w:num w:numId="1026">
+  <w:num w:numId="1027">
     <w:abstractNumId w:val="99412"/>
     <w:lvlOverride w:ilvl="0">
       <w:startOverride w:val="2"/>
@@ -7229,7 +7381,7 @@
       <w:startOverride w:val="2"/>
     </w:lvlOverride>
   </w:num>
-  <w:num w:numId="1027">
+  <w:num w:numId="1028">
     <w:abstractNumId w:val="99413"/>
     <w:lvlOverride w:ilvl="0">
       <w:startOverride w:val="3"/>
@@ -7259,7 +7411,7 @@
       <w:startOverride w:val="3"/>
     </w:lvlOverride>
   </w:num>
-  <w:num w:numId="1028">
+  <w:num w:numId="1029">
     <w:abstractNumId w:val="99414"/>
     <w:lvlOverride w:ilvl="0">
       <w:startOverride w:val="4"/>

--- a/sessoes/sessao-04/Worksheet_S04_Word_Oficios.docx
+++ b/sessoes/sessao-04/Worksheet_S04_Word_Oficios.docx
@@ -3069,7 +3069,36 @@
         <w:t xml:space="preserve"> </w:t>
       </w:r>
       <w:r>
-        <w:t xml:space="preserve">No Copilot (no Word, com licença; no Copilot Chat, sem licença — cola primeiro o texto do DOC-A), escreve o seguinte prompt usando GCSE:</w:t>
+        <w:t xml:space="preserve">No Copilot (no Word, com licença; no Copilot Chat, sem licença — cola primeiro o texto do DOC-A), faz o contraste em dois tempos: corre primeiro,</w:t>
+      </w:r>
+      <w:r>
+        <w:t xml:space="preserve"> </w:t>
+      </w:r>
+      <w:r>
+        <w:rPr>
+          <w:b/>
+          <w:bCs/>
+        </w:rPr>
+        <w:t xml:space="preserve">tal e qual</w:t>
+      </w:r>
+      <w:r>
+        <w:t xml:space="preserve">, o prompt fraco da S03 —</w:t>
+      </w:r>
+      <w:r>
+        <w:t xml:space="preserve"> </w:t>
+      </w:r>
+      <w:r>
+        <w:rPr>
+          <w:i/>
+          <w:iCs/>
+        </w:rPr>
+        <w:t xml:space="preserve">"Resume este regulamento."</w:t>
+      </w:r>
+      <w:r>
+        <w:t xml:space="preserve"> </w:t>
+      </w:r>
+      <w:r>
+        <w:t xml:space="preserve">— e guarda o output. Depois corre o prompt completo usando GCSE:</w:t>
       </w:r>
     </w:p>
     <w:tbl>
@@ -3375,6 +3404,31 @@
       </w:r>
       <w:r>
         <w:t xml:space="preserve">foi capturada corretamente — incluindo os limites (≤14 valores, uma única melhoria)?</w:t>
+      </w:r>
+    </w:p>
+    <w:p>
+      <w:pPr>
+        <w:pStyle w:val="Compact"/>
+        <w:numPr>
+          <w:ilvl w:val="0"/>
+          <w:numId w:val="1018"/>
+        </w:numPr>
+      </w:pPr>
+      <w:r>
+        <w:t xml:space="preserve">□</w:t>
+      </w:r>
+      <w:r>
+        <w:t xml:space="preserve"> </w:t>
+      </w:r>
+      <w:r>
+        <w:rPr>
+          <w:b/>
+          <w:bCs/>
+        </w:rPr>
+        <w:t xml:space="preserve">Compara com o output do prompt fraco</w:t>
+      </w:r>
+      <w:r>
+        <w:t xml:space="preserve">: o que é que o GCSE acrescentou (estrutura? artigos citados? termos preservados?)? ____________________________</w:t>
       </w:r>
     </w:p>
     <w:p>
@@ -4089,6 +4143,40 @@
       </w:pPr>
       <w:r>
         <w:t xml:space="preserve">Anota qualquer divergência</w:t>
+      </w:r>
+    </w:p>
+    <w:p>
+      <w:pPr>
+        <w:pStyle w:val="FirstParagraph"/>
+      </w:pPr>
+      <w:r>
+        <w:t xml:space="preserve">⏱</w:t>
+      </w:r>
+      <w:r>
+        <w:t xml:space="preserve"> </w:t>
+      </w:r>
+      <w:r>
+        <w:rPr>
+          <w:b/>
+          <w:bCs/>
+        </w:rPr>
+        <w:t xml:space="preserve">E cronometra a validação.</w:t>
+      </w:r>
+      <w:r>
+        <w:t xml:space="preserve"> </w:t>
+      </w:r>
+      <w:r>
+        <w:t xml:space="preserve">No piloto australiano (7 600 funcionários da administração pública), o tempo de verificação anulou parte dos ganhos de eficiência — o CCC existe exatamente para isso. Se a tua validação demorou ~1 minuto, acabaste de proteger os outros minutos que o Copilot te poupou.</w:t>
+      </w:r>
+      <w:r>
+        <w:t xml:space="preserve"> </w:t>
+      </w:r>
+      <w:r>
+        <w:rPr>
+          <w:b/>
+          <w:bCs/>
+        </w:rPr>
+        <w:t xml:space="preserve">Tempo do meu CCC: ______</w:t>
       </w:r>
     </w:p>
     <w:bookmarkEnd w:id="33"/>
